--- a/dist/BA Generator/Master Folder/Master BA Timlak RO Konsultan/01. BA Reviu Persiapan Pengadaan.docx
+++ b/dist/BA Generator/Master Folder/Master BA Timlak RO Konsultan/01. BA Reviu Persiapan Pengadaan.docx
@@ -2,21 +2,6 @@
 <file path=word/document.xml><?xml version="1.0" encoding="utf-8"?>
 <w:document xmlns:wpc="http://schemas.microsoft.com/office/word/2010/wordprocessingCanvas" xmlns:cx="http://schemas.microsoft.com/office/drawing/2014/chartex" xmlns:cx1="http://schemas.microsoft.com/office/drawing/2015/9/8/chartex" xmlns:cx2="http://schemas.microsoft.com/office/drawing/2015/10/21/chartex" xmlns:cx3="http://schemas.microsoft.com/office/drawing/2016/5/9/chartex" xmlns:cx4="http://schemas.microsoft.com/office/drawing/2016/5/10/chartex" xmlns:cx5="http://schemas.microsoft.com/office/drawing/2016/5/11/chartex" xmlns:cx6="http://schemas.microsoft.com/office/drawing/2016/5/12/chartex" xmlns:cx7="http://schemas.microsoft.com/office/drawing/2016/5/13/chartex" xmlns:cx8="http://schemas.microsoft.com/office/drawing/2016/5/14/chartex" xmlns:mc="http://schemas.openxmlformats.org/markup-compatibility/2006" xmlns:aink="http://schemas.microsoft.com/office/drawing/2016/ink" xmlns:am3d="http://schemas.microsoft.com/office/drawing/2017/model3d" xmlns:o="urn:schemas-microsoft-com:office:office" xmlns:oel="http://schemas.microsoft.com/office/2019/extlst" xmlns:r="http://schemas.openxmlformats.org/officeDocument/2006/relationships" xmlns:m="http://schemas.openxmlformats.org/officeDocument/2006/math" xmlns:v="urn:schemas-microsoft-com:vml" xmlns:wp14="http://schemas.microsoft.com/office/word/2010/wordprocessingDrawing" xmlns:wp="http://schemas.openxmlformats.org/drawingml/2006/wordprocessingDrawing" xmlns:w10="urn:schemas-microsoft-com:office:word" xmlns:w="http://schemas.openxmlformats.org/wordprocessingml/2006/main" xmlns:w14="http://schemas.microsoft.com/office/word/2010/wordml" xmlns:w15="http://schemas.microsoft.com/office/word/2012/wordml" xmlns:w16cex="http://schemas.microsoft.com/office/word/2018/wordml/cex" xmlns:w16cid="http://schemas.microsoft.com/office/word/2016/wordml/cid" xmlns:w16="http://schemas.microsoft.com/office/word/2018/wordml" xmlns:w16du="http://schemas.microsoft.com/office/word/2023/wordml/word16du" xmlns:w16sdtdh="http://schemas.microsoft.com/office/word/2020/wordml/sdtdatahash" xmlns:w16sdtfl="http://schemas.microsoft.com/office/word/2024/wordml/sdtformatlock" xmlns:w16se="http://schemas.microsoft.com/office/word/2015/wordml/symex" xmlns:wpg="http://schemas.microsoft.com/office/word/2010/wordprocessingGroup" xmlns:wpi="http://schemas.microsoft.com/office/word/2010/wordprocessingInk" xmlns:wne="http://schemas.microsoft.com/office/word/2006/wordml" xmlns:wps="http://schemas.microsoft.com/office/word/2010/wordprocessingShape" mc:Ignorable="w14 w15 w16se w16cid w16 w16cex w16sdtdh w16sdtfl w16du wp14">
   <w:body>
-    <w:p>
-      <w:pPr>
-        <w:spacing w:before="32" w:line="276" w:lineRule="auto"/>
-        <w:ind w:right="28"/>
-        <w:jc w:val="center"/>
-        <w:rPr>
-          <w:rFonts w:ascii="Arial" w:eastAsia="Arial" w:hAnsi="Arial" w:cs="Arial"/>
-          <w:b/>
-          <w:bCs/>
-          <w:spacing w:val="1"/>
-          <w:sz w:val="22"/>
-          <w:szCs w:val="22"/>
-        </w:rPr>
-      </w:pPr>
-    </w:p>
     <w:p>
       <w:pPr>
         <w:spacing w:before="32" w:line="276" w:lineRule="auto"/>
@@ -4433,129 +4418,64 @@
           <w:sz w:val="22"/>
           <w:szCs w:val="22"/>
         </w:rPr>
-        <w:t>Surat Edaran Kepala Lembaga Kebijakan Pengadaan Barang/Jasa Pemerintah Republik Indonesia Nomor 3 Tahun 2022 tentang Penjelasan Atas Pelaksanaan Penunjukan Langsung Permintaan Berulang (Repeat Order) Pengadaan Jasa Konsultansi;</w:t>
-      </w:r>
+        <w:t>Standar Operasional Prosedur Nomor 13/SOP.04/2024 tanggal 15 Juli 2024 tentang Reviu Dokumen Persiapan Pengadaan dan Penyiapan Dokumen Pemilihan;</w:t>
+      </w:r>
+    </w:p>
+    <w:p>
+      <w:pPr>
+        <w:spacing w:before="2" w:line="276" w:lineRule="auto"/>
+        <w:ind w:right="28"/>
+        <w:jc w:val="both"/>
+        <w:rPr>
+          <w:rFonts w:ascii="Arial" w:eastAsia="Arial" w:hAnsi="Arial" w:cs="Arial"/>
+          <w:sz w:val="22"/>
+          <w:szCs w:val="22"/>
+        </w:rPr>
+      </w:pPr>
+    </w:p>
+    <w:p>
+      <w:pPr>
+        <w:spacing w:before="2" w:line="276" w:lineRule="auto"/>
+        <w:ind w:right="28"/>
+        <w:jc w:val="both"/>
+        <w:rPr>
+          <w:rFonts w:ascii="Arial" w:eastAsia="Arial" w:hAnsi="Arial" w:cs="Arial"/>
+          <w:sz w:val="22"/>
+          <w:szCs w:val="22"/>
+        </w:rPr>
+      </w:pPr>
+    </w:p>
+    <w:p>
+      <w:pPr>
+        <w:spacing w:before="2" w:line="276" w:lineRule="auto"/>
+        <w:ind w:right="28"/>
+        <w:jc w:val="both"/>
+        <w:rPr>
+          <w:rFonts w:ascii="Arial" w:eastAsia="Arial" w:hAnsi="Arial" w:cs="Arial"/>
+          <w:sz w:val="22"/>
+          <w:szCs w:val="22"/>
+        </w:rPr>
+      </w:pPr>
     </w:p>
     <w:p>
       <w:pPr>
         <w:pStyle w:val="ListParagraph"/>
         <w:spacing w:before="2" w:line="276" w:lineRule="auto"/>
         <w:ind w:left="927" w:right="28"/>
-        <w:jc w:val="both"/>
-        <w:rPr>
-          <w:rFonts w:ascii="Arial" w:eastAsia="Arial" w:hAnsi="Arial" w:cs="Arial"/>
-          <w:sz w:val="22"/>
-          <w:szCs w:val="22"/>
-        </w:rPr>
-      </w:pPr>
-    </w:p>
-    <w:p>
-      <w:pPr>
-        <w:spacing w:before="2" w:line="276" w:lineRule="auto"/>
-        <w:ind w:left="567" w:right="28"/>
         <w:jc w:val="right"/>
         <w:rPr>
           <w:rFonts w:ascii="Arial" w:eastAsia="Arial" w:hAnsi="Arial" w:cs="Arial"/>
-          <w:i/>
-          <w:iCs/>
-          <w:sz w:val="22"/>
-          <w:szCs w:val="22"/>
-        </w:rPr>
-      </w:pPr>
-      <w:r>
-        <w:rPr>
-          <w:rFonts w:ascii="Arial" w:eastAsia="Arial" w:hAnsi="Arial" w:cs="Arial"/>
-          <w:i/>
-          <w:iCs/>
-          <w:sz w:val="22"/>
-          <w:szCs w:val="22"/>
-        </w:rPr>
-        <w:t xml:space="preserve">e. </w:t>
-      </w:r>
-      <w:r>
-        <w:rPr>
-          <w:rFonts w:ascii="Arial" w:eastAsia="Arial" w:hAnsi="Arial" w:cs="Arial"/>
-          <w:i/>
-          <w:iCs/>
-          <w:sz w:val="22"/>
-          <w:szCs w:val="22"/>
-          <w:lang w:val="en-US"/>
-        </w:rPr>
-        <w:t>Surat</w:t>
-      </w:r>
-      <w:r>
-        <w:rPr>
-          <w:rFonts w:ascii="Arial" w:eastAsia="Arial" w:hAnsi="Arial" w:cs="Arial"/>
-          <w:i/>
-          <w:iCs/>
-          <w:sz w:val="22"/>
-          <w:szCs w:val="22"/>
-        </w:rPr>
-        <w:t>...</w:t>
-      </w:r>
-    </w:p>
-    <w:p>
-      <w:pPr>
-        <w:pStyle w:val="ListParagraph"/>
-        <w:spacing w:before="2" w:line="276" w:lineRule="auto"/>
-        <w:ind w:left="927" w:right="28"/>
-        <w:jc w:val="both"/>
-        <w:rPr>
-          <w:rFonts w:ascii="Arial" w:eastAsia="Arial" w:hAnsi="Arial" w:cs="Arial"/>
-          <w:sz w:val="22"/>
-          <w:szCs w:val="22"/>
-        </w:rPr>
-      </w:pPr>
-    </w:p>
-    <w:p>
-      <w:pPr>
-        <w:pStyle w:val="ListParagraph"/>
-        <w:numPr>
-          <w:ilvl w:val="0"/>
-          <w:numId w:val="1"/>
-        </w:numPr>
-        <w:spacing w:before="2" w:line="276" w:lineRule="auto"/>
-        <w:ind w:right="28"/>
-        <w:jc w:val="both"/>
-        <w:rPr>
-          <w:rFonts w:ascii="Arial" w:eastAsia="Arial" w:hAnsi="Arial" w:cs="Arial"/>
-          <w:sz w:val="22"/>
-          <w:szCs w:val="22"/>
-        </w:rPr>
-      </w:pPr>
-      <w:r>
-        <w:rPr>
-          <w:rFonts w:ascii="Arial" w:eastAsia="Arial" w:hAnsi="Arial" w:cs="Arial"/>
-          <w:sz w:val="22"/>
-          <w:szCs w:val="22"/>
-        </w:rPr>
-        <w:t>Surat Edaran Menteri PUPR Nomor 14/SE/M/2024 tentang Pedoman Penunjukan Langsung Permintaan Berulang (</w:t>
-      </w:r>
-      <w:r>
-        <w:rPr>
-          <w:rFonts w:ascii="Arial" w:eastAsia="Arial" w:hAnsi="Arial" w:cs="Arial"/>
-          <w:i/>
-          <w:iCs/>
-          <w:sz w:val="22"/>
-          <w:szCs w:val="22"/>
-        </w:rPr>
-        <w:t>Repeat Order</w:t>
-      </w:r>
-      <w:r>
-        <w:rPr>
-          <w:rFonts w:ascii="Arial" w:eastAsia="Arial" w:hAnsi="Arial" w:cs="Arial"/>
-          <w:sz w:val="22"/>
-          <w:szCs w:val="22"/>
-        </w:rPr>
-        <w:t>) dalam Pengadaan Jasa Konsultansi di Kementerian Pekerjaan Umum dan Perumahan Rakyat</w:t>
-      </w:r>
-      <w:r>
-        <w:rPr>
-          <w:rFonts w:ascii="Arial" w:eastAsia="Arial" w:hAnsi="Arial" w:cs="Arial"/>
-          <w:sz w:val="22"/>
-          <w:szCs w:val="22"/>
-        </w:rPr>
-        <w:t>;</w:t>
+          <w:sz w:val="22"/>
+          <w:szCs w:val="22"/>
+        </w:rPr>
+      </w:pPr>
+      <w:r>
+        <w:rPr>
+          <w:rFonts w:ascii="Arial" w:eastAsia="Arial" w:hAnsi="Arial" w:cs="Arial"/>
+          <w:sz w:val="22"/>
+          <w:szCs w:val="22"/>
+        </w:rPr>
+        <w:t>e. Keputusan...</w:t>
       </w:r>
     </w:p>
     <w:p>
@@ -4582,6 +4502,7 @@
           <w:sz w:val="22"/>
           <w:szCs w:val="22"/>
         </w:rPr>
+        <w:lastRenderedPageBreak/>
         <w:t>K</w:t>
       </w:r>
       <w:r>
@@ -5838,6 +5759,7 @@
       <w:r>
         <w:rPr>
           <w:rFonts w:ascii="Arial" w:eastAsia="Arial" w:hAnsi="Arial" w:cs="Arial"/>
+          <w:spacing w:val="-2"/>
           <w:sz w:val="22"/>
           <w:szCs w:val="22"/>
         </w:rPr>
@@ -6666,12 +6588,25 @@
     </w:p>
     <w:p>
       <w:pPr>
+        <w:pStyle w:val="ListParagraph"/>
         <w:spacing w:line="276" w:lineRule="auto"/>
-        <w:ind w:right="28"/>
-        <w:rPr>
-          <w:rFonts w:ascii="Arial" w:eastAsia="Arial" w:hAnsi="Arial" w:cs="Arial"/>
-          <w:i/>
-          <w:iCs/>
+        <w:ind w:left="567" w:right="28"/>
+        <w:jc w:val="both"/>
+        <w:rPr>
+          <w:rFonts w:ascii="Arial" w:eastAsia="Arial" w:hAnsi="Arial" w:cs="Arial"/>
+          <w:sz w:val="22"/>
+          <w:szCs w:val="22"/>
+        </w:rPr>
+      </w:pPr>
+    </w:p>
+    <w:p>
+      <w:pPr>
+        <w:pStyle w:val="ListParagraph"/>
+        <w:spacing w:line="276" w:lineRule="auto"/>
+        <w:ind w:left="567" w:right="28"/>
+        <w:jc w:val="both"/>
+        <w:rPr>
+          <w:rFonts w:ascii="Arial" w:eastAsia="Arial" w:hAnsi="Arial" w:cs="Arial"/>
           <w:sz w:val="22"/>
           <w:szCs w:val="22"/>
         </w:rPr>
@@ -6690,11 +6625,28 @@
           <w:sz w:val="22"/>
           <w:szCs w:val="22"/>
         </w:rPr>
+      </w:pPr>
+    </w:p>
+    <w:p>
+      <w:pPr>
+        <w:pStyle w:val="ListParagraph"/>
+        <w:spacing w:line="276" w:lineRule="auto"/>
+        <w:ind w:left="567" w:right="28"/>
+        <w:jc w:val="right"/>
+        <w:rPr>
+          <w:rFonts w:ascii="Arial" w:eastAsia="Arial" w:hAnsi="Arial" w:cs="Arial"/>
+          <w:i/>
+          <w:iCs/>
+          <w:sz w:val="22"/>
+          <w:szCs w:val="22"/>
+        </w:rPr>
         <w:sectPr>
-          <w:headerReference w:type="default" r:id="rId11"/>
-          <w:footerReference w:type="default" r:id="rId12"/>
-          <w:headerReference w:type="first" r:id="rId13"/>
-          <w:footerReference w:type="first" r:id="rId14"/>
+          <w:headerReference w:type="even" r:id="rId11"/>
+          <w:headerReference w:type="default" r:id="rId12"/>
+          <w:footerReference w:type="even" r:id="rId13"/>
+          <w:footerReference w:type="default" r:id="rId14"/>
+          <w:headerReference w:type="first" r:id="rId15"/>
+          <w:footerReference w:type="first" r:id="rId16"/>
           <w:pgSz w:w="11907" w:h="16840" w:code="9"/>
           <w:pgMar w:top="1134" w:right="1134" w:bottom="1418" w:left="1418" w:header="720" w:footer="284" w:gutter="0"/>
           <w:cols w:space="720"/>
@@ -6727,7 +6679,6 @@
           <w:rFonts w:ascii="Arial" w:hAnsi="Arial" w:cs="Arial"/>
           <w:sz w:val="22"/>
           <w:szCs w:val="22"/>
-          <w:highlight w:val="yellow"/>
         </w:rPr>
       </w:pPr>
       <w:r>
@@ -6737,7 +6688,6 @@
           <w:bCs/>
           <w:sz w:val="22"/>
           <w:szCs w:val="22"/>
-          <w:highlight w:val="yellow"/>
         </w:rPr>
         <w:lastRenderedPageBreak/>
         <w:t>Hasil Reviu</w:t>
@@ -6749,7 +6699,6 @@
           <w:bCs/>
           <w:sz w:val="22"/>
           <w:szCs w:val="22"/>
-          <w:highlight w:val="yellow"/>
         </w:rPr>
         <w:t xml:space="preserve"> Dokumen Persiapan Pengadaan</w:t>
       </w:r>
@@ -6792,7 +6741,6 @@
                 <w:bCs/>
                 <w:sz w:val="22"/>
                 <w:szCs w:val="22"/>
-                <w:highlight w:val="yellow"/>
               </w:rPr>
             </w:pPr>
             <w:r>
@@ -6802,7 +6750,6 @@
                 <w:bCs/>
                 <w:sz w:val="22"/>
                 <w:szCs w:val="22"/>
-                <w:highlight w:val="yellow"/>
               </w:rPr>
               <w:t>No.</w:t>
             </w:r>
@@ -6825,7 +6772,6 @@
                 <w:bCs/>
                 <w:sz w:val="22"/>
                 <w:szCs w:val="22"/>
-                <w:highlight w:val="yellow"/>
               </w:rPr>
             </w:pPr>
             <w:r>
@@ -6835,7 +6781,6 @@
                 <w:bCs/>
                 <w:sz w:val="22"/>
                 <w:szCs w:val="22"/>
-                <w:highlight w:val="yellow"/>
               </w:rPr>
               <w:t>Uraian Dokumen</w:t>
             </w:r>
@@ -6857,7 +6802,6 @@
                 <w:bCs/>
                 <w:sz w:val="22"/>
                 <w:szCs w:val="22"/>
-                <w:highlight w:val="yellow"/>
               </w:rPr>
             </w:pPr>
             <w:r>
@@ -6867,7 +6811,6 @@
                 <w:bCs/>
                 <w:sz w:val="22"/>
                 <w:szCs w:val="22"/>
-                <w:highlight w:val="yellow"/>
                 <w:lang w:val="en-US"/>
               </w:rPr>
               <w:t>Catatan/</w:t>
@@ -6879,7 +6822,6 @@
                 <w:bCs/>
                 <w:sz w:val="22"/>
                 <w:szCs w:val="22"/>
-                <w:highlight w:val="yellow"/>
               </w:rPr>
               <w:t>Tanggapan</w:t>
             </w:r>
@@ -6902,7 +6844,6 @@
                 <w:bCs/>
                 <w:sz w:val="22"/>
                 <w:szCs w:val="22"/>
-                <w:highlight w:val="yellow"/>
                 <w:lang w:val="en-US"/>
               </w:rPr>
             </w:pPr>
@@ -6913,7 +6854,6 @@
                 <w:bCs/>
                 <w:sz w:val="22"/>
                 <w:szCs w:val="22"/>
-                <w:highlight w:val="yellow"/>
                 <w:lang w:val="en-US"/>
               </w:rPr>
               <w:t>Tindak Lanjut</w:t>
@@ -6944,7 +6884,6 @@
                 <w:bCs/>
                 <w:sz w:val="22"/>
                 <w:szCs w:val="22"/>
-                <w:highlight w:val="yellow"/>
               </w:rPr>
             </w:pPr>
           </w:p>
@@ -6966,7 +6905,6 @@
                 <w:bCs/>
                 <w:sz w:val="22"/>
                 <w:szCs w:val="22"/>
-                <w:highlight w:val="yellow"/>
               </w:rPr>
             </w:pPr>
           </w:p>
@@ -6987,7 +6925,6 @@
                 <w:bCs/>
                 <w:sz w:val="22"/>
                 <w:szCs w:val="22"/>
-                <w:highlight w:val="yellow"/>
               </w:rPr>
             </w:pPr>
             <w:r>
@@ -6997,7 +6934,6 @@
                 <w:bCs/>
                 <w:sz w:val="22"/>
                 <w:szCs w:val="22"/>
-                <w:highlight w:val="yellow"/>
               </w:rPr>
               <w:t xml:space="preserve">Tim Pelaksana </w:t>
             </w:r>
@@ -7019,7 +6955,6 @@
                 <w:bCs/>
                 <w:sz w:val="22"/>
                 <w:szCs w:val="22"/>
-                <w:highlight w:val="yellow"/>
               </w:rPr>
             </w:pPr>
             <w:r>
@@ -7029,7 +6964,6 @@
                 <w:bCs/>
                 <w:sz w:val="22"/>
                 <w:szCs w:val="22"/>
-                <w:highlight w:val="yellow"/>
               </w:rPr>
               <w:t>Pokja</w:t>
             </w:r>
@@ -7051,7 +6985,6 @@
                 <w:bCs/>
                 <w:sz w:val="22"/>
                 <w:szCs w:val="22"/>
-                <w:highlight w:val="yellow"/>
               </w:rPr>
             </w:pPr>
             <w:r>
@@ -7061,7 +6994,6 @@
                 <w:bCs/>
                 <w:sz w:val="22"/>
                 <w:szCs w:val="22"/>
-                <w:highlight w:val="yellow"/>
               </w:rPr>
               <w:t>PPK</w:t>
             </w:r>
@@ -7083,7 +7015,6 @@
                 <w:bCs/>
                 <w:sz w:val="22"/>
                 <w:szCs w:val="22"/>
-                <w:highlight w:val="yellow"/>
               </w:rPr>
             </w:pPr>
           </w:p>
@@ -7107,15 +7038,13 @@
                 <w:rFonts w:ascii="Arial" w:hAnsi="Arial" w:cs="Arial"/>
                 <w:sz w:val="22"/>
                 <w:szCs w:val="22"/>
-                <w:highlight w:val="yellow"/>
-              </w:rPr>
-            </w:pPr>
-            <w:r>
-              <w:rPr>
-                <w:rFonts w:ascii="Arial" w:hAnsi="Arial" w:cs="Arial"/>
-                <w:sz w:val="22"/>
-                <w:szCs w:val="22"/>
-                <w:highlight w:val="yellow"/>
+              </w:rPr>
+            </w:pPr>
+            <w:r>
+              <w:rPr>
+                <w:rFonts w:ascii="Arial" w:hAnsi="Arial" w:cs="Arial"/>
+                <w:sz w:val="22"/>
+                <w:szCs w:val="22"/>
               </w:rPr>
               <w:t>1.</w:t>
             </w:r>
@@ -7133,7 +7062,6 @@
                 <w:rFonts w:ascii="Arial" w:hAnsi="Arial" w:cs="Arial"/>
                 <w:sz w:val="22"/>
                 <w:szCs w:val="22"/>
-                <w:highlight w:val="yellow"/>
                 <w:lang w:val="sv-SE"/>
               </w:rPr>
             </w:pPr>
@@ -7142,7 +7070,6 @@
                 <w:rFonts w:ascii="Arial" w:hAnsi="Arial" w:cs="Arial"/>
                 <w:sz w:val="22"/>
                 <w:szCs w:val="22"/>
-                <w:highlight w:val="yellow"/>
                 <w:lang w:val="sv-SE"/>
               </w:rPr>
               <w:t>Surat usulan tender dari Kasatker</w:t>
@@ -7162,16 +7089,14 @@
                 <w:rFonts w:ascii="Arial" w:hAnsi="Arial" w:cs="Arial"/>
                 <w:sz w:val="22"/>
                 <w:szCs w:val="22"/>
-                <w:highlight w:val="yellow"/>
-                <w:lang w:val="en-US"/>
-              </w:rPr>
-            </w:pPr>
-            <w:r>
-              <w:rPr>
-                <w:rFonts w:ascii="Arial" w:hAnsi="Arial" w:cs="Arial"/>
-                <w:sz w:val="22"/>
-                <w:szCs w:val="22"/>
-                <w:highlight w:val="yellow"/>
+                <w:lang w:val="en-US"/>
+              </w:rPr>
+            </w:pPr>
+            <w:r>
+              <w:rPr>
+                <w:rFonts w:ascii="Arial" w:hAnsi="Arial" w:cs="Arial"/>
+                <w:sz w:val="22"/>
+                <w:szCs w:val="22"/>
                 <w:lang w:val="en-US"/>
               </w:rPr>
               <w:t>-</w:t>
@@ -7192,16 +7117,14 @@
                 <w:rFonts w:ascii="Arial" w:hAnsi="Arial" w:cs="Arial"/>
                 <w:sz w:val="22"/>
                 <w:szCs w:val="22"/>
-                <w:highlight w:val="yellow"/>
-                <w:lang w:val="en-US"/>
-              </w:rPr>
-            </w:pPr>
-            <w:r>
-              <w:rPr>
-                <w:rFonts w:ascii="Arial" w:hAnsi="Arial" w:cs="Arial"/>
-                <w:sz w:val="22"/>
-                <w:szCs w:val="22"/>
-                <w:highlight w:val="yellow"/>
+                <w:lang w:val="en-US"/>
+              </w:rPr>
+            </w:pPr>
+            <w:r>
+              <w:rPr>
+                <w:rFonts w:ascii="Arial" w:hAnsi="Arial" w:cs="Arial"/>
+                <w:sz w:val="22"/>
+                <w:szCs w:val="22"/>
                 <w:lang w:val="en-US"/>
               </w:rPr>
               <w:t>-</w:t>
@@ -7221,16 +7144,14 @@
                 <w:rFonts w:ascii="Arial" w:hAnsi="Arial" w:cs="Arial"/>
                 <w:sz w:val="22"/>
                 <w:szCs w:val="22"/>
-                <w:highlight w:val="yellow"/>
-                <w:lang w:val="en-US"/>
-              </w:rPr>
-            </w:pPr>
-            <w:r>
-              <w:rPr>
-                <w:rFonts w:ascii="Arial" w:hAnsi="Arial" w:cs="Arial"/>
-                <w:sz w:val="22"/>
-                <w:szCs w:val="22"/>
-                <w:highlight w:val="yellow"/>
+                <w:lang w:val="en-US"/>
+              </w:rPr>
+            </w:pPr>
+            <w:r>
+              <w:rPr>
+                <w:rFonts w:ascii="Arial" w:hAnsi="Arial" w:cs="Arial"/>
+                <w:sz w:val="22"/>
+                <w:szCs w:val="22"/>
                 <w:lang w:val="en-US"/>
               </w:rPr>
               <w:t>-</w:t>
@@ -7250,16 +7171,14 @@
                 <w:rFonts w:ascii="Arial" w:hAnsi="Arial" w:cs="Arial"/>
                 <w:sz w:val="22"/>
                 <w:szCs w:val="22"/>
-                <w:highlight w:val="yellow"/>
-                <w:lang w:val="en-US"/>
-              </w:rPr>
-            </w:pPr>
-            <w:r>
-              <w:rPr>
-                <w:rFonts w:ascii="Arial" w:hAnsi="Arial" w:cs="Arial"/>
-                <w:sz w:val="22"/>
-                <w:szCs w:val="22"/>
-                <w:highlight w:val="yellow"/>
+                <w:lang w:val="en-US"/>
+              </w:rPr>
+            </w:pPr>
+            <w:r>
+              <w:rPr>
+                <w:rFonts w:ascii="Arial" w:hAnsi="Arial" w:cs="Arial"/>
+                <w:sz w:val="22"/>
+                <w:szCs w:val="22"/>
                 <w:lang w:val="en-US"/>
               </w:rPr>
               <w:t>-</w:t>
@@ -7285,15 +7204,13 @@
                 <w:rFonts w:ascii="Arial" w:hAnsi="Arial" w:cs="Arial"/>
                 <w:sz w:val="22"/>
                 <w:szCs w:val="22"/>
-                <w:highlight w:val="yellow"/>
-              </w:rPr>
-            </w:pPr>
-            <w:r>
-              <w:rPr>
-                <w:rFonts w:ascii="Arial" w:hAnsi="Arial" w:cs="Arial"/>
-                <w:sz w:val="22"/>
-                <w:szCs w:val="22"/>
-                <w:highlight w:val="yellow"/>
+              </w:rPr>
+            </w:pPr>
+            <w:r>
+              <w:rPr>
+                <w:rFonts w:ascii="Arial" w:hAnsi="Arial" w:cs="Arial"/>
+                <w:sz w:val="22"/>
+                <w:szCs w:val="22"/>
               </w:rPr>
               <w:t>2.</w:t>
             </w:r>
@@ -7311,16 +7228,14 @@
                 <w:rFonts w:ascii="Arial" w:hAnsi="Arial" w:cs="Arial"/>
                 <w:sz w:val="22"/>
                 <w:szCs w:val="22"/>
-                <w:highlight w:val="yellow"/>
-                <w:lang w:val="en-US"/>
-              </w:rPr>
-            </w:pPr>
-            <w:r>
-              <w:rPr>
-                <w:rFonts w:ascii="Arial" w:hAnsi="Arial" w:cs="Arial"/>
-                <w:sz w:val="22"/>
-                <w:szCs w:val="22"/>
-                <w:highlight w:val="yellow"/>
+                <w:lang w:val="en-US"/>
+              </w:rPr>
+            </w:pPr>
+            <w:r>
+              <w:rPr>
+                <w:rFonts w:ascii="Arial" w:hAnsi="Arial" w:cs="Arial"/>
+                <w:sz w:val="22"/>
+                <w:szCs w:val="22"/>
                 <w:lang w:val="en-US"/>
               </w:rPr>
               <w:t>Surat usulan tender dari PPK</w:t>
@@ -7340,16 +7255,14 @@
                 <w:rFonts w:ascii="Arial" w:hAnsi="Arial" w:cs="Arial"/>
                 <w:sz w:val="22"/>
                 <w:szCs w:val="22"/>
-                <w:highlight w:val="yellow"/>
-                <w:lang w:val="en-US"/>
-              </w:rPr>
-            </w:pPr>
-            <w:r>
-              <w:rPr>
-                <w:rFonts w:ascii="Arial" w:hAnsi="Arial" w:cs="Arial"/>
-                <w:sz w:val="22"/>
-                <w:szCs w:val="22"/>
-                <w:highlight w:val="yellow"/>
+                <w:lang w:val="en-US"/>
+              </w:rPr>
+            </w:pPr>
+            <w:r>
+              <w:rPr>
+                <w:rFonts w:ascii="Arial" w:hAnsi="Arial" w:cs="Arial"/>
+                <w:sz w:val="22"/>
+                <w:szCs w:val="22"/>
                 <w:lang w:val="en-US"/>
               </w:rPr>
               <w:t>-</w:t>
@@ -7370,16 +7283,14 @@
                 <w:rFonts w:ascii="Arial" w:hAnsi="Arial" w:cs="Arial"/>
                 <w:sz w:val="22"/>
                 <w:szCs w:val="22"/>
-                <w:highlight w:val="yellow"/>
-                <w:lang w:val="en-US"/>
-              </w:rPr>
-            </w:pPr>
-            <w:r>
-              <w:rPr>
-                <w:rFonts w:ascii="Arial" w:hAnsi="Arial" w:cs="Arial"/>
-                <w:sz w:val="22"/>
-                <w:szCs w:val="22"/>
-                <w:highlight w:val="yellow"/>
+                <w:lang w:val="en-US"/>
+              </w:rPr>
+            </w:pPr>
+            <w:r>
+              <w:rPr>
+                <w:rFonts w:ascii="Arial" w:hAnsi="Arial" w:cs="Arial"/>
+                <w:sz w:val="22"/>
+                <w:szCs w:val="22"/>
                 <w:lang w:val="en-US"/>
               </w:rPr>
               <w:t>-</w:t>
@@ -7399,16 +7310,14 @@
                 <w:rFonts w:ascii="Arial" w:hAnsi="Arial" w:cs="Arial"/>
                 <w:sz w:val="22"/>
                 <w:szCs w:val="22"/>
-                <w:highlight w:val="yellow"/>
-                <w:lang w:val="en-US"/>
-              </w:rPr>
-            </w:pPr>
-            <w:r>
-              <w:rPr>
-                <w:rFonts w:ascii="Arial" w:hAnsi="Arial" w:cs="Arial"/>
-                <w:sz w:val="22"/>
-                <w:szCs w:val="22"/>
-                <w:highlight w:val="yellow"/>
+                <w:lang w:val="en-US"/>
+              </w:rPr>
+            </w:pPr>
+            <w:r>
+              <w:rPr>
+                <w:rFonts w:ascii="Arial" w:hAnsi="Arial" w:cs="Arial"/>
+                <w:sz w:val="22"/>
+                <w:szCs w:val="22"/>
                 <w:lang w:val="en-US"/>
               </w:rPr>
               <w:t>-</w:t>
@@ -7428,16 +7337,14 @@
                 <w:rFonts w:ascii="Arial" w:hAnsi="Arial" w:cs="Arial"/>
                 <w:sz w:val="22"/>
                 <w:szCs w:val="22"/>
-                <w:highlight w:val="yellow"/>
-                <w:lang w:val="en-US"/>
-              </w:rPr>
-            </w:pPr>
-            <w:r>
-              <w:rPr>
-                <w:rFonts w:ascii="Arial" w:hAnsi="Arial" w:cs="Arial"/>
-                <w:sz w:val="22"/>
-                <w:szCs w:val="22"/>
-                <w:highlight w:val="yellow"/>
+                <w:lang w:val="en-US"/>
+              </w:rPr>
+            </w:pPr>
+            <w:r>
+              <w:rPr>
+                <w:rFonts w:ascii="Arial" w:hAnsi="Arial" w:cs="Arial"/>
+                <w:sz w:val="22"/>
+                <w:szCs w:val="22"/>
                 <w:lang w:val="en-US"/>
               </w:rPr>
               <w:t>-</w:t>
@@ -7463,15 +7370,13 @@
                 <w:rFonts w:ascii="Arial" w:hAnsi="Arial" w:cs="Arial"/>
                 <w:sz w:val="22"/>
                 <w:szCs w:val="22"/>
-                <w:highlight w:val="yellow"/>
-              </w:rPr>
-            </w:pPr>
-            <w:r>
-              <w:rPr>
-                <w:rFonts w:ascii="Arial" w:hAnsi="Arial" w:cs="Arial"/>
-                <w:sz w:val="22"/>
-                <w:szCs w:val="22"/>
-                <w:highlight w:val="yellow"/>
+              </w:rPr>
+            </w:pPr>
+            <w:r>
+              <w:rPr>
+                <w:rFonts w:ascii="Arial" w:hAnsi="Arial" w:cs="Arial"/>
+                <w:sz w:val="22"/>
+                <w:szCs w:val="22"/>
               </w:rPr>
               <w:t>3.</w:t>
             </w:r>
@@ -7489,16 +7394,14 @@
                 <w:rFonts w:ascii="Arial" w:hAnsi="Arial" w:cs="Arial"/>
                 <w:sz w:val="22"/>
                 <w:szCs w:val="22"/>
-                <w:highlight w:val="yellow"/>
-                <w:lang w:val="en-US"/>
-              </w:rPr>
-            </w:pPr>
-            <w:r>
-              <w:rPr>
-                <w:rFonts w:ascii="Arial" w:hAnsi="Arial" w:cs="Arial"/>
-                <w:sz w:val="22"/>
-                <w:szCs w:val="22"/>
-                <w:highlight w:val="yellow"/>
+                <w:lang w:val="en-US"/>
+              </w:rPr>
+            </w:pPr>
+            <w:r>
+              <w:rPr>
+                <w:rFonts w:ascii="Arial" w:hAnsi="Arial" w:cs="Arial"/>
+                <w:sz w:val="22"/>
+                <w:szCs w:val="22"/>
                 <w:lang w:val="en-US"/>
               </w:rPr>
               <w:t>Kerangka Acuan Kerja (</w:t>
@@ -7508,7 +7411,6 @@
                 <w:rFonts w:ascii="Arial" w:hAnsi="Arial" w:cs="Arial"/>
                 <w:sz w:val="22"/>
                 <w:szCs w:val="22"/>
-                <w:highlight w:val="yellow"/>
               </w:rPr>
               <w:t>KAK</w:t>
             </w:r>
@@ -7517,7 +7419,6 @@
                 <w:rFonts w:ascii="Arial" w:hAnsi="Arial" w:cs="Arial"/>
                 <w:sz w:val="22"/>
                 <w:szCs w:val="22"/>
-                <w:highlight w:val="yellow"/>
                 <w:lang w:val="en-US"/>
               </w:rPr>
               <w:t>)</w:t>
@@ -7537,16 +7438,14 @@
                 <w:rFonts w:ascii="Arial" w:hAnsi="Arial" w:cs="Arial"/>
                 <w:sz w:val="22"/>
                 <w:szCs w:val="22"/>
-                <w:highlight w:val="yellow"/>
-                <w:lang w:val="en-US"/>
-              </w:rPr>
-            </w:pPr>
-            <w:r>
-              <w:rPr>
-                <w:rFonts w:ascii="Arial" w:hAnsi="Arial" w:cs="Arial"/>
-                <w:sz w:val="22"/>
-                <w:szCs w:val="22"/>
-                <w:highlight w:val="yellow"/>
+                <w:lang w:val="en-US"/>
+              </w:rPr>
+            </w:pPr>
+            <w:r>
+              <w:rPr>
+                <w:rFonts w:ascii="Arial" w:hAnsi="Arial" w:cs="Arial"/>
+                <w:sz w:val="22"/>
+                <w:szCs w:val="22"/>
                 <w:lang w:val="en-US"/>
               </w:rPr>
               <w:t>-</w:t>
@@ -7567,16 +7466,14 @@
                 <w:rFonts w:ascii="Arial" w:hAnsi="Arial" w:cs="Arial"/>
                 <w:sz w:val="22"/>
                 <w:szCs w:val="22"/>
-                <w:highlight w:val="yellow"/>
-                <w:lang w:val="en-US"/>
-              </w:rPr>
-            </w:pPr>
-            <w:r>
-              <w:rPr>
-                <w:rFonts w:ascii="Arial" w:hAnsi="Arial" w:cs="Arial"/>
-                <w:sz w:val="22"/>
-                <w:szCs w:val="22"/>
-                <w:highlight w:val="yellow"/>
+                <w:lang w:val="en-US"/>
+              </w:rPr>
+            </w:pPr>
+            <w:r>
+              <w:rPr>
+                <w:rFonts w:ascii="Arial" w:hAnsi="Arial" w:cs="Arial"/>
+                <w:sz w:val="22"/>
+                <w:szCs w:val="22"/>
                 <w:lang w:val="en-US"/>
               </w:rPr>
               <w:t>-</w:t>
@@ -7596,16 +7493,14 @@
                 <w:rFonts w:ascii="Arial" w:hAnsi="Arial" w:cs="Arial"/>
                 <w:sz w:val="22"/>
                 <w:szCs w:val="22"/>
-                <w:highlight w:val="yellow"/>
-                <w:lang w:val="en-US"/>
-              </w:rPr>
-            </w:pPr>
-            <w:r>
-              <w:rPr>
-                <w:rFonts w:ascii="Arial" w:hAnsi="Arial" w:cs="Arial"/>
-                <w:sz w:val="22"/>
-                <w:szCs w:val="22"/>
-                <w:highlight w:val="yellow"/>
+                <w:lang w:val="en-US"/>
+              </w:rPr>
+            </w:pPr>
+            <w:r>
+              <w:rPr>
+                <w:rFonts w:ascii="Arial" w:hAnsi="Arial" w:cs="Arial"/>
+                <w:sz w:val="22"/>
+                <w:szCs w:val="22"/>
                 <w:lang w:val="en-US"/>
               </w:rPr>
               <w:t>-</w:t>
@@ -7625,16 +7520,14 @@
                 <w:rFonts w:ascii="Arial" w:hAnsi="Arial" w:cs="Arial"/>
                 <w:sz w:val="22"/>
                 <w:szCs w:val="22"/>
-                <w:highlight w:val="yellow"/>
-                <w:lang w:val="en-US"/>
-              </w:rPr>
-            </w:pPr>
-            <w:r>
-              <w:rPr>
-                <w:rFonts w:ascii="Arial" w:hAnsi="Arial" w:cs="Arial"/>
-                <w:sz w:val="22"/>
-                <w:szCs w:val="22"/>
-                <w:highlight w:val="yellow"/>
+                <w:lang w:val="en-US"/>
+              </w:rPr>
+            </w:pPr>
+            <w:r>
+              <w:rPr>
+                <w:rFonts w:ascii="Arial" w:hAnsi="Arial" w:cs="Arial"/>
+                <w:sz w:val="22"/>
+                <w:szCs w:val="22"/>
                 <w:lang w:val="en-US"/>
               </w:rPr>
               <w:t>-</w:t>
@@ -7660,15 +7553,13 @@
                 <w:rFonts w:ascii="Arial" w:hAnsi="Arial" w:cs="Arial"/>
                 <w:sz w:val="22"/>
                 <w:szCs w:val="22"/>
-                <w:highlight w:val="yellow"/>
-              </w:rPr>
-            </w:pPr>
-            <w:r>
-              <w:rPr>
-                <w:rFonts w:ascii="Arial" w:hAnsi="Arial" w:cs="Arial"/>
-                <w:sz w:val="22"/>
-                <w:szCs w:val="22"/>
-                <w:highlight w:val="yellow"/>
+              </w:rPr>
+            </w:pPr>
+            <w:r>
+              <w:rPr>
+                <w:rFonts w:ascii="Arial" w:hAnsi="Arial" w:cs="Arial"/>
+                <w:sz w:val="22"/>
+                <w:szCs w:val="22"/>
               </w:rPr>
               <w:t>4.</w:t>
             </w:r>
@@ -7686,15 +7577,13 @@
                 <w:rFonts w:ascii="Arial" w:hAnsi="Arial" w:cs="Arial"/>
                 <w:sz w:val="22"/>
                 <w:szCs w:val="22"/>
-                <w:highlight w:val="yellow"/>
-              </w:rPr>
-            </w:pPr>
-            <w:r>
-              <w:rPr>
-                <w:rFonts w:ascii="Arial" w:hAnsi="Arial" w:cs="Arial"/>
-                <w:sz w:val="22"/>
-                <w:szCs w:val="22"/>
-                <w:highlight w:val="yellow"/>
+              </w:rPr>
+            </w:pPr>
+            <w:r>
+              <w:rPr>
+                <w:rFonts w:ascii="Arial" w:hAnsi="Arial" w:cs="Arial"/>
+                <w:sz w:val="22"/>
+                <w:szCs w:val="22"/>
               </w:rPr>
               <w:t>Identifikasi kebutuhan</w:t>
             </w:r>
@@ -7713,15 +7602,13 @@
                 <w:rFonts w:ascii="Arial" w:hAnsi="Arial" w:cs="Arial"/>
                 <w:sz w:val="22"/>
                 <w:szCs w:val="22"/>
-                <w:highlight w:val="yellow"/>
-              </w:rPr>
-            </w:pPr>
-            <w:r>
-              <w:rPr>
-                <w:rFonts w:ascii="Arial" w:hAnsi="Arial" w:cs="Arial"/>
-                <w:sz w:val="22"/>
-                <w:szCs w:val="22"/>
-                <w:highlight w:val="yellow"/>
+              </w:rPr>
+            </w:pPr>
+            <w:r>
+              <w:rPr>
+                <w:rFonts w:ascii="Arial" w:hAnsi="Arial" w:cs="Arial"/>
+                <w:sz w:val="22"/>
+                <w:szCs w:val="22"/>
                 <w:lang w:val="en-US"/>
               </w:rPr>
               <w:t>-</w:t>
@@ -7742,16 +7629,14 @@
                 <w:rFonts w:ascii="Arial" w:hAnsi="Arial" w:cs="Arial"/>
                 <w:sz w:val="22"/>
                 <w:szCs w:val="22"/>
-                <w:highlight w:val="yellow"/>
-                <w:lang w:val="en-US"/>
-              </w:rPr>
-            </w:pPr>
-            <w:r>
-              <w:rPr>
-                <w:rFonts w:ascii="Arial" w:hAnsi="Arial" w:cs="Arial"/>
-                <w:sz w:val="22"/>
-                <w:szCs w:val="22"/>
-                <w:highlight w:val="yellow"/>
+                <w:lang w:val="en-US"/>
+              </w:rPr>
+            </w:pPr>
+            <w:r>
+              <w:rPr>
+                <w:rFonts w:ascii="Arial" w:hAnsi="Arial" w:cs="Arial"/>
+                <w:sz w:val="22"/>
+                <w:szCs w:val="22"/>
                 <w:lang w:val="en-US"/>
               </w:rPr>
               <w:t>-</w:t>
@@ -7771,16 +7656,14 @@
                 <w:rFonts w:ascii="Arial" w:hAnsi="Arial" w:cs="Arial"/>
                 <w:sz w:val="22"/>
                 <w:szCs w:val="22"/>
-                <w:highlight w:val="yellow"/>
-                <w:lang w:val="en-US"/>
-              </w:rPr>
-            </w:pPr>
-            <w:r>
-              <w:rPr>
-                <w:rFonts w:ascii="Arial" w:hAnsi="Arial" w:cs="Arial"/>
-                <w:sz w:val="22"/>
-                <w:szCs w:val="22"/>
-                <w:highlight w:val="yellow"/>
+                <w:lang w:val="en-US"/>
+              </w:rPr>
+            </w:pPr>
+            <w:r>
+              <w:rPr>
+                <w:rFonts w:ascii="Arial" w:hAnsi="Arial" w:cs="Arial"/>
+                <w:sz w:val="22"/>
+                <w:szCs w:val="22"/>
                 <w:lang w:val="en-US"/>
               </w:rPr>
               <w:t>-</w:t>
@@ -7800,16 +7683,14 @@
                 <w:rFonts w:ascii="Arial" w:hAnsi="Arial" w:cs="Arial"/>
                 <w:sz w:val="22"/>
                 <w:szCs w:val="22"/>
-                <w:highlight w:val="yellow"/>
-                <w:lang w:val="en-US"/>
-              </w:rPr>
-            </w:pPr>
-            <w:r>
-              <w:rPr>
-                <w:rFonts w:ascii="Arial" w:hAnsi="Arial" w:cs="Arial"/>
-                <w:sz w:val="22"/>
-                <w:szCs w:val="22"/>
-                <w:highlight w:val="yellow"/>
+                <w:lang w:val="en-US"/>
+              </w:rPr>
+            </w:pPr>
+            <w:r>
+              <w:rPr>
+                <w:rFonts w:ascii="Arial" w:hAnsi="Arial" w:cs="Arial"/>
+                <w:sz w:val="22"/>
+                <w:szCs w:val="22"/>
                 <w:lang w:val="en-US"/>
               </w:rPr>
               <w:t>-</w:t>
@@ -7835,15 +7716,13 @@
                 <w:rFonts w:ascii="Arial" w:hAnsi="Arial" w:cs="Arial"/>
                 <w:sz w:val="22"/>
                 <w:szCs w:val="22"/>
-                <w:highlight w:val="yellow"/>
-              </w:rPr>
-            </w:pPr>
-            <w:r>
-              <w:rPr>
-                <w:rFonts w:ascii="Arial" w:hAnsi="Arial" w:cs="Arial"/>
-                <w:sz w:val="22"/>
-                <w:szCs w:val="22"/>
-                <w:highlight w:val="yellow"/>
+              </w:rPr>
+            </w:pPr>
+            <w:r>
+              <w:rPr>
+                <w:rFonts w:ascii="Arial" w:hAnsi="Arial" w:cs="Arial"/>
+                <w:sz w:val="22"/>
+                <w:szCs w:val="22"/>
               </w:rPr>
               <w:t>5.</w:t>
             </w:r>
@@ -7861,15 +7740,13 @@
                 <w:rFonts w:ascii="Arial" w:hAnsi="Arial" w:cs="Arial"/>
                 <w:sz w:val="22"/>
                 <w:szCs w:val="22"/>
-                <w:highlight w:val="yellow"/>
-              </w:rPr>
-            </w:pPr>
-            <w:r>
-              <w:rPr>
-                <w:rFonts w:ascii="Arial" w:hAnsi="Arial" w:cs="Arial"/>
-                <w:sz w:val="22"/>
-                <w:szCs w:val="22"/>
-                <w:highlight w:val="yellow"/>
+              </w:rPr>
+            </w:pPr>
+            <w:r>
+              <w:rPr>
+                <w:rFonts w:ascii="Arial" w:hAnsi="Arial" w:cs="Arial"/>
+                <w:sz w:val="22"/>
+                <w:szCs w:val="22"/>
               </w:rPr>
               <w:t>Uraian Singkat</w:t>
             </w:r>
@@ -7888,15 +7765,13 @@
                 <w:rFonts w:ascii="Arial" w:hAnsi="Arial" w:cs="Arial"/>
                 <w:sz w:val="22"/>
                 <w:szCs w:val="22"/>
-                <w:highlight w:val="yellow"/>
-              </w:rPr>
-            </w:pPr>
-            <w:r>
-              <w:rPr>
-                <w:rFonts w:ascii="Arial" w:hAnsi="Arial" w:cs="Arial"/>
-                <w:sz w:val="22"/>
-                <w:szCs w:val="22"/>
-                <w:highlight w:val="yellow"/>
+              </w:rPr>
+            </w:pPr>
+            <w:r>
+              <w:rPr>
+                <w:rFonts w:ascii="Arial" w:hAnsi="Arial" w:cs="Arial"/>
+                <w:sz w:val="22"/>
+                <w:szCs w:val="22"/>
                 <w:lang w:val="en-US"/>
               </w:rPr>
               <w:t>-</w:t>
@@ -7917,16 +7792,14 @@
                 <w:rFonts w:ascii="Arial" w:hAnsi="Arial" w:cs="Arial"/>
                 <w:sz w:val="22"/>
                 <w:szCs w:val="22"/>
-                <w:highlight w:val="yellow"/>
-                <w:lang w:val="en-US"/>
-              </w:rPr>
-            </w:pPr>
-            <w:r>
-              <w:rPr>
-                <w:rFonts w:ascii="Arial" w:hAnsi="Arial" w:cs="Arial"/>
-                <w:sz w:val="22"/>
-                <w:szCs w:val="22"/>
-                <w:highlight w:val="yellow"/>
+                <w:lang w:val="en-US"/>
+              </w:rPr>
+            </w:pPr>
+            <w:r>
+              <w:rPr>
+                <w:rFonts w:ascii="Arial" w:hAnsi="Arial" w:cs="Arial"/>
+                <w:sz w:val="22"/>
+                <w:szCs w:val="22"/>
                 <w:lang w:val="en-US"/>
               </w:rPr>
               <w:t>-</w:t>
@@ -7946,16 +7819,14 @@
                 <w:rFonts w:ascii="Arial" w:hAnsi="Arial" w:cs="Arial"/>
                 <w:sz w:val="22"/>
                 <w:szCs w:val="22"/>
-                <w:highlight w:val="yellow"/>
-                <w:lang w:val="en-US"/>
-              </w:rPr>
-            </w:pPr>
-            <w:r>
-              <w:rPr>
-                <w:rFonts w:ascii="Arial" w:hAnsi="Arial" w:cs="Arial"/>
-                <w:sz w:val="22"/>
-                <w:szCs w:val="22"/>
-                <w:highlight w:val="yellow"/>
+                <w:lang w:val="en-US"/>
+              </w:rPr>
+            </w:pPr>
+            <w:r>
+              <w:rPr>
+                <w:rFonts w:ascii="Arial" w:hAnsi="Arial" w:cs="Arial"/>
+                <w:sz w:val="22"/>
+                <w:szCs w:val="22"/>
                 <w:lang w:val="en-US"/>
               </w:rPr>
               <w:t>-</w:t>
@@ -7975,16 +7846,14 @@
                 <w:rFonts w:ascii="Arial" w:hAnsi="Arial" w:cs="Arial"/>
                 <w:sz w:val="22"/>
                 <w:szCs w:val="22"/>
-                <w:highlight w:val="yellow"/>
-                <w:lang w:val="en-US"/>
-              </w:rPr>
-            </w:pPr>
-            <w:r>
-              <w:rPr>
-                <w:rFonts w:ascii="Arial" w:hAnsi="Arial" w:cs="Arial"/>
-                <w:sz w:val="22"/>
-                <w:szCs w:val="22"/>
-                <w:highlight w:val="yellow"/>
+                <w:lang w:val="en-US"/>
+              </w:rPr>
+            </w:pPr>
+            <w:r>
+              <w:rPr>
+                <w:rFonts w:ascii="Arial" w:hAnsi="Arial" w:cs="Arial"/>
+                <w:sz w:val="22"/>
+                <w:szCs w:val="22"/>
                 <w:lang w:val="en-US"/>
               </w:rPr>
               <w:t>-</w:t>
@@ -8010,15 +7879,13 @@
                 <w:rFonts w:ascii="Arial" w:hAnsi="Arial" w:cs="Arial"/>
                 <w:sz w:val="22"/>
                 <w:szCs w:val="22"/>
-                <w:highlight w:val="yellow"/>
-              </w:rPr>
-            </w:pPr>
-            <w:r>
-              <w:rPr>
-                <w:rFonts w:ascii="Arial" w:hAnsi="Arial" w:cs="Arial"/>
-                <w:sz w:val="22"/>
-                <w:szCs w:val="22"/>
-                <w:highlight w:val="yellow"/>
+              </w:rPr>
+            </w:pPr>
+            <w:r>
+              <w:rPr>
+                <w:rFonts w:ascii="Arial" w:hAnsi="Arial" w:cs="Arial"/>
+                <w:sz w:val="22"/>
+                <w:szCs w:val="22"/>
               </w:rPr>
               <w:t>6.</w:t>
             </w:r>
@@ -8036,15 +7903,13 @@
                 <w:rFonts w:ascii="Arial" w:hAnsi="Arial" w:cs="Arial"/>
                 <w:sz w:val="22"/>
                 <w:szCs w:val="22"/>
-                <w:highlight w:val="yellow"/>
-              </w:rPr>
-            </w:pPr>
-            <w:r>
-              <w:rPr>
-                <w:rFonts w:ascii="Arial" w:hAnsi="Arial" w:cs="Arial"/>
-                <w:sz w:val="22"/>
-                <w:szCs w:val="22"/>
-                <w:highlight w:val="yellow"/>
+              </w:rPr>
+            </w:pPr>
+            <w:r>
+              <w:rPr>
+                <w:rFonts w:ascii="Arial" w:hAnsi="Arial" w:cs="Arial"/>
+                <w:sz w:val="22"/>
+                <w:szCs w:val="22"/>
               </w:rPr>
               <w:t>Rekapitulasi TKDN</w:t>
             </w:r>
@@ -8063,15 +7928,13 @@
                 <w:rFonts w:ascii="Arial" w:hAnsi="Arial" w:cs="Arial"/>
                 <w:sz w:val="22"/>
                 <w:szCs w:val="22"/>
-                <w:highlight w:val="yellow"/>
-              </w:rPr>
-            </w:pPr>
-            <w:r>
-              <w:rPr>
-                <w:rFonts w:ascii="Arial" w:hAnsi="Arial" w:cs="Arial"/>
-                <w:sz w:val="22"/>
-                <w:szCs w:val="22"/>
-                <w:highlight w:val="yellow"/>
+              </w:rPr>
+            </w:pPr>
+            <w:r>
+              <w:rPr>
+                <w:rFonts w:ascii="Arial" w:hAnsi="Arial" w:cs="Arial"/>
+                <w:sz w:val="22"/>
+                <w:szCs w:val="22"/>
                 <w:lang w:val="en-US"/>
               </w:rPr>
               <w:t>-</w:t>
@@ -8092,16 +7955,14 @@
                 <w:rFonts w:ascii="Arial" w:hAnsi="Arial" w:cs="Arial"/>
                 <w:sz w:val="22"/>
                 <w:szCs w:val="22"/>
-                <w:highlight w:val="yellow"/>
-                <w:lang w:val="en-US"/>
-              </w:rPr>
-            </w:pPr>
-            <w:r>
-              <w:rPr>
-                <w:rFonts w:ascii="Arial" w:hAnsi="Arial" w:cs="Arial"/>
-                <w:sz w:val="22"/>
-                <w:szCs w:val="22"/>
-                <w:highlight w:val="yellow"/>
+                <w:lang w:val="en-US"/>
+              </w:rPr>
+            </w:pPr>
+            <w:r>
+              <w:rPr>
+                <w:rFonts w:ascii="Arial" w:hAnsi="Arial" w:cs="Arial"/>
+                <w:sz w:val="22"/>
+                <w:szCs w:val="22"/>
                 <w:lang w:val="en-US"/>
               </w:rPr>
               <w:t>-</w:t>
@@ -8121,16 +7982,14 @@
                 <w:rFonts w:ascii="Arial" w:hAnsi="Arial" w:cs="Arial"/>
                 <w:sz w:val="22"/>
                 <w:szCs w:val="22"/>
-                <w:highlight w:val="yellow"/>
-                <w:lang w:val="en-US"/>
-              </w:rPr>
-            </w:pPr>
-            <w:r>
-              <w:rPr>
-                <w:rFonts w:ascii="Arial" w:hAnsi="Arial" w:cs="Arial"/>
-                <w:sz w:val="22"/>
-                <w:szCs w:val="22"/>
-                <w:highlight w:val="yellow"/>
+                <w:lang w:val="en-US"/>
+              </w:rPr>
+            </w:pPr>
+            <w:r>
+              <w:rPr>
+                <w:rFonts w:ascii="Arial" w:hAnsi="Arial" w:cs="Arial"/>
+                <w:sz w:val="22"/>
+                <w:szCs w:val="22"/>
                 <w:lang w:val="en-US"/>
               </w:rPr>
               <w:t>-</w:t>
@@ -8150,16 +8009,14 @@
                 <w:rFonts w:ascii="Arial" w:hAnsi="Arial" w:cs="Arial"/>
                 <w:sz w:val="22"/>
                 <w:szCs w:val="22"/>
-                <w:highlight w:val="yellow"/>
-                <w:lang w:val="en-US"/>
-              </w:rPr>
-            </w:pPr>
-            <w:r>
-              <w:rPr>
-                <w:rFonts w:ascii="Arial" w:hAnsi="Arial" w:cs="Arial"/>
-                <w:sz w:val="22"/>
-                <w:szCs w:val="22"/>
-                <w:highlight w:val="yellow"/>
+                <w:lang w:val="en-US"/>
+              </w:rPr>
+            </w:pPr>
+            <w:r>
+              <w:rPr>
+                <w:rFonts w:ascii="Arial" w:hAnsi="Arial" w:cs="Arial"/>
+                <w:sz w:val="22"/>
+                <w:szCs w:val="22"/>
                 <w:lang w:val="en-US"/>
               </w:rPr>
               <w:t>-</w:t>
@@ -8185,15 +8042,13 @@
                 <w:rFonts w:ascii="Arial" w:hAnsi="Arial" w:cs="Arial"/>
                 <w:sz w:val="22"/>
                 <w:szCs w:val="22"/>
-                <w:highlight w:val="yellow"/>
-              </w:rPr>
-            </w:pPr>
-            <w:r>
-              <w:rPr>
-                <w:rFonts w:ascii="Arial" w:hAnsi="Arial" w:cs="Arial"/>
-                <w:sz w:val="22"/>
-                <w:szCs w:val="22"/>
-                <w:highlight w:val="yellow"/>
+              </w:rPr>
+            </w:pPr>
+            <w:r>
+              <w:rPr>
+                <w:rFonts w:ascii="Arial" w:hAnsi="Arial" w:cs="Arial"/>
+                <w:sz w:val="22"/>
+                <w:szCs w:val="22"/>
               </w:rPr>
               <w:t>7.</w:t>
             </w:r>
@@ -8211,15 +8066,13 @@
                 <w:rFonts w:ascii="Arial" w:hAnsi="Arial" w:cs="Arial"/>
                 <w:sz w:val="22"/>
                 <w:szCs w:val="22"/>
-                <w:highlight w:val="yellow"/>
-              </w:rPr>
-            </w:pPr>
-            <w:r>
-              <w:rPr>
-                <w:rFonts w:ascii="Arial" w:hAnsi="Arial" w:cs="Arial"/>
-                <w:sz w:val="22"/>
-                <w:szCs w:val="22"/>
-                <w:highlight w:val="yellow"/>
+              </w:rPr>
+            </w:pPr>
+            <w:r>
+              <w:rPr>
+                <w:rFonts w:ascii="Arial" w:hAnsi="Arial" w:cs="Arial"/>
+                <w:sz w:val="22"/>
+                <w:szCs w:val="22"/>
               </w:rPr>
               <w:t>BOQ Kosongan</w:t>
             </w:r>
@@ -8238,15 +8091,13 @@
                 <w:rFonts w:ascii="Arial" w:hAnsi="Arial" w:cs="Arial"/>
                 <w:sz w:val="22"/>
                 <w:szCs w:val="22"/>
-                <w:highlight w:val="yellow"/>
-              </w:rPr>
-            </w:pPr>
-            <w:r>
-              <w:rPr>
-                <w:rFonts w:ascii="Arial" w:hAnsi="Arial" w:cs="Arial"/>
-                <w:sz w:val="22"/>
-                <w:szCs w:val="22"/>
-                <w:highlight w:val="yellow"/>
+              </w:rPr>
+            </w:pPr>
+            <w:r>
+              <w:rPr>
+                <w:rFonts w:ascii="Arial" w:hAnsi="Arial" w:cs="Arial"/>
+                <w:sz w:val="22"/>
+                <w:szCs w:val="22"/>
                 <w:lang w:val="en-US"/>
               </w:rPr>
               <w:t>-</w:t>
@@ -8267,16 +8118,14 @@
                 <w:rFonts w:ascii="Arial" w:hAnsi="Arial" w:cs="Arial"/>
                 <w:sz w:val="22"/>
                 <w:szCs w:val="22"/>
-                <w:highlight w:val="yellow"/>
-                <w:lang w:val="en-US"/>
-              </w:rPr>
-            </w:pPr>
-            <w:r>
-              <w:rPr>
-                <w:rFonts w:ascii="Arial" w:hAnsi="Arial" w:cs="Arial"/>
-                <w:sz w:val="22"/>
-                <w:szCs w:val="22"/>
-                <w:highlight w:val="yellow"/>
+                <w:lang w:val="en-US"/>
+              </w:rPr>
+            </w:pPr>
+            <w:r>
+              <w:rPr>
+                <w:rFonts w:ascii="Arial" w:hAnsi="Arial" w:cs="Arial"/>
+                <w:sz w:val="22"/>
+                <w:szCs w:val="22"/>
                 <w:lang w:val="en-US"/>
               </w:rPr>
               <w:t>-</w:t>
@@ -8296,16 +8145,14 @@
                 <w:rFonts w:ascii="Arial" w:hAnsi="Arial" w:cs="Arial"/>
                 <w:sz w:val="22"/>
                 <w:szCs w:val="22"/>
-                <w:highlight w:val="yellow"/>
-                <w:lang w:val="en-US"/>
-              </w:rPr>
-            </w:pPr>
-            <w:r>
-              <w:rPr>
-                <w:rFonts w:ascii="Arial" w:hAnsi="Arial" w:cs="Arial"/>
-                <w:sz w:val="22"/>
-                <w:szCs w:val="22"/>
-                <w:highlight w:val="yellow"/>
+                <w:lang w:val="en-US"/>
+              </w:rPr>
+            </w:pPr>
+            <w:r>
+              <w:rPr>
+                <w:rFonts w:ascii="Arial" w:hAnsi="Arial" w:cs="Arial"/>
+                <w:sz w:val="22"/>
+                <w:szCs w:val="22"/>
                 <w:lang w:val="en-US"/>
               </w:rPr>
               <w:t>-</w:t>
@@ -8325,16 +8172,14 @@
                 <w:rFonts w:ascii="Arial" w:hAnsi="Arial" w:cs="Arial"/>
                 <w:sz w:val="22"/>
                 <w:szCs w:val="22"/>
-                <w:highlight w:val="yellow"/>
-                <w:lang w:val="en-US"/>
-              </w:rPr>
-            </w:pPr>
-            <w:r>
-              <w:rPr>
-                <w:rFonts w:ascii="Arial" w:hAnsi="Arial" w:cs="Arial"/>
-                <w:sz w:val="22"/>
-                <w:szCs w:val="22"/>
-                <w:highlight w:val="yellow"/>
+                <w:lang w:val="en-US"/>
+              </w:rPr>
+            </w:pPr>
+            <w:r>
+              <w:rPr>
+                <w:rFonts w:ascii="Arial" w:hAnsi="Arial" w:cs="Arial"/>
+                <w:sz w:val="22"/>
+                <w:szCs w:val="22"/>
                 <w:lang w:val="en-US"/>
               </w:rPr>
               <w:t>-</w:t>
@@ -8360,15 +8205,13 @@
                 <w:rFonts w:ascii="Arial" w:hAnsi="Arial" w:cs="Arial"/>
                 <w:sz w:val="22"/>
                 <w:szCs w:val="22"/>
-                <w:highlight w:val="yellow"/>
-              </w:rPr>
-            </w:pPr>
-            <w:r>
-              <w:rPr>
-                <w:rFonts w:ascii="Arial" w:hAnsi="Arial" w:cs="Arial"/>
-                <w:sz w:val="22"/>
-                <w:szCs w:val="22"/>
-                <w:highlight w:val="yellow"/>
+              </w:rPr>
+            </w:pPr>
+            <w:r>
+              <w:rPr>
+                <w:rFonts w:ascii="Arial" w:hAnsi="Arial" w:cs="Arial"/>
+                <w:sz w:val="22"/>
+                <w:szCs w:val="22"/>
               </w:rPr>
               <w:t>8.</w:t>
             </w:r>
@@ -8386,15 +8229,13 @@
                 <w:rFonts w:ascii="Arial" w:hAnsi="Arial" w:cs="Arial"/>
                 <w:sz w:val="22"/>
                 <w:szCs w:val="22"/>
-                <w:highlight w:val="yellow"/>
-              </w:rPr>
-            </w:pPr>
-            <w:r>
-              <w:rPr>
-                <w:rFonts w:ascii="Arial" w:hAnsi="Arial" w:cs="Arial"/>
-                <w:sz w:val="22"/>
-                <w:szCs w:val="22"/>
-                <w:highlight w:val="yellow"/>
+              </w:rPr>
+            </w:pPr>
+            <w:r>
+              <w:rPr>
+                <w:rFonts w:ascii="Arial" w:hAnsi="Arial" w:cs="Arial"/>
+                <w:sz w:val="22"/>
+                <w:szCs w:val="22"/>
               </w:rPr>
               <w:t>Harga Perkiraan Sendiri (HPS)</w:t>
             </w:r>
@@ -8413,16 +8254,14 @@
                 <w:rFonts w:ascii="Arial" w:hAnsi="Arial" w:cs="Arial"/>
                 <w:sz w:val="22"/>
                 <w:szCs w:val="22"/>
-                <w:highlight w:val="yellow"/>
-                <w:lang w:val="en-US"/>
-              </w:rPr>
-            </w:pPr>
-            <w:r>
-              <w:rPr>
-                <w:rFonts w:ascii="Arial" w:hAnsi="Arial" w:cs="Arial"/>
-                <w:sz w:val="22"/>
-                <w:szCs w:val="22"/>
-                <w:highlight w:val="yellow"/>
+                <w:lang w:val="en-US"/>
+              </w:rPr>
+            </w:pPr>
+            <w:r>
+              <w:rPr>
+                <w:rFonts w:ascii="Arial" w:hAnsi="Arial" w:cs="Arial"/>
+                <w:sz w:val="22"/>
+                <w:szCs w:val="22"/>
                 <w:lang w:val="en-US"/>
               </w:rPr>
               <w:t>-</w:t>
@@ -8443,16 +8282,14 @@
                 <w:rFonts w:ascii="Arial" w:hAnsi="Arial" w:cs="Arial"/>
                 <w:sz w:val="22"/>
                 <w:szCs w:val="22"/>
-                <w:highlight w:val="yellow"/>
-                <w:lang w:val="en-US"/>
-              </w:rPr>
-            </w:pPr>
-            <w:r>
-              <w:rPr>
-                <w:rFonts w:ascii="Arial" w:hAnsi="Arial" w:cs="Arial"/>
-                <w:sz w:val="22"/>
-                <w:szCs w:val="22"/>
-                <w:highlight w:val="yellow"/>
+                <w:lang w:val="en-US"/>
+              </w:rPr>
+            </w:pPr>
+            <w:r>
+              <w:rPr>
+                <w:rFonts w:ascii="Arial" w:hAnsi="Arial" w:cs="Arial"/>
+                <w:sz w:val="22"/>
+                <w:szCs w:val="22"/>
                 <w:lang w:val="en-US"/>
               </w:rPr>
               <w:t>-</w:t>
@@ -8472,16 +8309,14 @@
                 <w:rFonts w:ascii="Arial" w:hAnsi="Arial" w:cs="Arial"/>
                 <w:sz w:val="22"/>
                 <w:szCs w:val="22"/>
-                <w:highlight w:val="yellow"/>
-                <w:lang w:val="en-US"/>
-              </w:rPr>
-            </w:pPr>
-            <w:r>
-              <w:rPr>
-                <w:rFonts w:ascii="Arial" w:hAnsi="Arial" w:cs="Arial"/>
-                <w:sz w:val="22"/>
-                <w:szCs w:val="22"/>
-                <w:highlight w:val="yellow"/>
+                <w:lang w:val="en-US"/>
+              </w:rPr>
+            </w:pPr>
+            <w:r>
+              <w:rPr>
+                <w:rFonts w:ascii="Arial" w:hAnsi="Arial" w:cs="Arial"/>
+                <w:sz w:val="22"/>
+                <w:szCs w:val="22"/>
                 <w:lang w:val="en-US"/>
               </w:rPr>
               <w:t>-</w:t>
@@ -8501,16 +8336,14 @@
                 <w:rFonts w:ascii="Arial" w:hAnsi="Arial" w:cs="Arial"/>
                 <w:sz w:val="22"/>
                 <w:szCs w:val="22"/>
-                <w:highlight w:val="yellow"/>
-                <w:lang w:val="en-US"/>
-              </w:rPr>
-            </w:pPr>
-            <w:r>
-              <w:rPr>
-                <w:rFonts w:ascii="Arial" w:hAnsi="Arial" w:cs="Arial"/>
-                <w:sz w:val="22"/>
-                <w:szCs w:val="22"/>
-                <w:highlight w:val="yellow"/>
+                <w:lang w:val="en-US"/>
+              </w:rPr>
+            </w:pPr>
+            <w:r>
+              <w:rPr>
+                <w:rFonts w:ascii="Arial" w:hAnsi="Arial" w:cs="Arial"/>
+                <w:sz w:val="22"/>
+                <w:szCs w:val="22"/>
                 <w:lang w:val="en-US"/>
               </w:rPr>
               <w:t>-</w:t>
@@ -8535,15 +8368,13 @@
                 <w:rFonts w:ascii="Arial" w:hAnsi="Arial" w:cs="Arial"/>
                 <w:sz w:val="22"/>
                 <w:szCs w:val="22"/>
-                <w:highlight w:val="yellow"/>
-              </w:rPr>
-            </w:pPr>
-            <w:r>
-              <w:rPr>
-                <w:rFonts w:ascii="Arial" w:hAnsi="Arial" w:cs="Arial"/>
-                <w:sz w:val="22"/>
-                <w:szCs w:val="22"/>
-                <w:highlight w:val="yellow"/>
+              </w:rPr>
+            </w:pPr>
+            <w:r>
+              <w:rPr>
+                <w:rFonts w:ascii="Arial" w:hAnsi="Arial" w:cs="Arial"/>
+                <w:sz w:val="22"/>
+                <w:szCs w:val="22"/>
               </w:rPr>
               <w:t>9</w:t>
             </w:r>
@@ -8552,7 +8383,6 @@
                 <w:rFonts w:ascii="Arial" w:hAnsi="Arial" w:cs="Arial"/>
                 <w:sz w:val="22"/>
                 <w:szCs w:val="22"/>
-                <w:highlight w:val="yellow"/>
               </w:rPr>
               <w:t>.</w:t>
             </w:r>
@@ -8570,15 +8400,13 @@
                 <w:rFonts w:ascii="Arial" w:hAnsi="Arial" w:cs="Arial"/>
                 <w:sz w:val="22"/>
                 <w:szCs w:val="22"/>
-                <w:highlight w:val="yellow"/>
-              </w:rPr>
-            </w:pPr>
-            <w:r>
-              <w:rPr>
-                <w:rFonts w:ascii="Arial" w:hAnsi="Arial" w:cs="Arial"/>
-                <w:sz w:val="22"/>
-                <w:szCs w:val="22"/>
-                <w:highlight w:val="yellow"/>
+              </w:rPr>
+            </w:pPr>
+            <w:r>
+              <w:rPr>
+                <w:rFonts w:ascii="Arial" w:hAnsi="Arial" w:cs="Arial"/>
+                <w:sz w:val="22"/>
+                <w:szCs w:val="22"/>
               </w:rPr>
               <w:t>Rancangan Kontrak:</w:t>
             </w:r>
@@ -8597,16 +8425,14 @@
                 <w:rFonts w:ascii="Arial" w:hAnsi="Arial" w:cs="Arial"/>
                 <w:sz w:val="22"/>
                 <w:szCs w:val="22"/>
-                <w:highlight w:val="yellow"/>
-                <w:lang w:val="en-US"/>
-              </w:rPr>
-            </w:pPr>
-            <w:r>
-              <w:rPr>
-                <w:rFonts w:ascii="Arial" w:hAnsi="Arial" w:cs="Arial"/>
-                <w:sz w:val="22"/>
-                <w:szCs w:val="22"/>
-                <w:highlight w:val="yellow"/>
+                <w:lang w:val="en-US"/>
+              </w:rPr>
+            </w:pPr>
+            <w:r>
+              <w:rPr>
+                <w:rFonts w:ascii="Arial" w:hAnsi="Arial" w:cs="Arial"/>
+                <w:sz w:val="22"/>
+                <w:szCs w:val="22"/>
                 <w:lang w:val="en-US"/>
               </w:rPr>
               <w:t>-</w:t>
@@ -8627,16 +8453,14 @@
                 <w:rFonts w:ascii="Arial" w:hAnsi="Arial" w:cs="Arial"/>
                 <w:sz w:val="22"/>
                 <w:szCs w:val="22"/>
-                <w:highlight w:val="yellow"/>
-                <w:lang w:val="en-US"/>
-              </w:rPr>
-            </w:pPr>
-            <w:r>
-              <w:rPr>
-                <w:rFonts w:ascii="Arial" w:hAnsi="Arial" w:cs="Arial"/>
-                <w:sz w:val="22"/>
-                <w:szCs w:val="22"/>
-                <w:highlight w:val="yellow"/>
+                <w:lang w:val="en-US"/>
+              </w:rPr>
+            </w:pPr>
+            <w:r>
+              <w:rPr>
+                <w:rFonts w:ascii="Arial" w:hAnsi="Arial" w:cs="Arial"/>
+                <w:sz w:val="22"/>
+                <w:szCs w:val="22"/>
                 <w:lang w:val="en-US"/>
               </w:rPr>
               <w:t>-</w:t>
@@ -8657,16 +8481,14 @@
                 <w:rFonts w:ascii="Arial" w:hAnsi="Arial" w:cs="Arial"/>
                 <w:sz w:val="22"/>
                 <w:szCs w:val="22"/>
-                <w:highlight w:val="yellow"/>
-                <w:lang w:val="en-US"/>
-              </w:rPr>
-            </w:pPr>
-            <w:r>
-              <w:rPr>
-                <w:rFonts w:ascii="Arial" w:hAnsi="Arial" w:cs="Arial"/>
-                <w:sz w:val="22"/>
-                <w:szCs w:val="22"/>
-                <w:highlight w:val="yellow"/>
+                <w:lang w:val="en-US"/>
+              </w:rPr>
+            </w:pPr>
+            <w:r>
+              <w:rPr>
+                <w:rFonts w:ascii="Arial" w:hAnsi="Arial" w:cs="Arial"/>
+                <w:sz w:val="22"/>
+                <w:szCs w:val="22"/>
                 <w:lang w:val="en-US"/>
               </w:rPr>
               <w:t>-</w:t>
@@ -8687,16 +8509,14 @@
                 <w:rFonts w:ascii="Arial" w:hAnsi="Arial" w:cs="Arial"/>
                 <w:sz w:val="22"/>
                 <w:szCs w:val="22"/>
-                <w:highlight w:val="yellow"/>
-                <w:lang w:val="en-US"/>
-              </w:rPr>
-            </w:pPr>
-            <w:r>
-              <w:rPr>
-                <w:rFonts w:ascii="Arial" w:hAnsi="Arial" w:cs="Arial"/>
-                <w:sz w:val="22"/>
-                <w:szCs w:val="22"/>
-                <w:highlight w:val="yellow"/>
+                <w:lang w:val="en-US"/>
+              </w:rPr>
+            </w:pPr>
+            <w:r>
+              <w:rPr>
+                <w:rFonts w:ascii="Arial" w:hAnsi="Arial" w:cs="Arial"/>
+                <w:sz w:val="22"/>
+                <w:szCs w:val="22"/>
                 <w:lang w:val="en-US"/>
               </w:rPr>
               <w:t>-</w:t>
@@ -8721,7 +8541,6 @@
                 <w:rFonts w:ascii="Arial" w:hAnsi="Arial" w:cs="Arial"/>
                 <w:sz w:val="22"/>
                 <w:szCs w:val="22"/>
-                <w:highlight w:val="yellow"/>
               </w:rPr>
             </w:pPr>
           </w:p>
@@ -8742,15 +8561,13 @@
                 <w:rFonts w:ascii="Arial" w:hAnsi="Arial" w:cs="Arial"/>
                 <w:sz w:val="22"/>
                 <w:szCs w:val="22"/>
-                <w:highlight w:val="yellow"/>
-              </w:rPr>
-            </w:pPr>
-            <w:r>
-              <w:rPr>
-                <w:rFonts w:ascii="Arial" w:hAnsi="Arial" w:cs="Arial"/>
-                <w:sz w:val="22"/>
-                <w:szCs w:val="22"/>
-                <w:highlight w:val="yellow"/>
+              </w:rPr>
+            </w:pPr>
+            <w:r>
+              <w:rPr>
+                <w:rFonts w:ascii="Arial" w:hAnsi="Arial" w:cs="Arial"/>
+                <w:sz w:val="22"/>
+                <w:szCs w:val="22"/>
               </w:rPr>
               <w:t>Naskah Perjanjian;</w:t>
             </w:r>
@@ -8769,16 +8586,14 @@
                 <w:rFonts w:ascii="Arial" w:hAnsi="Arial" w:cs="Arial"/>
                 <w:sz w:val="22"/>
                 <w:szCs w:val="22"/>
-                <w:highlight w:val="yellow"/>
-                <w:lang w:val="en-US"/>
-              </w:rPr>
-            </w:pPr>
-            <w:r>
-              <w:rPr>
-                <w:rFonts w:ascii="Arial" w:hAnsi="Arial" w:cs="Arial"/>
-                <w:sz w:val="22"/>
-                <w:szCs w:val="22"/>
-                <w:highlight w:val="yellow"/>
+                <w:lang w:val="en-US"/>
+              </w:rPr>
+            </w:pPr>
+            <w:r>
+              <w:rPr>
+                <w:rFonts w:ascii="Arial" w:hAnsi="Arial" w:cs="Arial"/>
+                <w:sz w:val="22"/>
+                <w:szCs w:val="22"/>
                 <w:lang w:val="en-US"/>
               </w:rPr>
               <w:t>-</w:t>
@@ -8799,16 +8614,14 @@
                 <w:rFonts w:ascii="Arial" w:hAnsi="Arial" w:cs="Arial"/>
                 <w:sz w:val="22"/>
                 <w:szCs w:val="22"/>
-                <w:highlight w:val="yellow"/>
-                <w:lang w:val="en-US"/>
-              </w:rPr>
-            </w:pPr>
-            <w:r>
-              <w:rPr>
-                <w:rFonts w:ascii="Arial" w:hAnsi="Arial" w:cs="Arial"/>
-                <w:sz w:val="22"/>
-                <w:szCs w:val="22"/>
-                <w:highlight w:val="yellow"/>
+                <w:lang w:val="en-US"/>
+              </w:rPr>
+            </w:pPr>
+            <w:r>
+              <w:rPr>
+                <w:rFonts w:ascii="Arial" w:hAnsi="Arial" w:cs="Arial"/>
+                <w:sz w:val="22"/>
+                <w:szCs w:val="22"/>
                 <w:lang w:val="en-US"/>
               </w:rPr>
               <w:t>-</w:t>
@@ -8829,16 +8642,14 @@
                 <w:rFonts w:ascii="Arial" w:hAnsi="Arial" w:cs="Arial"/>
                 <w:sz w:val="22"/>
                 <w:szCs w:val="22"/>
-                <w:highlight w:val="yellow"/>
-                <w:lang w:val="en-US"/>
-              </w:rPr>
-            </w:pPr>
-            <w:r>
-              <w:rPr>
-                <w:rFonts w:ascii="Arial" w:hAnsi="Arial" w:cs="Arial"/>
-                <w:sz w:val="22"/>
-                <w:szCs w:val="22"/>
-                <w:highlight w:val="yellow"/>
+                <w:lang w:val="en-US"/>
+              </w:rPr>
+            </w:pPr>
+            <w:r>
+              <w:rPr>
+                <w:rFonts w:ascii="Arial" w:hAnsi="Arial" w:cs="Arial"/>
+                <w:sz w:val="22"/>
+                <w:szCs w:val="22"/>
                 <w:lang w:val="en-US"/>
               </w:rPr>
               <w:t>-</w:t>
@@ -8859,16 +8670,14 @@
                 <w:rFonts w:ascii="Arial" w:hAnsi="Arial" w:cs="Arial"/>
                 <w:sz w:val="22"/>
                 <w:szCs w:val="22"/>
-                <w:highlight w:val="yellow"/>
-                <w:lang w:val="en-US"/>
-              </w:rPr>
-            </w:pPr>
-            <w:r>
-              <w:rPr>
-                <w:rFonts w:ascii="Arial" w:hAnsi="Arial" w:cs="Arial"/>
-                <w:sz w:val="22"/>
-                <w:szCs w:val="22"/>
-                <w:highlight w:val="yellow"/>
+                <w:lang w:val="en-US"/>
+              </w:rPr>
+            </w:pPr>
+            <w:r>
+              <w:rPr>
+                <w:rFonts w:ascii="Arial" w:hAnsi="Arial" w:cs="Arial"/>
+                <w:sz w:val="22"/>
+                <w:szCs w:val="22"/>
                 <w:lang w:val="en-US"/>
               </w:rPr>
               <w:t>-</w:t>
@@ -8893,7 +8702,6 @@
                 <w:rFonts w:ascii="Arial" w:hAnsi="Arial" w:cs="Arial"/>
                 <w:sz w:val="22"/>
                 <w:szCs w:val="22"/>
-                <w:highlight w:val="yellow"/>
               </w:rPr>
             </w:pPr>
           </w:p>
@@ -8914,15 +8722,13 @@
                 <w:rFonts w:ascii="Arial" w:hAnsi="Arial" w:cs="Arial"/>
                 <w:sz w:val="22"/>
                 <w:szCs w:val="22"/>
-                <w:highlight w:val="yellow"/>
-              </w:rPr>
-            </w:pPr>
-            <w:r>
-              <w:rPr>
-                <w:rFonts w:ascii="Arial" w:hAnsi="Arial" w:cs="Arial"/>
-                <w:sz w:val="22"/>
-                <w:szCs w:val="22"/>
-                <w:highlight w:val="yellow"/>
+              </w:rPr>
+            </w:pPr>
+            <w:r>
+              <w:rPr>
+                <w:rFonts w:ascii="Arial" w:hAnsi="Arial" w:cs="Arial"/>
+                <w:sz w:val="22"/>
+                <w:szCs w:val="22"/>
               </w:rPr>
               <w:t>Syarat-Syarat Khusus Kontrak;</w:t>
             </w:r>
@@ -8941,16 +8747,14 @@
                 <w:rFonts w:ascii="Arial" w:hAnsi="Arial" w:cs="Arial"/>
                 <w:sz w:val="22"/>
                 <w:szCs w:val="22"/>
-                <w:highlight w:val="yellow"/>
-                <w:lang w:val="en-US"/>
-              </w:rPr>
-            </w:pPr>
-            <w:r>
-              <w:rPr>
-                <w:rFonts w:ascii="Arial" w:hAnsi="Arial" w:cs="Arial"/>
-                <w:sz w:val="22"/>
-                <w:szCs w:val="22"/>
-                <w:highlight w:val="yellow"/>
+                <w:lang w:val="en-US"/>
+              </w:rPr>
+            </w:pPr>
+            <w:r>
+              <w:rPr>
+                <w:rFonts w:ascii="Arial" w:hAnsi="Arial" w:cs="Arial"/>
+                <w:sz w:val="22"/>
+                <w:szCs w:val="22"/>
                 <w:lang w:val="en-US"/>
               </w:rPr>
               <w:t>-</w:t>
@@ -8971,16 +8775,14 @@
                 <w:rFonts w:ascii="Arial" w:hAnsi="Arial" w:cs="Arial"/>
                 <w:sz w:val="22"/>
                 <w:szCs w:val="22"/>
-                <w:highlight w:val="yellow"/>
-                <w:lang w:val="en-US"/>
-              </w:rPr>
-            </w:pPr>
-            <w:r>
-              <w:rPr>
-                <w:rFonts w:ascii="Arial" w:hAnsi="Arial" w:cs="Arial"/>
-                <w:sz w:val="22"/>
-                <w:szCs w:val="22"/>
-                <w:highlight w:val="yellow"/>
+                <w:lang w:val="en-US"/>
+              </w:rPr>
+            </w:pPr>
+            <w:r>
+              <w:rPr>
+                <w:rFonts w:ascii="Arial" w:hAnsi="Arial" w:cs="Arial"/>
+                <w:sz w:val="22"/>
+                <w:szCs w:val="22"/>
                 <w:lang w:val="en-US"/>
               </w:rPr>
               <w:t>-</w:t>
@@ -9000,16 +8802,14 @@
                 <w:rFonts w:ascii="Arial" w:hAnsi="Arial" w:cs="Arial"/>
                 <w:sz w:val="22"/>
                 <w:szCs w:val="22"/>
-                <w:highlight w:val="yellow"/>
-                <w:lang w:val="en-US"/>
-              </w:rPr>
-            </w:pPr>
-            <w:r>
-              <w:rPr>
-                <w:rFonts w:ascii="Arial" w:hAnsi="Arial" w:cs="Arial"/>
-                <w:sz w:val="22"/>
-                <w:szCs w:val="22"/>
-                <w:highlight w:val="yellow"/>
+                <w:lang w:val="en-US"/>
+              </w:rPr>
+            </w:pPr>
+            <w:r>
+              <w:rPr>
+                <w:rFonts w:ascii="Arial" w:hAnsi="Arial" w:cs="Arial"/>
+                <w:sz w:val="22"/>
+                <w:szCs w:val="22"/>
                 <w:lang w:val="en-US"/>
               </w:rPr>
               <w:t>-</w:t>
@@ -9029,16 +8829,14 @@
                 <w:rFonts w:ascii="Arial" w:hAnsi="Arial" w:cs="Arial"/>
                 <w:sz w:val="22"/>
                 <w:szCs w:val="22"/>
-                <w:highlight w:val="yellow"/>
-                <w:lang w:val="en-US"/>
-              </w:rPr>
-            </w:pPr>
-            <w:r>
-              <w:rPr>
-                <w:rFonts w:ascii="Arial" w:hAnsi="Arial" w:cs="Arial"/>
-                <w:sz w:val="22"/>
-                <w:szCs w:val="22"/>
-                <w:highlight w:val="yellow"/>
+                <w:lang w:val="en-US"/>
+              </w:rPr>
+            </w:pPr>
+            <w:r>
+              <w:rPr>
+                <w:rFonts w:ascii="Arial" w:hAnsi="Arial" w:cs="Arial"/>
+                <w:sz w:val="22"/>
+                <w:szCs w:val="22"/>
                 <w:lang w:val="en-US"/>
               </w:rPr>
               <w:t>-</w:t>
@@ -9063,7 +8861,6 @@
                 <w:rFonts w:ascii="Arial" w:hAnsi="Arial" w:cs="Arial"/>
                 <w:sz w:val="22"/>
                 <w:szCs w:val="22"/>
-                <w:highlight w:val="yellow"/>
               </w:rPr>
             </w:pPr>
           </w:p>
@@ -9084,15 +8881,13 @@
                 <w:rFonts w:ascii="Arial" w:hAnsi="Arial" w:cs="Arial"/>
                 <w:sz w:val="22"/>
                 <w:szCs w:val="22"/>
-                <w:highlight w:val="yellow"/>
-              </w:rPr>
-            </w:pPr>
-            <w:r>
-              <w:rPr>
-                <w:rFonts w:ascii="Arial" w:hAnsi="Arial" w:cs="Arial"/>
-                <w:sz w:val="22"/>
-                <w:szCs w:val="22"/>
-                <w:highlight w:val="yellow"/>
+              </w:rPr>
+            </w:pPr>
+            <w:r>
+              <w:rPr>
+                <w:rFonts w:ascii="Arial" w:hAnsi="Arial" w:cs="Arial"/>
+                <w:sz w:val="22"/>
+                <w:szCs w:val="22"/>
               </w:rPr>
               <w:t>Syarat-Syarat Umum Kontrak</w:t>
             </w:r>
@@ -9111,16 +8906,14 @@
                 <w:rFonts w:ascii="Arial" w:hAnsi="Arial" w:cs="Arial"/>
                 <w:sz w:val="22"/>
                 <w:szCs w:val="22"/>
-                <w:highlight w:val="yellow"/>
-                <w:lang w:val="en-US"/>
-              </w:rPr>
-            </w:pPr>
-            <w:r>
-              <w:rPr>
-                <w:rFonts w:ascii="Arial" w:hAnsi="Arial" w:cs="Arial"/>
-                <w:sz w:val="22"/>
-                <w:szCs w:val="22"/>
-                <w:highlight w:val="yellow"/>
+                <w:lang w:val="en-US"/>
+              </w:rPr>
+            </w:pPr>
+            <w:r>
+              <w:rPr>
+                <w:rFonts w:ascii="Arial" w:hAnsi="Arial" w:cs="Arial"/>
+                <w:sz w:val="22"/>
+                <w:szCs w:val="22"/>
                 <w:lang w:val="en-US"/>
               </w:rPr>
               <w:t>-</w:t>
@@ -9141,16 +8934,14 @@
                 <w:rFonts w:ascii="Arial" w:hAnsi="Arial" w:cs="Arial"/>
                 <w:sz w:val="22"/>
                 <w:szCs w:val="22"/>
-                <w:highlight w:val="yellow"/>
-                <w:lang w:val="en-US"/>
-              </w:rPr>
-            </w:pPr>
-            <w:r>
-              <w:rPr>
-                <w:rFonts w:ascii="Arial" w:hAnsi="Arial" w:cs="Arial"/>
-                <w:sz w:val="22"/>
-                <w:szCs w:val="22"/>
-                <w:highlight w:val="yellow"/>
+                <w:lang w:val="en-US"/>
+              </w:rPr>
+            </w:pPr>
+            <w:r>
+              <w:rPr>
+                <w:rFonts w:ascii="Arial" w:hAnsi="Arial" w:cs="Arial"/>
+                <w:sz w:val="22"/>
+                <w:szCs w:val="22"/>
                 <w:lang w:val="en-US"/>
               </w:rPr>
               <w:t>-</w:t>
@@ -9171,16 +8962,14 @@
                 <w:rFonts w:ascii="Arial" w:hAnsi="Arial" w:cs="Arial"/>
                 <w:sz w:val="22"/>
                 <w:szCs w:val="22"/>
-                <w:highlight w:val="yellow"/>
-                <w:lang w:val="en-US"/>
-              </w:rPr>
-            </w:pPr>
-            <w:r>
-              <w:rPr>
-                <w:rFonts w:ascii="Arial" w:hAnsi="Arial" w:cs="Arial"/>
-                <w:sz w:val="22"/>
-                <w:szCs w:val="22"/>
-                <w:highlight w:val="yellow"/>
+                <w:lang w:val="en-US"/>
+              </w:rPr>
+            </w:pPr>
+            <w:r>
+              <w:rPr>
+                <w:rFonts w:ascii="Arial" w:hAnsi="Arial" w:cs="Arial"/>
+                <w:sz w:val="22"/>
+                <w:szCs w:val="22"/>
                 <w:lang w:val="en-US"/>
               </w:rPr>
               <w:t>-</w:t>
@@ -9201,16 +8990,14 @@
                 <w:rFonts w:ascii="Arial" w:hAnsi="Arial" w:cs="Arial"/>
                 <w:sz w:val="22"/>
                 <w:szCs w:val="22"/>
-                <w:highlight w:val="yellow"/>
-                <w:lang w:val="en-US"/>
-              </w:rPr>
-            </w:pPr>
-            <w:r>
-              <w:rPr>
-                <w:rFonts w:ascii="Arial" w:hAnsi="Arial" w:cs="Arial"/>
-                <w:sz w:val="22"/>
-                <w:szCs w:val="22"/>
-                <w:highlight w:val="yellow"/>
+                <w:lang w:val="en-US"/>
+              </w:rPr>
+            </w:pPr>
+            <w:r>
+              <w:rPr>
+                <w:rFonts w:ascii="Arial" w:hAnsi="Arial" w:cs="Arial"/>
+                <w:sz w:val="22"/>
+                <w:szCs w:val="22"/>
                 <w:lang w:val="en-US"/>
               </w:rPr>
               <w:t>-</w:t>
@@ -9235,15 +9022,13 @@
                 <w:rFonts w:ascii="Arial" w:hAnsi="Arial" w:cs="Arial"/>
                 <w:sz w:val="22"/>
                 <w:szCs w:val="22"/>
-                <w:highlight w:val="yellow"/>
-              </w:rPr>
-            </w:pPr>
-            <w:r>
-              <w:rPr>
-                <w:rFonts w:ascii="Arial" w:hAnsi="Arial" w:cs="Arial"/>
-                <w:sz w:val="22"/>
-                <w:szCs w:val="22"/>
-                <w:highlight w:val="yellow"/>
+              </w:rPr>
+            </w:pPr>
+            <w:r>
+              <w:rPr>
+                <w:rFonts w:ascii="Arial" w:hAnsi="Arial" w:cs="Arial"/>
+                <w:sz w:val="22"/>
+                <w:szCs w:val="22"/>
               </w:rPr>
               <w:t>10</w:t>
             </w:r>
@@ -9252,7 +9037,6 @@
                 <w:rFonts w:ascii="Arial" w:hAnsi="Arial" w:cs="Arial"/>
                 <w:sz w:val="22"/>
                 <w:szCs w:val="22"/>
-                <w:highlight w:val="yellow"/>
               </w:rPr>
               <w:t>.</w:t>
             </w:r>
@@ -9269,15 +9053,13 @@
                 <w:rFonts w:ascii="Arial" w:hAnsi="Arial" w:cs="Arial"/>
                 <w:sz w:val="22"/>
                 <w:szCs w:val="22"/>
-                <w:highlight w:val="yellow"/>
-              </w:rPr>
-            </w:pPr>
-            <w:r>
-              <w:rPr>
-                <w:rFonts w:ascii="Arial" w:hAnsi="Arial" w:cs="Arial"/>
-                <w:sz w:val="22"/>
-                <w:szCs w:val="22"/>
-                <w:highlight w:val="yellow"/>
+              </w:rPr>
+            </w:pPr>
+            <w:r>
+              <w:rPr>
+                <w:rFonts w:ascii="Arial" w:hAnsi="Arial" w:cs="Arial"/>
+                <w:sz w:val="22"/>
+                <w:szCs w:val="22"/>
               </w:rPr>
               <w:t>Dokumen Anggaran Belanja (DIPA atau RKA-KL yang telah ditetapkan)</w:t>
             </w:r>
@@ -9297,16 +9079,14 @@
                 <w:rFonts w:ascii="Arial" w:hAnsi="Arial" w:cs="Arial"/>
                 <w:sz w:val="22"/>
                 <w:szCs w:val="22"/>
-                <w:highlight w:val="yellow"/>
-                <w:lang w:val="en-US"/>
-              </w:rPr>
-            </w:pPr>
-            <w:r>
-              <w:rPr>
-                <w:rFonts w:ascii="Arial" w:hAnsi="Arial" w:cs="Arial"/>
-                <w:sz w:val="22"/>
-                <w:szCs w:val="22"/>
-                <w:highlight w:val="yellow"/>
+                <w:lang w:val="en-US"/>
+              </w:rPr>
+            </w:pPr>
+            <w:r>
+              <w:rPr>
+                <w:rFonts w:ascii="Arial" w:hAnsi="Arial" w:cs="Arial"/>
+                <w:sz w:val="22"/>
+                <w:szCs w:val="22"/>
                 <w:lang w:val="en-US"/>
               </w:rPr>
               <w:t>-</w:t>
@@ -9327,16 +9107,14 @@
                 <w:rFonts w:ascii="Arial" w:hAnsi="Arial" w:cs="Arial"/>
                 <w:sz w:val="22"/>
                 <w:szCs w:val="22"/>
-                <w:highlight w:val="yellow"/>
-                <w:lang w:val="en-US"/>
-              </w:rPr>
-            </w:pPr>
-            <w:r>
-              <w:rPr>
-                <w:rFonts w:ascii="Arial" w:hAnsi="Arial" w:cs="Arial"/>
-                <w:sz w:val="22"/>
-                <w:szCs w:val="22"/>
-                <w:highlight w:val="yellow"/>
+                <w:lang w:val="en-US"/>
+              </w:rPr>
+            </w:pPr>
+            <w:r>
+              <w:rPr>
+                <w:rFonts w:ascii="Arial" w:hAnsi="Arial" w:cs="Arial"/>
+                <w:sz w:val="22"/>
+                <w:szCs w:val="22"/>
                 <w:lang w:val="en-US"/>
               </w:rPr>
               <w:t>-</w:t>
@@ -9357,16 +9135,14 @@
                 <w:rFonts w:ascii="Arial" w:hAnsi="Arial" w:cs="Arial"/>
                 <w:sz w:val="22"/>
                 <w:szCs w:val="22"/>
-                <w:highlight w:val="yellow"/>
-                <w:lang w:val="en-US"/>
-              </w:rPr>
-            </w:pPr>
-            <w:r>
-              <w:rPr>
-                <w:rFonts w:ascii="Arial" w:hAnsi="Arial" w:cs="Arial"/>
-                <w:sz w:val="22"/>
-                <w:szCs w:val="22"/>
-                <w:highlight w:val="yellow"/>
+                <w:lang w:val="en-US"/>
+              </w:rPr>
+            </w:pPr>
+            <w:r>
+              <w:rPr>
+                <w:rFonts w:ascii="Arial" w:hAnsi="Arial" w:cs="Arial"/>
+                <w:sz w:val="22"/>
+                <w:szCs w:val="22"/>
                 <w:lang w:val="en-US"/>
               </w:rPr>
               <w:t>-</w:t>
@@ -9387,16 +9163,14 @@
                 <w:rFonts w:ascii="Arial" w:hAnsi="Arial" w:cs="Arial"/>
                 <w:sz w:val="22"/>
                 <w:szCs w:val="22"/>
-                <w:highlight w:val="yellow"/>
-                <w:lang w:val="en-US"/>
-              </w:rPr>
-            </w:pPr>
-            <w:r>
-              <w:rPr>
-                <w:rFonts w:ascii="Arial" w:hAnsi="Arial" w:cs="Arial"/>
-                <w:sz w:val="22"/>
-                <w:szCs w:val="22"/>
-                <w:highlight w:val="yellow"/>
+                <w:lang w:val="en-US"/>
+              </w:rPr>
+            </w:pPr>
+            <w:r>
+              <w:rPr>
+                <w:rFonts w:ascii="Arial" w:hAnsi="Arial" w:cs="Arial"/>
+                <w:sz w:val="22"/>
+                <w:szCs w:val="22"/>
                 <w:lang w:val="en-US"/>
               </w:rPr>
               <w:t>-</w:t>
@@ -9421,15 +9195,13 @@
                 <w:rFonts w:ascii="Arial" w:hAnsi="Arial" w:cs="Arial"/>
                 <w:sz w:val="22"/>
                 <w:szCs w:val="22"/>
-                <w:highlight w:val="yellow"/>
-              </w:rPr>
-            </w:pPr>
-            <w:r>
-              <w:rPr>
-                <w:rFonts w:ascii="Arial" w:hAnsi="Arial" w:cs="Arial"/>
-                <w:sz w:val="22"/>
-                <w:szCs w:val="22"/>
-                <w:highlight w:val="yellow"/>
+              </w:rPr>
+            </w:pPr>
+            <w:r>
+              <w:rPr>
+                <w:rFonts w:ascii="Arial" w:hAnsi="Arial" w:cs="Arial"/>
+                <w:sz w:val="22"/>
+                <w:szCs w:val="22"/>
               </w:rPr>
               <w:t>11</w:t>
             </w:r>
@@ -9438,7 +9210,6 @@
                 <w:rFonts w:ascii="Arial" w:hAnsi="Arial" w:cs="Arial"/>
                 <w:sz w:val="22"/>
                 <w:szCs w:val="22"/>
-                <w:highlight w:val="yellow"/>
               </w:rPr>
               <w:t>.</w:t>
             </w:r>
@@ -9456,15 +9227,13 @@
                 <w:rFonts w:ascii="Arial" w:hAnsi="Arial" w:cs="Arial"/>
                 <w:sz w:val="22"/>
                 <w:szCs w:val="22"/>
-                <w:highlight w:val="yellow"/>
-              </w:rPr>
-            </w:pPr>
-            <w:r>
-              <w:rPr>
-                <w:rFonts w:ascii="Arial" w:hAnsi="Arial" w:cs="Arial"/>
-                <w:sz w:val="22"/>
-                <w:szCs w:val="22"/>
-                <w:highlight w:val="yellow"/>
+              </w:rPr>
+            </w:pPr>
+            <w:r>
+              <w:rPr>
+                <w:rFonts w:ascii="Arial" w:hAnsi="Arial" w:cs="Arial"/>
+                <w:sz w:val="22"/>
+                <w:szCs w:val="22"/>
               </w:rPr>
               <w:t>ID paket RUP</w:t>
             </w:r>
@@ -9484,16 +9253,14 @@
                 <w:rFonts w:ascii="Arial" w:hAnsi="Arial" w:cs="Arial"/>
                 <w:sz w:val="22"/>
                 <w:szCs w:val="22"/>
-                <w:highlight w:val="yellow"/>
-                <w:lang w:val="en-US"/>
-              </w:rPr>
-            </w:pPr>
-            <w:r>
-              <w:rPr>
-                <w:rFonts w:ascii="Arial" w:hAnsi="Arial" w:cs="Arial"/>
-                <w:sz w:val="22"/>
-                <w:szCs w:val="22"/>
-                <w:highlight w:val="yellow"/>
+                <w:lang w:val="en-US"/>
+              </w:rPr>
+            </w:pPr>
+            <w:r>
+              <w:rPr>
+                <w:rFonts w:ascii="Arial" w:hAnsi="Arial" w:cs="Arial"/>
+                <w:sz w:val="22"/>
+                <w:szCs w:val="22"/>
                 <w:lang w:val="en-US"/>
               </w:rPr>
               <w:t>-</w:t>
@@ -9514,16 +9281,14 @@
                 <w:rFonts w:ascii="Arial" w:hAnsi="Arial" w:cs="Arial"/>
                 <w:sz w:val="22"/>
                 <w:szCs w:val="22"/>
-                <w:highlight w:val="yellow"/>
-                <w:lang w:val="en-US"/>
-              </w:rPr>
-            </w:pPr>
-            <w:r>
-              <w:rPr>
-                <w:rFonts w:ascii="Arial" w:hAnsi="Arial" w:cs="Arial"/>
-                <w:sz w:val="22"/>
-                <w:szCs w:val="22"/>
-                <w:highlight w:val="yellow"/>
+                <w:lang w:val="en-US"/>
+              </w:rPr>
+            </w:pPr>
+            <w:r>
+              <w:rPr>
+                <w:rFonts w:ascii="Arial" w:hAnsi="Arial" w:cs="Arial"/>
+                <w:sz w:val="22"/>
+                <w:szCs w:val="22"/>
                 <w:lang w:val="en-US"/>
               </w:rPr>
               <w:t>-</w:t>
@@ -9544,16 +9309,14 @@
                 <w:rFonts w:ascii="Arial" w:hAnsi="Arial" w:cs="Arial"/>
                 <w:sz w:val="22"/>
                 <w:szCs w:val="22"/>
-                <w:highlight w:val="yellow"/>
-                <w:lang w:val="en-US"/>
-              </w:rPr>
-            </w:pPr>
-            <w:r>
-              <w:rPr>
-                <w:rFonts w:ascii="Arial" w:hAnsi="Arial" w:cs="Arial"/>
-                <w:sz w:val="22"/>
-                <w:szCs w:val="22"/>
-                <w:highlight w:val="yellow"/>
+                <w:lang w:val="en-US"/>
+              </w:rPr>
+            </w:pPr>
+            <w:r>
+              <w:rPr>
+                <w:rFonts w:ascii="Arial" w:hAnsi="Arial" w:cs="Arial"/>
+                <w:sz w:val="22"/>
+                <w:szCs w:val="22"/>
                 <w:lang w:val="en-US"/>
               </w:rPr>
               <w:t>-</w:t>
@@ -9574,16 +9337,14 @@
                 <w:rFonts w:ascii="Arial" w:hAnsi="Arial" w:cs="Arial"/>
                 <w:sz w:val="22"/>
                 <w:szCs w:val="22"/>
-                <w:highlight w:val="yellow"/>
-                <w:lang w:val="en-US"/>
-              </w:rPr>
-            </w:pPr>
-            <w:r>
-              <w:rPr>
-                <w:rFonts w:ascii="Arial" w:hAnsi="Arial" w:cs="Arial"/>
-                <w:sz w:val="22"/>
-                <w:szCs w:val="22"/>
-                <w:highlight w:val="yellow"/>
+                <w:lang w:val="en-US"/>
+              </w:rPr>
+            </w:pPr>
+            <w:r>
+              <w:rPr>
+                <w:rFonts w:ascii="Arial" w:hAnsi="Arial" w:cs="Arial"/>
+                <w:sz w:val="22"/>
+                <w:szCs w:val="22"/>
                 <w:lang w:val="en-US"/>
               </w:rPr>
               <w:t>-</w:t>
@@ -9608,15 +9369,13 @@
                 <w:rFonts w:ascii="Arial" w:hAnsi="Arial" w:cs="Arial"/>
                 <w:sz w:val="22"/>
                 <w:szCs w:val="22"/>
-                <w:highlight w:val="yellow"/>
-              </w:rPr>
-            </w:pPr>
-            <w:r>
-              <w:rPr>
-                <w:rFonts w:ascii="Arial" w:hAnsi="Arial" w:cs="Arial"/>
-                <w:sz w:val="22"/>
-                <w:szCs w:val="22"/>
-                <w:highlight w:val="yellow"/>
+              </w:rPr>
+            </w:pPr>
+            <w:r>
+              <w:rPr>
+                <w:rFonts w:ascii="Arial" w:hAnsi="Arial" w:cs="Arial"/>
+                <w:sz w:val="22"/>
+                <w:szCs w:val="22"/>
               </w:rPr>
               <w:t>12.</w:t>
             </w:r>
@@ -9634,15 +9393,13 @@
                 <w:rFonts w:ascii="Arial" w:hAnsi="Arial" w:cs="Arial"/>
                 <w:sz w:val="22"/>
                 <w:szCs w:val="22"/>
-                <w:highlight w:val="yellow"/>
-              </w:rPr>
-            </w:pPr>
-            <w:r>
-              <w:rPr>
-                <w:rFonts w:ascii="Arial" w:hAnsi="Arial" w:cs="Arial"/>
-                <w:sz w:val="22"/>
-                <w:szCs w:val="22"/>
-                <w:highlight w:val="yellow"/>
+              </w:rPr>
+            </w:pPr>
+            <w:r>
+              <w:rPr>
+                <w:rFonts w:ascii="Arial" w:hAnsi="Arial" w:cs="Arial"/>
+                <w:sz w:val="22"/>
+                <w:szCs w:val="22"/>
               </w:rPr>
               <w:t>Waktu Penggunaan Barang/Jasa</w:t>
             </w:r>
@@ -9662,16 +9419,14 @@
                 <w:rFonts w:ascii="Arial" w:hAnsi="Arial" w:cs="Arial"/>
                 <w:sz w:val="22"/>
                 <w:szCs w:val="22"/>
-                <w:highlight w:val="yellow"/>
-                <w:lang w:val="en-US"/>
-              </w:rPr>
-            </w:pPr>
-            <w:r>
-              <w:rPr>
-                <w:rFonts w:ascii="Arial" w:hAnsi="Arial" w:cs="Arial"/>
-                <w:sz w:val="22"/>
-                <w:szCs w:val="22"/>
-                <w:highlight w:val="yellow"/>
+                <w:lang w:val="en-US"/>
+              </w:rPr>
+            </w:pPr>
+            <w:r>
+              <w:rPr>
+                <w:rFonts w:ascii="Arial" w:hAnsi="Arial" w:cs="Arial"/>
+                <w:sz w:val="22"/>
+                <w:szCs w:val="22"/>
                 <w:lang w:val="en-US"/>
               </w:rPr>
               <w:t>-</w:t>
@@ -9692,16 +9447,14 @@
                 <w:rFonts w:ascii="Arial" w:hAnsi="Arial" w:cs="Arial"/>
                 <w:sz w:val="22"/>
                 <w:szCs w:val="22"/>
-                <w:highlight w:val="yellow"/>
-                <w:lang w:val="en-US"/>
-              </w:rPr>
-            </w:pPr>
-            <w:r>
-              <w:rPr>
-                <w:rFonts w:ascii="Arial" w:hAnsi="Arial" w:cs="Arial"/>
-                <w:sz w:val="22"/>
-                <w:szCs w:val="22"/>
-                <w:highlight w:val="yellow"/>
+                <w:lang w:val="en-US"/>
+              </w:rPr>
+            </w:pPr>
+            <w:r>
+              <w:rPr>
+                <w:rFonts w:ascii="Arial" w:hAnsi="Arial" w:cs="Arial"/>
+                <w:sz w:val="22"/>
+                <w:szCs w:val="22"/>
                 <w:lang w:val="en-US"/>
               </w:rPr>
               <w:t>-</w:t>
@@ -9722,16 +9475,14 @@
                 <w:rFonts w:ascii="Arial" w:hAnsi="Arial" w:cs="Arial"/>
                 <w:sz w:val="22"/>
                 <w:szCs w:val="22"/>
-                <w:highlight w:val="yellow"/>
-                <w:lang w:val="en-US"/>
-              </w:rPr>
-            </w:pPr>
-            <w:r>
-              <w:rPr>
-                <w:rFonts w:ascii="Arial" w:hAnsi="Arial" w:cs="Arial"/>
-                <w:sz w:val="22"/>
-                <w:szCs w:val="22"/>
-                <w:highlight w:val="yellow"/>
+                <w:lang w:val="en-US"/>
+              </w:rPr>
+            </w:pPr>
+            <w:r>
+              <w:rPr>
+                <w:rFonts w:ascii="Arial" w:hAnsi="Arial" w:cs="Arial"/>
+                <w:sz w:val="22"/>
+                <w:szCs w:val="22"/>
                 <w:lang w:val="en-US"/>
               </w:rPr>
               <w:t>-</w:t>
@@ -9752,16 +9503,14 @@
                 <w:rFonts w:ascii="Arial" w:hAnsi="Arial" w:cs="Arial"/>
                 <w:sz w:val="22"/>
                 <w:szCs w:val="22"/>
-                <w:highlight w:val="yellow"/>
-                <w:lang w:val="en-US"/>
-              </w:rPr>
-            </w:pPr>
-            <w:r>
-              <w:rPr>
-                <w:rFonts w:ascii="Arial" w:hAnsi="Arial" w:cs="Arial"/>
-                <w:sz w:val="22"/>
-                <w:szCs w:val="22"/>
-                <w:highlight w:val="yellow"/>
+                <w:lang w:val="en-US"/>
+              </w:rPr>
+            </w:pPr>
+            <w:r>
+              <w:rPr>
+                <w:rFonts w:ascii="Arial" w:hAnsi="Arial" w:cs="Arial"/>
+                <w:sz w:val="22"/>
+                <w:szCs w:val="22"/>
                 <w:lang w:val="en-US"/>
               </w:rPr>
               <w:t>-</w:t>
@@ -9786,15 +9535,13 @@
                 <w:rFonts w:ascii="Arial" w:hAnsi="Arial" w:cs="Arial"/>
                 <w:sz w:val="22"/>
                 <w:szCs w:val="22"/>
-                <w:highlight w:val="yellow"/>
-              </w:rPr>
-            </w:pPr>
-            <w:r>
-              <w:rPr>
-                <w:rFonts w:ascii="Arial" w:hAnsi="Arial" w:cs="Arial"/>
-                <w:sz w:val="22"/>
-                <w:szCs w:val="22"/>
-                <w:highlight w:val="yellow"/>
+              </w:rPr>
+            </w:pPr>
+            <w:r>
+              <w:rPr>
+                <w:rFonts w:ascii="Arial" w:hAnsi="Arial" w:cs="Arial"/>
+                <w:sz w:val="22"/>
+                <w:szCs w:val="22"/>
               </w:rPr>
               <w:t>13</w:t>
             </w:r>
@@ -9803,7 +9550,6 @@
                 <w:rFonts w:ascii="Arial" w:hAnsi="Arial" w:cs="Arial"/>
                 <w:sz w:val="22"/>
                 <w:szCs w:val="22"/>
-                <w:highlight w:val="yellow"/>
               </w:rPr>
               <w:t>.</w:t>
             </w:r>
@@ -9821,15 +9567,13 @@
                 <w:rFonts w:ascii="Arial" w:hAnsi="Arial" w:cs="Arial"/>
                 <w:sz w:val="22"/>
                 <w:szCs w:val="22"/>
-                <w:highlight w:val="yellow"/>
-              </w:rPr>
-            </w:pPr>
-            <w:r>
-              <w:rPr>
-                <w:rFonts w:ascii="Arial" w:hAnsi="Arial" w:cs="Arial"/>
-                <w:sz w:val="22"/>
-                <w:szCs w:val="22"/>
-                <w:highlight w:val="yellow"/>
+              </w:rPr>
+            </w:pPr>
+            <w:r>
+              <w:rPr>
+                <w:rFonts w:ascii="Arial" w:hAnsi="Arial" w:cs="Arial"/>
+                <w:sz w:val="22"/>
+                <w:szCs w:val="22"/>
               </w:rPr>
               <w:t>Analisis Pasar</w:t>
             </w:r>
@@ -9849,16 +9593,14 @@
                 <w:rFonts w:ascii="Arial" w:hAnsi="Arial" w:cs="Arial"/>
                 <w:sz w:val="22"/>
                 <w:szCs w:val="22"/>
-                <w:highlight w:val="yellow"/>
-                <w:lang w:val="en-US"/>
-              </w:rPr>
-            </w:pPr>
-            <w:r>
-              <w:rPr>
-                <w:rFonts w:ascii="Arial" w:hAnsi="Arial" w:cs="Arial"/>
-                <w:sz w:val="22"/>
-                <w:szCs w:val="22"/>
-                <w:highlight w:val="yellow"/>
+                <w:lang w:val="en-US"/>
+              </w:rPr>
+            </w:pPr>
+            <w:r>
+              <w:rPr>
+                <w:rFonts w:ascii="Arial" w:hAnsi="Arial" w:cs="Arial"/>
+                <w:sz w:val="22"/>
+                <w:szCs w:val="22"/>
                 <w:lang w:val="en-US"/>
               </w:rPr>
               <w:t>-</w:t>
@@ -9879,16 +9621,14 @@
                 <w:rFonts w:ascii="Arial" w:hAnsi="Arial" w:cs="Arial"/>
                 <w:sz w:val="22"/>
                 <w:szCs w:val="22"/>
-                <w:highlight w:val="yellow"/>
-                <w:lang w:val="en-US"/>
-              </w:rPr>
-            </w:pPr>
-            <w:r>
-              <w:rPr>
-                <w:rFonts w:ascii="Arial" w:hAnsi="Arial" w:cs="Arial"/>
-                <w:sz w:val="22"/>
-                <w:szCs w:val="22"/>
-                <w:highlight w:val="yellow"/>
+                <w:lang w:val="en-US"/>
+              </w:rPr>
+            </w:pPr>
+            <w:r>
+              <w:rPr>
+                <w:rFonts w:ascii="Arial" w:hAnsi="Arial" w:cs="Arial"/>
+                <w:sz w:val="22"/>
+                <w:szCs w:val="22"/>
                 <w:lang w:val="en-US"/>
               </w:rPr>
               <w:t>-</w:t>
@@ -9909,16 +9649,14 @@
                 <w:rFonts w:ascii="Arial" w:hAnsi="Arial" w:cs="Arial"/>
                 <w:sz w:val="22"/>
                 <w:szCs w:val="22"/>
-                <w:highlight w:val="yellow"/>
-                <w:lang w:val="en-US"/>
-              </w:rPr>
-            </w:pPr>
-            <w:r>
-              <w:rPr>
-                <w:rFonts w:ascii="Arial" w:hAnsi="Arial" w:cs="Arial"/>
-                <w:sz w:val="22"/>
-                <w:szCs w:val="22"/>
-                <w:highlight w:val="yellow"/>
+                <w:lang w:val="en-US"/>
+              </w:rPr>
+            </w:pPr>
+            <w:r>
+              <w:rPr>
+                <w:rFonts w:ascii="Arial" w:hAnsi="Arial" w:cs="Arial"/>
+                <w:sz w:val="22"/>
+                <w:szCs w:val="22"/>
                 <w:lang w:val="en-US"/>
               </w:rPr>
               <w:t>-</w:t>
@@ -9939,16 +9677,14 @@
                 <w:rFonts w:ascii="Arial" w:hAnsi="Arial" w:cs="Arial"/>
                 <w:sz w:val="22"/>
                 <w:szCs w:val="22"/>
-                <w:highlight w:val="yellow"/>
-                <w:lang w:val="en-US"/>
-              </w:rPr>
-            </w:pPr>
-            <w:r>
-              <w:rPr>
-                <w:rFonts w:ascii="Arial" w:hAnsi="Arial" w:cs="Arial"/>
-                <w:sz w:val="22"/>
-                <w:szCs w:val="22"/>
-                <w:highlight w:val="yellow"/>
+                <w:lang w:val="en-US"/>
+              </w:rPr>
+            </w:pPr>
+            <w:r>
+              <w:rPr>
+                <w:rFonts w:ascii="Arial" w:hAnsi="Arial" w:cs="Arial"/>
+                <w:sz w:val="22"/>
+                <w:szCs w:val="22"/>
                 <w:lang w:val="en-US"/>
               </w:rPr>
               <w:t>-</w:t>
@@ -9973,15 +9709,13 @@
                 <w:rFonts w:ascii="Arial" w:hAnsi="Arial" w:cs="Arial"/>
                 <w:sz w:val="22"/>
                 <w:szCs w:val="22"/>
-                <w:highlight w:val="yellow"/>
-              </w:rPr>
-            </w:pPr>
-            <w:r>
-              <w:rPr>
-                <w:rFonts w:ascii="Arial" w:hAnsi="Arial" w:cs="Arial"/>
-                <w:sz w:val="22"/>
-                <w:szCs w:val="22"/>
-                <w:highlight w:val="yellow"/>
+              </w:rPr>
+            </w:pPr>
+            <w:r>
+              <w:rPr>
+                <w:rFonts w:ascii="Arial" w:hAnsi="Arial" w:cs="Arial"/>
+                <w:sz w:val="22"/>
+                <w:szCs w:val="22"/>
               </w:rPr>
               <w:t>1</w:t>
             </w:r>
@@ -9990,7 +9724,6 @@
                 <w:rFonts w:ascii="Arial" w:hAnsi="Arial" w:cs="Arial"/>
                 <w:sz w:val="22"/>
                 <w:szCs w:val="22"/>
-                <w:highlight w:val="yellow"/>
               </w:rPr>
               <w:t>4</w:t>
             </w:r>
@@ -9999,7 +9732,6 @@
                 <w:rFonts w:ascii="Arial" w:hAnsi="Arial" w:cs="Arial"/>
                 <w:sz w:val="22"/>
                 <w:szCs w:val="22"/>
-                <w:highlight w:val="yellow"/>
               </w:rPr>
               <w:t>.</w:t>
             </w:r>
@@ -10017,15 +9749,13 @@
                 <w:rFonts w:ascii="Arial" w:hAnsi="Arial" w:cs="Arial"/>
                 <w:sz w:val="22"/>
                 <w:szCs w:val="22"/>
-                <w:highlight w:val="yellow"/>
-              </w:rPr>
-            </w:pPr>
-            <w:r>
-              <w:rPr>
-                <w:rFonts w:ascii="Arial" w:hAnsi="Arial" w:cs="Arial"/>
-                <w:sz w:val="22"/>
-                <w:szCs w:val="22"/>
-                <w:highlight w:val="yellow"/>
+              </w:rPr>
+            </w:pPr>
+            <w:r>
+              <w:rPr>
+                <w:rFonts w:ascii="Arial" w:hAnsi="Arial" w:cs="Arial"/>
+                <w:sz w:val="22"/>
+                <w:szCs w:val="22"/>
               </w:rPr>
               <w:t>SK Penetapan PPK</w:t>
             </w:r>
@@ -10045,16 +9775,14 @@
                 <w:rFonts w:ascii="Arial" w:hAnsi="Arial" w:cs="Arial"/>
                 <w:sz w:val="22"/>
                 <w:szCs w:val="22"/>
-                <w:highlight w:val="yellow"/>
-                <w:lang w:val="en-US"/>
-              </w:rPr>
-            </w:pPr>
-            <w:r>
-              <w:rPr>
-                <w:rFonts w:ascii="Arial" w:hAnsi="Arial" w:cs="Arial"/>
-                <w:sz w:val="22"/>
-                <w:szCs w:val="22"/>
-                <w:highlight w:val="yellow"/>
+                <w:lang w:val="en-US"/>
+              </w:rPr>
+            </w:pPr>
+            <w:r>
+              <w:rPr>
+                <w:rFonts w:ascii="Arial" w:hAnsi="Arial" w:cs="Arial"/>
+                <w:sz w:val="22"/>
+                <w:szCs w:val="22"/>
                 <w:lang w:val="en-US"/>
               </w:rPr>
               <w:t>-</w:t>
@@ -10075,16 +9803,14 @@
                 <w:rFonts w:ascii="Arial" w:hAnsi="Arial" w:cs="Arial"/>
                 <w:sz w:val="22"/>
                 <w:szCs w:val="22"/>
-                <w:highlight w:val="yellow"/>
-                <w:lang w:val="en-US"/>
-              </w:rPr>
-            </w:pPr>
-            <w:r>
-              <w:rPr>
-                <w:rFonts w:ascii="Arial" w:hAnsi="Arial" w:cs="Arial"/>
-                <w:sz w:val="22"/>
-                <w:szCs w:val="22"/>
-                <w:highlight w:val="yellow"/>
+                <w:lang w:val="en-US"/>
+              </w:rPr>
+            </w:pPr>
+            <w:r>
+              <w:rPr>
+                <w:rFonts w:ascii="Arial" w:hAnsi="Arial" w:cs="Arial"/>
+                <w:sz w:val="22"/>
+                <w:szCs w:val="22"/>
                 <w:lang w:val="en-US"/>
               </w:rPr>
               <w:t>-</w:t>
@@ -10105,16 +9831,14 @@
                 <w:rFonts w:ascii="Arial" w:hAnsi="Arial" w:cs="Arial"/>
                 <w:sz w:val="22"/>
                 <w:szCs w:val="22"/>
-                <w:highlight w:val="yellow"/>
-                <w:lang w:val="en-US"/>
-              </w:rPr>
-            </w:pPr>
-            <w:r>
-              <w:rPr>
-                <w:rFonts w:ascii="Arial" w:hAnsi="Arial" w:cs="Arial"/>
-                <w:sz w:val="22"/>
-                <w:szCs w:val="22"/>
-                <w:highlight w:val="yellow"/>
+                <w:lang w:val="en-US"/>
+              </w:rPr>
+            </w:pPr>
+            <w:r>
+              <w:rPr>
+                <w:rFonts w:ascii="Arial" w:hAnsi="Arial" w:cs="Arial"/>
+                <w:sz w:val="22"/>
+                <w:szCs w:val="22"/>
                 <w:lang w:val="en-US"/>
               </w:rPr>
               <w:t>-</w:t>
@@ -10135,16 +9859,14 @@
                 <w:rFonts w:ascii="Arial" w:hAnsi="Arial" w:cs="Arial"/>
                 <w:sz w:val="22"/>
                 <w:szCs w:val="22"/>
-                <w:highlight w:val="yellow"/>
-                <w:lang w:val="en-US"/>
-              </w:rPr>
-            </w:pPr>
-            <w:r>
-              <w:rPr>
-                <w:rFonts w:ascii="Arial" w:hAnsi="Arial" w:cs="Arial"/>
-                <w:sz w:val="22"/>
-                <w:szCs w:val="22"/>
-                <w:highlight w:val="yellow"/>
+                <w:lang w:val="en-US"/>
+              </w:rPr>
+            </w:pPr>
+            <w:r>
+              <w:rPr>
+                <w:rFonts w:ascii="Arial" w:hAnsi="Arial" w:cs="Arial"/>
+                <w:sz w:val="22"/>
+                <w:szCs w:val="22"/>
                 <w:lang w:val="en-US"/>
               </w:rPr>
               <w:t>-</w:t>
@@ -10169,15 +9891,13 @@
                 <w:rFonts w:ascii="Arial" w:hAnsi="Arial" w:cs="Arial"/>
                 <w:sz w:val="22"/>
                 <w:szCs w:val="22"/>
-                <w:highlight w:val="yellow"/>
-              </w:rPr>
-            </w:pPr>
-            <w:r>
-              <w:rPr>
-                <w:rFonts w:ascii="Arial" w:hAnsi="Arial" w:cs="Arial"/>
-                <w:sz w:val="22"/>
-                <w:szCs w:val="22"/>
-                <w:highlight w:val="yellow"/>
+              </w:rPr>
+            </w:pPr>
+            <w:r>
+              <w:rPr>
+                <w:rFonts w:ascii="Arial" w:hAnsi="Arial" w:cs="Arial"/>
+                <w:sz w:val="22"/>
+                <w:szCs w:val="22"/>
               </w:rPr>
               <w:t>1</w:t>
             </w:r>
@@ -10186,7 +9906,6 @@
                 <w:rFonts w:ascii="Arial" w:hAnsi="Arial" w:cs="Arial"/>
                 <w:sz w:val="22"/>
                 <w:szCs w:val="22"/>
-                <w:highlight w:val="yellow"/>
               </w:rPr>
               <w:t>5</w:t>
             </w:r>
@@ -10195,7 +9914,6 @@
                 <w:rFonts w:ascii="Arial" w:hAnsi="Arial" w:cs="Arial"/>
                 <w:sz w:val="22"/>
                 <w:szCs w:val="22"/>
-                <w:highlight w:val="yellow"/>
               </w:rPr>
               <w:t>.</w:t>
             </w:r>
@@ -10214,7 +9932,6 @@
                 <w:strike/>
                 <w:sz w:val="22"/>
                 <w:szCs w:val="22"/>
-                <w:highlight w:val="yellow"/>
               </w:rPr>
             </w:pPr>
             <w:r>
@@ -10223,7 +9940,6 @@
                 <w:strike/>
                 <w:sz w:val="22"/>
                 <w:szCs w:val="22"/>
-                <w:highlight w:val="yellow"/>
               </w:rPr>
               <w:t>Surat Izin MYC*</w:t>
             </w:r>
@@ -10243,16 +9959,14 @@
                 <w:rFonts w:ascii="Arial" w:hAnsi="Arial" w:cs="Arial"/>
                 <w:sz w:val="22"/>
                 <w:szCs w:val="22"/>
-                <w:highlight w:val="yellow"/>
-                <w:lang w:val="en-US"/>
-              </w:rPr>
-            </w:pPr>
-            <w:r>
-              <w:rPr>
-                <w:rFonts w:ascii="Arial" w:hAnsi="Arial" w:cs="Arial"/>
-                <w:sz w:val="22"/>
-                <w:szCs w:val="22"/>
-                <w:highlight w:val="yellow"/>
+                <w:lang w:val="en-US"/>
+              </w:rPr>
+            </w:pPr>
+            <w:r>
+              <w:rPr>
+                <w:rFonts w:ascii="Arial" w:hAnsi="Arial" w:cs="Arial"/>
+                <w:sz w:val="22"/>
+                <w:szCs w:val="22"/>
                 <w:lang w:val="en-US"/>
               </w:rPr>
               <w:t>-</w:t>
@@ -10273,16 +9987,14 @@
                 <w:rFonts w:ascii="Arial" w:hAnsi="Arial" w:cs="Arial"/>
                 <w:sz w:val="22"/>
                 <w:szCs w:val="22"/>
-                <w:highlight w:val="yellow"/>
-                <w:lang w:val="en-US"/>
-              </w:rPr>
-            </w:pPr>
-            <w:r>
-              <w:rPr>
-                <w:rFonts w:ascii="Arial" w:hAnsi="Arial" w:cs="Arial"/>
-                <w:sz w:val="22"/>
-                <w:szCs w:val="22"/>
-                <w:highlight w:val="yellow"/>
+                <w:lang w:val="en-US"/>
+              </w:rPr>
+            </w:pPr>
+            <w:r>
+              <w:rPr>
+                <w:rFonts w:ascii="Arial" w:hAnsi="Arial" w:cs="Arial"/>
+                <w:sz w:val="22"/>
+                <w:szCs w:val="22"/>
                 <w:lang w:val="en-US"/>
               </w:rPr>
               <w:t>-</w:t>
@@ -10303,16 +10015,14 @@
                 <w:rFonts w:ascii="Arial" w:hAnsi="Arial" w:cs="Arial"/>
                 <w:sz w:val="22"/>
                 <w:szCs w:val="22"/>
-                <w:highlight w:val="yellow"/>
-                <w:lang w:val="en-US"/>
-              </w:rPr>
-            </w:pPr>
-            <w:r>
-              <w:rPr>
-                <w:rFonts w:ascii="Arial" w:hAnsi="Arial" w:cs="Arial"/>
-                <w:sz w:val="22"/>
-                <w:szCs w:val="22"/>
-                <w:highlight w:val="yellow"/>
+                <w:lang w:val="en-US"/>
+              </w:rPr>
+            </w:pPr>
+            <w:r>
+              <w:rPr>
+                <w:rFonts w:ascii="Arial" w:hAnsi="Arial" w:cs="Arial"/>
+                <w:sz w:val="22"/>
+                <w:szCs w:val="22"/>
                 <w:lang w:val="en-US"/>
               </w:rPr>
               <w:t>-</w:t>
@@ -10333,16 +10043,14 @@
                 <w:rFonts w:ascii="Arial" w:hAnsi="Arial" w:cs="Arial"/>
                 <w:sz w:val="22"/>
                 <w:szCs w:val="22"/>
-                <w:highlight w:val="yellow"/>
-                <w:lang w:val="en-US"/>
-              </w:rPr>
-            </w:pPr>
-            <w:r>
-              <w:rPr>
-                <w:rFonts w:ascii="Arial" w:hAnsi="Arial" w:cs="Arial"/>
-                <w:sz w:val="22"/>
-                <w:szCs w:val="22"/>
-                <w:highlight w:val="yellow"/>
+                <w:lang w:val="en-US"/>
+              </w:rPr>
+            </w:pPr>
+            <w:r>
+              <w:rPr>
+                <w:rFonts w:ascii="Arial" w:hAnsi="Arial" w:cs="Arial"/>
+                <w:sz w:val="22"/>
+                <w:szCs w:val="22"/>
                 <w:lang w:val="en-US"/>
               </w:rPr>
               <w:t>-</w:t>
@@ -10367,15 +10075,13 @@
                 <w:rFonts w:ascii="Arial" w:hAnsi="Arial" w:cs="Arial"/>
                 <w:sz w:val="22"/>
                 <w:szCs w:val="22"/>
-                <w:highlight w:val="yellow"/>
-              </w:rPr>
-            </w:pPr>
-            <w:r>
-              <w:rPr>
-                <w:rFonts w:ascii="Arial" w:hAnsi="Arial" w:cs="Arial"/>
-                <w:sz w:val="22"/>
-                <w:szCs w:val="22"/>
-                <w:highlight w:val="yellow"/>
+              </w:rPr>
+            </w:pPr>
+            <w:r>
+              <w:rPr>
+                <w:rFonts w:ascii="Arial" w:hAnsi="Arial" w:cs="Arial"/>
+                <w:sz w:val="22"/>
+                <w:szCs w:val="22"/>
               </w:rPr>
               <w:t>1</w:t>
             </w:r>
@@ -10384,7 +10090,6 @@
                 <w:rFonts w:ascii="Arial" w:hAnsi="Arial" w:cs="Arial"/>
                 <w:sz w:val="22"/>
                 <w:szCs w:val="22"/>
-                <w:highlight w:val="yellow"/>
               </w:rPr>
               <w:t>6</w:t>
             </w:r>
@@ -10393,7 +10098,6 @@
                 <w:rFonts w:ascii="Arial" w:hAnsi="Arial" w:cs="Arial"/>
                 <w:sz w:val="22"/>
                 <w:szCs w:val="22"/>
-                <w:highlight w:val="yellow"/>
               </w:rPr>
               <w:t>.</w:t>
             </w:r>
@@ -10412,7 +10116,6 @@
                 <w:strike/>
                 <w:sz w:val="22"/>
                 <w:szCs w:val="22"/>
-                <w:highlight w:val="yellow"/>
               </w:rPr>
             </w:pPr>
             <w:r>
@@ -10421,7 +10124,6 @@
                 <w:strike/>
                 <w:sz w:val="22"/>
                 <w:szCs w:val="22"/>
-                <w:highlight w:val="yellow"/>
               </w:rPr>
               <w:t>Rencana Perkiraan Biaya (RPB)*</w:t>
             </w:r>
@@ -10441,16 +10143,14 @@
                 <w:rFonts w:ascii="Arial" w:hAnsi="Arial" w:cs="Arial"/>
                 <w:sz w:val="22"/>
                 <w:szCs w:val="22"/>
-                <w:highlight w:val="yellow"/>
-                <w:lang w:val="en-US"/>
-              </w:rPr>
-            </w:pPr>
-            <w:r>
-              <w:rPr>
-                <w:rFonts w:ascii="Arial" w:hAnsi="Arial" w:cs="Arial"/>
-                <w:sz w:val="22"/>
-                <w:szCs w:val="22"/>
-                <w:highlight w:val="yellow"/>
+                <w:lang w:val="en-US"/>
+              </w:rPr>
+            </w:pPr>
+            <w:r>
+              <w:rPr>
+                <w:rFonts w:ascii="Arial" w:hAnsi="Arial" w:cs="Arial"/>
+                <w:sz w:val="22"/>
+                <w:szCs w:val="22"/>
                 <w:lang w:val="en-US"/>
               </w:rPr>
               <w:t>-</w:t>
@@ -10465,7 +10165,6 @@
                 <w:rFonts w:ascii="Arial" w:hAnsi="Arial" w:cs="Arial"/>
                 <w:sz w:val="22"/>
                 <w:szCs w:val="22"/>
-                <w:highlight w:val="yellow"/>
                 <w:lang w:val="en-US"/>
               </w:rPr>
             </w:pPr>
@@ -10479,7 +10178,6 @@
                 <w:rFonts w:ascii="Arial" w:hAnsi="Arial" w:cs="Arial"/>
                 <w:sz w:val="22"/>
                 <w:szCs w:val="22"/>
-                <w:highlight w:val="yellow"/>
                 <w:lang w:val="en-US"/>
               </w:rPr>
             </w:pPr>
@@ -10499,16 +10197,14 @@
                 <w:rFonts w:ascii="Arial" w:hAnsi="Arial" w:cs="Arial"/>
                 <w:sz w:val="22"/>
                 <w:szCs w:val="22"/>
-                <w:highlight w:val="yellow"/>
-                <w:lang w:val="en-US"/>
-              </w:rPr>
-            </w:pPr>
-            <w:r>
-              <w:rPr>
-                <w:rFonts w:ascii="Arial" w:hAnsi="Arial" w:cs="Arial"/>
-                <w:sz w:val="22"/>
-                <w:szCs w:val="22"/>
-                <w:highlight w:val="yellow"/>
+                <w:lang w:val="en-US"/>
+              </w:rPr>
+            </w:pPr>
+            <w:r>
+              <w:rPr>
+                <w:rFonts w:ascii="Arial" w:hAnsi="Arial" w:cs="Arial"/>
+                <w:sz w:val="22"/>
+                <w:szCs w:val="22"/>
                 <w:lang w:val="en-US"/>
               </w:rPr>
               <w:t>-</w:t>
@@ -10529,16 +10225,14 @@
                 <w:rFonts w:ascii="Arial" w:hAnsi="Arial" w:cs="Arial"/>
                 <w:sz w:val="22"/>
                 <w:szCs w:val="22"/>
-                <w:highlight w:val="yellow"/>
-                <w:lang w:val="en-US"/>
-              </w:rPr>
-            </w:pPr>
-            <w:r>
-              <w:rPr>
-                <w:rFonts w:ascii="Arial" w:hAnsi="Arial" w:cs="Arial"/>
-                <w:sz w:val="22"/>
-                <w:szCs w:val="22"/>
-                <w:highlight w:val="yellow"/>
+                <w:lang w:val="en-US"/>
+              </w:rPr>
+            </w:pPr>
+            <w:r>
+              <w:rPr>
+                <w:rFonts w:ascii="Arial" w:hAnsi="Arial" w:cs="Arial"/>
+                <w:sz w:val="22"/>
+                <w:szCs w:val="22"/>
                 <w:lang w:val="en-US"/>
               </w:rPr>
               <w:t>-</w:t>
@@ -10559,16 +10253,14 @@
                 <w:rFonts w:ascii="Arial" w:hAnsi="Arial" w:cs="Arial"/>
                 <w:sz w:val="22"/>
                 <w:szCs w:val="22"/>
-                <w:highlight w:val="yellow"/>
-                <w:lang w:val="en-US"/>
-              </w:rPr>
-            </w:pPr>
-            <w:r>
-              <w:rPr>
-                <w:rFonts w:ascii="Arial" w:hAnsi="Arial" w:cs="Arial"/>
-                <w:sz w:val="22"/>
-                <w:szCs w:val="22"/>
-                <w:highlight w:val="yellow"/>
+                <w:lang w:val="en-US"/>
+              </w:rPr>
+            </w:pPr>
+            <w:r>
+              <w:rPr>
+                <w:rFonts w:ascii="Arial" w:hAnsi="Arial" w:cs="Arial"/>
+                <w:sz w:val="22"/>
+                <w:szCs w:val="22"/>
                 <w:lang w:val="en-US"/>
               </w:rPr>
               <w:t>-</w:t>
@@ -10593,16 +10285,14 @@
                 <w:rFonts w:ascii="Arial" w:hAnsi="Arial" w:cs="Arial"/>
                 <w:sz w:val="22"/>
                 <w:szCs w:val="22"/>
-                <w:highlight w:val="yellow"/>
-                <w:lang w:val="en-US"/>
-              </w:rPr>
-            </w:pPr>
-            <w:r>
-              <w:rPr>
-                <w:rFonts w:ascii="Arial" w:hAnsi="Arial" w:cs="Arial"/>
-                <w:sz w:val="22"/>
-                <w:szCs w:val="22"/>
-                <w:highlight w:val="yellow"/>
+                <w:lang w:val="en-US"/>
+              </w:rPr>
+            </w:pPr>
+            <w:r>
+              <w:rPr>
+                <w:rFonts w:ascii="Arial" w:hAnsi="Arial" w:cs="Arial"/>
+                <w:sz w:val="22"/>
+                <w:szCs w:val="22"/>
                 <w:lang w:val="en-US"/>
               </w:rPr>
               <w:t>1</w:t>
@@ -10612,7 +10302,6 @@
                 <w:rFonts w:ascii="Arial" w:hAnsi="Arial" w:cs="Arial"/>
                 <w:sz w:val="22"/>
                 <w:szCs w:val="22"/>
-                <w:highlight w:val="yellow"/>
                 <w:lang w:val="en-US"/>
               </w:rPr>
               <w:t>7</w:t>
@@ -10622,7 +10311,6 @@
                 <w:rFonts w:ascii="Arial" w:hAnsi="Arial" w:cs="Arial"/>
                 <w:sz w:val="22"/>
                 <w:szCs w:val="22"/>
-                <w:highlight w:val="yellow"/>
                 <w:lang w:val="en-US"/>
               </w:rPr>
               <w:t>.</w:t>
@@ -10641,16 +10329,14 @@
                 <w:rFonts w:ascii="Arial" w:hAnsi="Arial" w:cs="Arial"/>
                 <w:sz w:val="22"/>
                 <w:szCs w:val="22"/>
-                <w:highlight w:val="yellow"/>
-                <w:lang w:val="en-US"/>
-              </w:rPr>
-            </w:pPr>
-            <w:r>
-              <w:rPr>
-                <w:rFonts w:ascii="Arial" w:hAnsi="Arial" w:cs="Arial"/>
-                <w:sz w:val="22"/>
-                <w:szCs w:val="22"/>
-                <w:highlight w:val="yellow"/>
+                <w:lang w:val="en-US"/>
+              </w:rPr>
+            </w:pPr>
+            <w:r>
+              <w:rPr>
+                <w:rFonts w:ascii="Arial" w:hAnsi="Arial" w:cs="Arial"/>
+                <w:sz w:val="22"/>
+                <w:szCs w:val="22"/>
                 <w:lang w:val="en-US"/>
               </w:rPr>
               <w:t>Dokumen Pengadaan</w:t>
@@ -10671,7 +10357,6 @@
                 <w:rFonts w:ascii="Arial" w:hAnsi="Arial" w:cs="Arial"/>
                 <w:sz w:val="22"/>
                 <w:szCs w:val="22"/>
-                <w:highlight w:val="yellow"/>
                 <w:lang w:val="en-US"/>
               </w:rPr>
             </w:pPr>
@@ -10691,7 +10376,6 @@
                 <w:rFonts w:ascii="Arial" w:hAnsi="Arial" w:cs="Arial"/>
                 <w:sz w:val="22"/>
                 <w:szCs w:val="22"/>
-                <w:highlight w:val="yellow"/>
                 <w:lang w:val="en-US"/>
               </w:rPr>
             </w:pPr>
@@ -10711,7 +10395,6 @@
                 <w:rFonts w:ascii="Arial" w:hAnsi="Arial" w:cs="Arial"/>
                 <w:sz w:val="22"/>
                 <w:szCs w:val="22"/>
-                <w:highlight w:val="yellow"/>
                 <w:lang w:val="en-US"/>
               </w:rPr>
             </w:pPr>
@@ -10731,7 +10414,6 @@
                 <w:rFonts w:ascii="Arial" w:hAnsi="Arial" w:cs="Arial"/>
                 <w:sz w:val="22"/>
                 <w:szCs w:val="22"/>
-                <w:highlight w:val="yellow"/>
                 <w:lang w:val="en-US"/>
               </w:rPr>
             </w:pPr>
@@ -10755,7 +10437,6 @@
                 <w:rFonts w:ascii="Arial" w:hAnsi="Arial" w:cs="Arial"/>
                 <w:sz w:val="22"/>
                 <w:szCs w:val="22"/>
-                <w:highlight w:val="yellow"/>
                 <w:lang w:val="en-US"/>
               </w:rPr>
             </w:pPr>
@@ -10777,16 +10458,14 @@
                 <w:rFonts w:ascii="Arial" w:hAnsi="Arial" w:cs="Arial"/>
                 <w:sz w:val="22"/>
                 <w:szCs w:val="22"/>
-                <w:highlight w:val="yellow"/>
-                <w:lang w:val="en-US"/>
-              </w:rPr>
-            </w:pPr>
-            <w:r>
-              <w:rPr>
-                <w:rFonts w:ascii="Arial" w:hAnsi="Arial" w:cs="Arial"/>
-                <w:sz w:val="22"/>
-                <w:szCs w:val="22"/>
-                <w:highlight w:val="yellow"/>
+                <w:lang w:val="en-US"/>
+              </w:rPr>
+            </w:pPr>
+            <w:r>
+              <w:rPr>
+                <w:rFonts w:ascii="Arial" w:hAnsi="Arial" w:cs="Arial"/>
+                <w:sz w:val="22"/>
+                <w:szCs w:val="22"/>
                 <w:lang w:val="en-US"/>
               </w:rPr>
               <w:t>Dokumen Kualifikasi</w:t>
@@ -10806,16 +10485,14 @@
                 <w:rFonts w:ascii="Arial" w:hAnsi="Arial" w:cs="Arial"/>
                 <w:sz w:val="22"/>
                 <w:szCs w:val="22"/>
-                <w:highlight w:val="yellow"/>
-                <w:lang w:val="en-US"/>
-              </w:rPr>
-            </w:pPr>
-            <w:r>
-              <w:rPr>
-                <w:rFonts w:ascii="Arial" w:hAnsi="Arial" w:cs="Arial"/>
-                <w:sz w:val="22"/>
-                <w:szCs w:val="22"/>
-                <w:highlight w:val="yellow"/>
+                <w:lang w:val="en-US"/>
+              </w:rPr>
+            </w:pPr>
+            <w:r>
+              <w:rPr>
+                <w:rFonts w:ascii="Arial" w:hAnsi="Arial" w:cs="Arial"/>
+                <w:sz w:val="22"/>
+                <w:szCs w:val="22"/>
                 <w:lang w:val="en-US"/>
               </w:rPr>
               <w:t>-</w:t>
@@ -10836,16 +10513,14 @@
                 <w:rFonts w:ascii="Arial" w:hAnsi="Arial" w:cs="Arial"/>
                 <w:sz w:val="22"/>
                 <w:szCs w:val="22"/>
-                <w:highlight w:val="yellow"/>
-                <w:lang w:val="en-US"/>
-              </w:rPr>
-            </w:pPr>
-            <w:r>
-              <w:rPr>
-                <w:rFonts w:ascii="Arial" w:hAnsi="Arial" w:cs="Arial"/>
-                <w:sz w:val="22"/>
-                <w:szCs w:val="22"/>
-                <w:highlight w:val="yellow"/>
+                <w:lang w:val="en-US"/>
+              </w:rPr>
+            </w:pPr>
+            <w:r>
+              <w:rPr>
+                <w:rFonts w:ascii="Arial" w:hAnsi="Arial" w:cs="Arial"/>
+                <w:sz w:val="22"/>
+                <w:szCs w:val="22"/>
                 <w:lang w:val="en-US"/>
               </w:rPr>
               <w:t>-</w:t>
@@ -10866,16 +10541,14 @@
                 <w:rFonts w:ascii="Arial" w:hAnsi="Arial" w:cs="Arial"/>
                 <w:sz w:val="22"/>
                 <w:szCs w:val="22"/>
-                <w:highlight w:val="yellow"/>
-                <w:lang w:val="en-US"/>
-              </w:rPr>
-            </w:pPr>
-            <w:r>
-              <w:rPr>
-                <w:rFonts w:ascii="Arial" w:hAnsi="Arial" w:cs="Arial"/>
-                <w:sz w:val="22"/>
-                <w:szCs w:val="22"/>
-                <w:highlight w:val="yellow"/>
+                <w:lang w:val="en-US"/>
+              </w:rPr>
+            </w:pPr>
+            <w:r>
+              <w:rPr>
+                <w:rFonts w:ascii="Arial" w:hAnsi="Arial" w:cs="Arial"/>
+                <w:sz w:val="22"/>
+                <w:szCs w:val="22"/>
                 <w:lang w:val="en-US"/>
               </w:rPr>
               <w:t>-</w:t>
@@ -10896,16 +10569,14 @@
                 <w:rFonts w:ascii="Arial" w:hAnsi="Arial" w:cs="Arial"/>
                 <w:sz w:val="22"/>
                 <w:szCs w:val="22"/>
-                <w:highlight w:val="yellow"/>
-                <w:lang w:val="en-US"/>
-              </w:rPr>
-            </w:pPr>
-            <w:r>
-              <w:rPr>
-                <w:rFonts w:ascii="Arial" w:hAnsi="Arial" w:cs="Arial"/>
-                <w:sz w:val="22"/>
-                <w:szCs w:val="22"/>
-                <w:highlight w:val="yellow"/>
+                <w:lang w:val="en-US"/>
+              </w:rPr>
+            </w:pPr>
+            <w:r>
+              <w:rPr>
+                <w:rFonts w:ascii="Arial" w:hAnsi="Arial" w:cs="Arial"/>
+                <w:sz w:val="22"/>
+                <w:szCs w:val="22"/>
                 <w:lang w:val="en-US"/>
               </w:rPr>
               <w:t>-</w:t>
@@ -10930,7 +10601,6 @@
                 <w:rFonts w:ascii="Arial" w:hAnsi="Arial" w:cs="Arial"/>
                 <w:sz w:val="22"/>
                 <w:szCs w:val="22"/>
-                <w:highlight w:val="yellow"/>
                 <w:lang w:val="en-US"/>
               </w:rPr>
             </w:pPr>
@@ -10952,16 +10622,14 @@
                 <w:rFonts w:ascii="Arial" w:hAnsi="Arial" w:cs="Arial"/>
                 <w:sz w:val="22"/>
                 <w:szCs w:val="22"/>
-                <w:highlight w:val="yellow"/>
-                <w:lang w:val="en-US"/>
-              </w:rPr>
-            </w:pPr>
-            <w:r>
-              <w:rPr>
-                <w:rFonts w:ascii="Arial" w:hAnsi="Arial" w:cs="Arial"/>
-                <w:sz w:val="22"/>
-                <w:szCs w:val="22"/>
-                <w:highlight w:val="yellow"/>
+                <w:lang w:val="en-US"/>
+              </w:rPr>
+            </w:pPr>
+            <w:r>
+              <w:rPr>
+                <w:rFonts w:ascii="Arial" w:hAnsi="Arial" w:cs="Arial"/>
+                <w:sz w:val="22"/>
+                <w:szCs w:val="22"/>
                 <w:lang w:val="en-US"/>
               </w:rPr>
               <w:t>Dokumen Seleksi</w:t>
@@ -10980,16 +10648,14 @@
                 <w:rFonts w:ascii="Arial" w:hAnsi="Arial" w:cs="Arial"/>
                 <w:sz w:val="22"/>
                 <w:szCs w:val="22"/>
-                <w:highlight w:val="yellow"/>
-                <w:lang w:val="en-US"/>
-              </w:rPr>
-            </w:pPr>
-            <w:r>
-              <w:rPr>
-                <w:rFonts w:ascii="Arial" w:hAnsi="Arial" w:cs="Arial"/>
-                <w:sz w:val="22"/>
-                <w:szCs w:val="22"/>
-                <w:highlight w:val="yellow"/>
+                <w:lang w:val="en-US"/>
+              </w:rPr>
+            </w:pPr>
+            <w:r>
+              <w:rPr>
+                <w:rFonts w:ascii="Arial" w:hAnsi="Arial" w:cs="Arial"/>
+                <w:sz w:val="22"/>
+                <w:szCs w:val="22"/>
                 <w:lang w:val="en-US"/>
               </w:rPr>
               <w:t>-</w:t>
@@ -11010,16 +10676,14 @@
                 <w:rFonts w:ascii="Arial" w:hAnsi="Arial" w:cs="Arial"/>
                 <w:sz w:val="22"/>
                 <w:szCs w:val="22"/>
-                <w:highlight w:val="yellow"/>
-                <w:lang w:val="en-US"/>
-              </w:rPr>
-            </w:pPr>
-            <w:r>
-              <w:rPr>
-                <w:rFonts w:ascii="Arial" w:hAnsi="Arial" w:cs="Arial"/>
-                <w:sz w:val="22"/>
-                <w:szCs w:val="22"/>
-                <w:highlight w:val="yellow"/>
+                <w:lang w:val="en-US"/>
+              </w:rPr>
+            </w:pPr>
+            <w:r>
+              <w:rPr>
+                <w:rFonts w:ascii="Arial" w:hAnsi="Arial" w:cs="Arial"/>
+                <w:sz w:val="22"/>
+                <w:szCs w:val="22"/>
                 <w:lang w:val="en-US"/>
               </w:rPr>
               <w:t>-</w:t>
@@ -11040,16 +10704,14 @@
                 <w:rFonts w:ascii="Arial" w:hAnsi="Arial" w:cs="Arial"/>
                 <w:sz w:val="22"/>
                 <w:szCs w:val="22"/>
-                <w:highlight w:val="yellow"/>
-                <w:lang w:val="en-US"/>
-              </w:rPr>
-            </w:pPr>
-            <w:r>
-              <w:rPr>
-                <w:rFonts w:ascii="Arial" w:hAnsi="Arial" w:cs="Arial"/>
-                <w:sz w:val="22"/>
-                <w:szCs w:val="22"/>
-                <w:highlight w:val="yellow"/>
+                <w:lang w:val="en-US"/>
+              </w:rPr>
+            </w:pPr>
+            <w:r>
+              <w:rPr>
+                <w:rFonts w:ascii="Arial" w:hAnsi="Arial" w:cs="Arial"/>
+                <w:sz w:val="22"/>
+                <w:szCs w:val="22"/>
                 <w:lang w:val="en-US"/>
               </w:rPr>
               <w:t>-</w:t>
@@ -11070,16 +10732,14 @@
                 <w:rFonts w:ascii="Arial" w:hAnsi="Arial" w:cs="Arial"/>
                 <w:sz w:val="22"/>
                 <w:szCs w:val="22"/>
-                <w:highlight w:val="yellow"/>
-                <w:lang w:val="en-US"/>
-              </w:rPr>
-            </w:pPr>
-            <w:r>
-              <w:rPr>
-                <w:rFonts w:ascii="Arial" w:hAnsi="Arial" w:cs="Arial"/>
-                <w:sz w:val="22"/>
-                <w:szCs w:val="22"/>
-                <w:highlight w:val="yellow"/>
+                <w:lang w:val="en-US"/>
+              </w:rPr>
+            </w:pPr>
+            <w:r>
+              <w:rPr>
+                <w:rFonts w:ascii="Arial" w:hAnsi="Arial" w:cs="Arial"/>
+                <w:sz w:val="22"/>
+                <w:szCs w:val="22"/>
                 <w:lang w:val="en-US"/>
               </w:rPr>
               <w:t>-</w:t>
@@ -11104,15 +10764,13 @@
           <w:rFonts w:ascii="Arial" w:eastAsia="Arial" w:hAnsi="Arial" w:cs="Arial"/>
           <w:sz w:val="22"/>
           <w:szCs w:val="22"/>
-          <w:highlight w:val="yellow"/>
-        </w:rPr>
-      </w:pPr>
-      <w:r>
-        <w:rPr>
-          <w:rFonts w:ascii="Arial" w:eastAsia="Arial" w:hAnsi="Arial" w:cs="Arial"/>
-          <w:sz w:val="22"/>
-          <w:szCs w:val="22"/>
-          <w:highlight w:val="yellow"/>
+        </w:rPr>
+      </w:pPr>
+      <w:r>
+        <w:rPr>
+          <w:rFonts w:ascii="Arial" w:eastAsia="Arial" w:hAnsi="Arial" w:cs="Arial"/>
+          <w:sz w:val="22"/>
+          <w:szCs w:val="22"/>
         </w:rPr>
         <w:t>*</w:t>
       </w:r>
@@ -11121,7 +10779,6 @@
           <w:rFonts w:ascii="Arial" w:eastAsia="Arial" w:hAnsi="Arial" w:cs="Arial"/>
           <w:sz w:val="22"/>
           <w:szCs w:val="22"/>
-          <w:highlight w:val="yellow"/>
         </w:rPr>
         <w:t xml:space="preserve">Menyesuaikan dengan </w:t>
       </w:r>
@@ -11130,7 +10787,6 @@
           <w:rFonts w:ascii="Arial" w:eastAsia="Arial" w:hAnsi="Arial" w:cs="Arial"/>
           <w:sz w:val="22"/>
           <w:szCs w:val="22"/>
-          <w:highlight w:val="yellow"/>
           <w:lang w:val="sv-SE"/>
         </w:rPr>
         <w:t>jasa konsultansi konstruksi yang akan di</w:t>
@@ -11140,7 +10796,6 @@
           <w:rFonts w:ascii="Arial" w:eastAsia="Arial" w:hAnsi="Arial" w:cs="Arial"/>
           <w:sz w:val="22"/>
           <w:szCs w:val="22"/>
-          <w:highlight w:val="yellow"/>
           <w:lang w:val="sv-SE"/>
         </w:rPr>
         <w:t>seleksikan</w:t>
@@ -11150,7 +10805,6 @@
           <w:rFonts w:ascii="Arial" w:eastAsia="Arial" w:hAnsi="Arial" w:cs="Arial"/>
           <w:sz w:val="22"/>
           <w:szCs w:val="22"/>
-          <w:highlight w:val="yellow"/>
         </w:rPr>
         <w:t xml:space="preserve"> </w:t>
       </w:r>
@@ -11171,7 +10825,6 @@
           <w:rFonts w:ascii="Arial" w:eastAsia="Arial" w:hAnsi="Arial" w:cs="Arial"/>
           <w:sz w:val="22"/>
           <w:szCs w:val="22"/>
-          <w:highlight w:val="yellow"/>
         </w:rPr>
       </w:pPr>
     </w:p>
@@ -11191,7 +10844,6 @@
           <w:rFonts w:ascii="Arial" w:eastAsia="Arial" w:hAnsi="Arial" w:cs="Arial"/>
           <w:sz w:val="22"/>
           <w:szCs w:val="22"/>
-          <w:highlight w:val="yellow"/>
         </w:rPr>
         <w:t>Berdasarkan Rapat Reviu Dokumen Persiapan Pengadaan yang telah dilakukan,</w:t>
       </w:r>
@@ -11200,7 +10852,6 @@
           <w:rFonts w:ascii="Arial" w:eastAsia="Arial" w:hAnsi="Arial" w:cs="Arial"/>
           <w:sz w:val="22"/>
           <w:szCs w:val="22"/>
-          <w:highlight w:val="yellow"/>
         </w:rPr>
         <w:t xml:space="preserve"> </w:t>
       </w:r>
@@ -11209,7 +10860,6 @@
           <w:rFonts w:ascii="Arial" w:eastAsia="Arial" w:hAnsi="Arial" w:cs="Arial"/>
           <w:sz w:val="22"/>
           <w:szCs w:val="22"/>
-          <w:highlight w:val="yellow"/>
         </w:rPr>
         <w:t xml:space="preserve">Pokja Pemilihan, Tim Pelaksana, dan PPK </w:t>
       </w:r>
@@ -11220,7 +10870,6 @@
           <w:bCs/>
           <w:sz w:val="22"/>
           <w:szCs w:val="22"/>
-          <w:highlight w:val="yellow"/>
         </w:rPr>
         <w:t>sepakat</w:t>
       </w:r>
@@ -11232,7 +10881,6 @@
           <w:strike/>
           <w:sz w:val="22"/>
           <w:szCs w:val="22"/>
-          <w:highlight w:val="yellow"/>
         </w:rPr>
         <w:t>/tidak sepakat</w:t>
       </w:r>
@@ -11241,7 +10889,6 @@
           <w:rFonts w:ascii="Arial" w:eastAsia="Arial" w:hAnsi="Arial" w:cs="Arial"/>
           <w:sz w:val="22"/>
           <w:szCs w:val="22"/>
-          <w:highlight w:val="yellow"/>
         </w:rPr>
         <w:t xml:space="preserve"> untuk dilanjutkan ke proses penetapan dokumen persiapan pengadaan hasil reviu.</w:t>
       </w:r>
@@ -11261,48 +10908,6 @@
         </w:rPr>
         <w:t> </w:t>
       </w:r>
-    </w:p>
-    <w:p>
-      <w:pPr>
-        <w:spacing w:before="2" w:line="276" w:lineRule="auto"/>
-        <w:ind w:right="28"/>
-        <w:jc w:val="right"/>
-        <w:rPr>
-          <w:rFonts w:ascii="Arial" w:eastAsia="Arial" w:hAnsi="Arial" w:cs="Arial"/>
-          <w:i/>
-          <w:iCs/>
-          <w:sz w:val="22"/>
-          <w:szCs w:val="22"/>
-        </w:rPr>
-      </w:pPr>
-    </w:p>
-    <w:p>
-      <w:pPr>
-        <w:spacing w:before="2" w:line="276" w:lineRule="auto"/>
-        <w:ind w:right="28"/>
-        <w:jc w:val="right"/>
-        <w:rPr>
-          <w:rFonts w:ascii="Arial" w:eastAsia="Arial" w:hAnsi="Arial" w:cs="Arial"/>
-          <w:i/>
-          <w:iCs/>
-          <w:sz w:val="22"/>
-          <w:szCs w:val="22"/>
-        </w:rPr>
-      </w:pPr>
-    </w:p>
-    <w:p>
-      <w:pPr>
-        <w:spacing w:before="2" w:line="276" w:lineRule="auto"/>
-        <w:ind w:right="28"/>
-        <w:jc w:val="right"/>
-        <w:rPr>
-          <w:rFonts w:ascii="Arial" w:eastAsia="Arial" w:hAnsi="Arial" w:cs="Arial"/>
-          <w:i/>
-          <w:iCs/>
-          <w:sz w:val="22"/>
-          <w:szCs w:val="22"/>
-        </w:rPr>
-      </w:pPr>
     </w:p>
     <w:p>
       <w:pPr>
@@ -12254,6 +11859,268 @@
           </w:p>
         </w:tc>
       </w:tr>
+      <w:tr>
+        <w:trPr>
+          <w:trHeight w:val="785"/>
+        </w:trPr>
+        <w:tc>
+          <w:tcPr>
+            <w:tcW w:w="596" w:type="dxa"/>
+            <w:tcBorders>
+              <w:top w:val="single" w:sz="4" w:space="0" w:color="auto"/>
+              <w:bottom w:val="single" w:sz="4" w:space="0" w:color="auto"/>
+            </w:tcBorders>
+            <w:vAlign w:val="center"/>
+          </w:tcPr>
+          <w:p>
+            <w:pPr>
+              <w:jc w:val="center"/>
+              <w:rPr>
+                <w:rFonts w:ascii="Arial" w:hAnsi="Arial" w:cs="Arial"/>
+                <w:sz w:val="22"/>
+                <w:szCs w:val="22"/>
+              </w:rPr>
+            </w:pPr>
+            <w:r>
+              <w:rPr>
+                <w:rFonts w:ascii="Arial" w:hAnsi="Arial" w:cs="Arial"/>
+                <w:sz w:val="22"/>
+                <w:szCs w:val="22"/>
+              </w:rPr>
+              <w:t>4.</w:t>
+            </w:r>
+          </w:p>
+        </w:tc>
+        <w:tc>
+          <w:tcPr>
+            <w:tcW w:w="4507" w:type="dxa"/>
+            <w:tcBorders>
+              <w:top w:val="single" w:sz="4" w:space="0" w:color="auto"/>
+              <w:bottom w:val="single" w:sz="4" w:space="0" w:color="auto"/>
+            </w:tcBorders>
+            <w:vAlign w:val="center"/>
+          </w:tcPr>
+          <w:p>
+            <w:pPr>
+              <w:tabs>
+                <w:tab w:val="left" w:pos="6145"/>
+              </w:tabs>
+              <w:spacing w:line="276" w:lineRule="auto"/>
+              <w:contextualSpacing/>
+              <w:jc w:val="both"/>
+              <w:rPr>
+                <w:rFonts w:ascii="Arial" w:hAnsi="Arial" w:cs="Arial"/>
+                <w:sz w:val="22"/>
+                <w:szCs w:val="22"/>
+              </w:rPr>
+            </w:pPr>
+            <w:r>
+              <w:rPr>
+                <w:rFonts w:ascii="Arial" w:hAnsi="Arial" w:cs="Arial"/>
+                <w:sz w:val="22"/>
+                <w:szCs w:val="22"/>
+              </w:rPr>
+              <w:t>{anggota_pokja</w:t>
+            </w:r>
+            <w:r>
+              <w:rPr>
+                <w:rFonts w:ascii="Arial" w:hAnsi="Arial" w:cs="Arial"/>
+                <w:sz w:val="22"/>
+                <w:szCs w:val="22"/>
+                <w:lang w:val="en-US"/>
+              </w:rPr>
+              <w:t>2</w:t>
+            </w:r>
+            <w:r>
+              <w:rPr>
+                <w:rFonts w:ascii="Arial" w:hAnsi="Arial" w:cs="Arial"/>
+                <w:sz w:val="22"/>
+                <w:szCs w:val="22"/>
+              </w:rPr>
+              <w:t>}</w:t>
+            </w:r>
+          </w:p>
+        </w:tc>
+        <w:tc>
+          <w:tcPr>
+            <w:tcW w:w="2269" w:type="dxa"/>
+            <w:tcBorders>
+              <w:top w:val="single" w:sz="4" w:space="0" w:color="auto"/>
+              <w:bottom w:val="single" w:sz="4" w:space="0" w:color="auto"/>
+            </w:tcBorders>
+            <w:vAlign w:val="center"/>
+          </w:tcPr>
+          <w:p>
+            <w:pPr>
+              <w:jc w:val="center"/>
+              <w:rPr>
+                <w:rFonts w:ascii="Arial" w:hAnsi="Arial" w:cs="Arial"/>
+                <w:sz w:val="22"/>
+                <w:szCs w:val="22"/>
+              </w:rPr>
+            </w:pPr>
+            <w:r>
+              <w:rPr>
+                <w:rFonts w:ascii="Arial" w:hAnsi="Arial" w:cs="Arial"/>
+                <w:sz w:val="22"/>
+                <w:szCs w:val="22"/>
+              </w:rPr>
+              <w:t>Anggota</w:t>
+            </w:r>
+          </w:p>
+        </w:tc>
+        <w:tc>
+          <w:tcPr>
+            <w:tcW w:w="1417" w:type="dxa"/>
+            <w:tcBorders>
+              <w:top w:val="single" w:sz="4" w:space="0" w:color="auto"/>
+              <w:bottom w:val="single" w:sz="4" w:space="0" w:color="auto"/>
+            </w:tcBorders>
+            <w:vAlign w:val="center"/>
+          </w:tcPr>
+          <w:p>
+            <w:pPr>
+              <w:spacing w:before="160"/>
+              <w:jc w:val="center"/>
+              <w:rPr>
+                <w:rFonts w:ascii="Arial" w:hAnsi="Arial" w:cs="Arial"/>
+                <w:sz w:val="22"/>
+                <w:szCs w:val="22"/>
+              </w:rPr>
+            </w:pPr>
+          </w:p>
+        </w:tc>
+      </w:tr>
+      <w:tr>
+        <w:trPr>
+          <w:trHeight w:val="835"/>
+        </w:trPr>
+        <w:tc>
+          <w:tcPr>
+            <w:tcW w:w="596" w:type="dxa"/>
+            <w:tcBorders>
+              <w:top w:val="single" w:sz="4" w:space="0" w:color="auto"/>
+              <w:bottom w:val="single" w:sz="4" w:space="0" w:color="auto"/>
+            </w:tcBorders>
+            <w:vAlign w:val="center"/>
+          </w:tcPr>
+          <w:p>
+            <w:pPr>
+              <w:jc w:val="center"/>
+              <w:rPr>
+                <w:rFonts w:ascii="Arial" w:hAnsi="Arial" w:cs="Arial"/>
+                <w:sz w:val="22"/>
+                <w:szCs w:val="22"/>
+              </w:rPr>
+            </w:pPr>
+            <w:r>
+              <w:rPr>
+                <w:rFonts w:ascii="Arial" w:hAnsi="Arial" w:cs="Arial"/>
+                <w:sz w:val="22"/>
+                <w:szCs w:val="22"/>
+              </w:rPr>
+              <w:t>5.</w:t>
+            </w:r>
+          </w:p>
+        </w:tc>
+        <w:tc>
+          <w:tcPr>
+            <w:tcW w:w="4507" w:type="dxa"/>
+            <w:tcBorders>
+              <w:top w:val="single" w:sz="4" w:space="0" w:color="auto"/>
+              <w:bottom w:val="single" w:sz="4" w:space="0" w:color="auto"/>
+            </w:tcBorders>
+            <w:vAlign w:val="center"/>
+          </w:tcPr>
+          <w:p>
+            <w:pPr>
+              <w:tabs>
+                <w:tab w:val="left" w:pos="6145"/>
+              </w:tabs>
+              <w:spacing w:line="276" w:lineRule="auto"/>
+              <w:contextualSpacing/>
+              <w:rPr>
+                <w:rFonts w:ascii="Arial" w:hAnsi="Arial" w:cs="Arial"/>
+                <w:sz w:val="22"/>
+                <w:szCs w:val="22"/>
+              </w:rPr>
+            </w:pPr>
+            <w:r>
+              <w:rPr>
+                <w:rFonts w:ascii="Arial" w:hAnsi="Arial" w:cs="Arial"/>
+                <w:sz w:val="22"/>
+                <w:szCs w:val="22"/>
+              </w:rPr>
+              <w:t>{anggota_pokja</w:t>
+            </w:r>
+            <w:r>
+              <w:rPr>
+                <w:rFonts w:ascii="Arial" w:hAnsi="Arial" w:cs="Arial"/>
+                <w:sz w:val="22"/>
+                <w:szCs w:val="22"/>
+                <w:lang w:val="en-US"/>
+              </w:rPr>
+              <w:t>3</w:t>
+            </w:r>
+            <w:r>
+              <w:rPr>
+                <w:rFonts w:ascii="Arial" w:hAnsi="Arial" w:cs="Arial"/>
+                <w:sz w:val="22"/>
+                <w:szCs w:val="22"/>
+              </w:rPr>
+              <w:t>}</w:t>
+            </w:r>
+          </w:p>
+        </w:tc>
+        <w:tc>
+          <w:tcPr>
+            <w:tcW w:w="2269" w:type="dxa"/>
+            <w:tcBorders>
+              <w:top w:val="single" w:sz="4" w:space="0" w:color="auto"/>
+              <w:bottom w:val="single" w:sz="4" w:space="0" w:color="auto"/>
+            </w:tcBorders>
+            <w:vAlign w:val="center"/>
+          </w:tcPr>
+          <w:p>
+            <w:pPr>
+              <w:jc w:val="center"/>
+              <w:rPr>
+                <w:rFonts w:ascii="Arial" w:hAnsi="Arial" w:cs="Arial"/>
+                <w:sz w:val="22"/>
+                <w:szCs w:val="22"/>
+              </w:rPr>
+            </w:pPr>
+            <w:r>
+              <w:rPr>
+                <w:rFonts w:ascii="Arial" w:hAnsi="Arial" w:cs="Arial"/>
+                <w:sz w:val="22"/>
+                <w:szCs w:val="22"/>
+              </w:rPr>
+              <w:t>Anggota</w:t>
+            </w:r>
+          </w:p>
+        </w:tc>
+        <w:tc>
+          <w:tcPr>
+            <w:tcW w:w="1417" w:type="dxa"/>
+            <w:tcBorders>
+              <w:top w:val="single" w:sz="4" w:space="0" w:color="auto"/>
+              <w:bottom w:val="single" w:sz="4" w:space="0" w:color="auto"/>
+            </w:tcBorders>
+            <w:vAlign w:val="center"/>
+          </w:tcPr>
+          <w:p>
+            <w:pPr>
+              <w:jc w:val="center"/>
+              <w:rPr>
+                <w:rFonts w:ascii="Arial" w:hAnsi="Arial" w:cs="Arial"/>
+                <w:sz w:val="22"/>
+                <w:szCs w:val="22"/>
+              </w:rPr>
+            </w:pPr>
+          </w:p>
+        </w:tc>
+      </w:tr>
     </w:tbl>
     <w:p>
       <w:pPr>
@@ -13208,7 +13075,7 @@
       </w:pPr>
     </w:p>
     <w:sectPr>
-      <w:footerReference w:type="default" r:id="rId15"/>
+      <w:footerReference w:type="default" r:id="rId17"/>
       <w:pgSz w:w="11907" w:h="16840" w:code="9"/>
       <w:pgMar w:top="1418" w:right="1418" w:bottom="1134" w:left="1134" w:header="720" w:footer="284" w:gutter="0"/>
       <w:cols w:space="720"/>
@@ -13245,7 +13112,6 @@
   <w:p>
     <w:pPr>
       <w:pStyle w:val="Footer"/>
-      <w:jc w:val="center"/>
     </w:pPr>
   </w:p>
 </w:ftr>
@@ -13269,15 +13135,26 @@
       <w:pStyle w:val="Footer"/>
       <w:jc w:val="center"/>
     </w:pPr>
+  </w:p>
+</w:ftr>
+</file>
+
+<file path=word/footer4.xml><?xml version="1.0" encoding="utf-8"?>
+<w:ftr xmlns:wpc="http://schemas.microsoft.com/office/word/2010/wordprocessingCanvas" xmlns:cx="http://schemas.microsoft.com/office/drawing/2014/chartex" xmlns:cx1="http://schemas.microsoft.com/office/drawing/2015/9/8/chartex" xmlns:cx2="http://schemas.microsoft.com/office/drawing/2015/10/21/chartex" xmlns:cx3="http://schemas.microsoft.com/office/drawing/2016/5/9/chartex" xmlns:cx4="http://schemas.microsoft.com/office/drawing/2016/5/10/chartex" xmlns:cx5="http://schemas.microsoft.com/office/drawing/2016/5/11/chartex" xmlns:cx6="http://schemas.microsoft.com/office/drawing/2016/5/12/chartex" xmlns:cx7="http://schemas.microsoft.com/office/drawing/2016/5/13/chartex" xmlns:cx8="http://schemas.microsoft.com/office/drawing/2016/5/14/chartex" xmlns:mc="http://schemas.openxmlformats.org/markup-compatibility/2006" xmlns:aink="http://schemas.microsoft.com/office/drawing/2016/ink" xmlns:am3d="http://schemas.microsoft.com/office/drawing/2017/model3d" xmlns:o="urn:schemas-microsoft-com:office:office" xmlns:oel="http://schemas.microsoft.com/office/2019/extlst" xmlns:r="http://schemas.openxmlformats.org/officeDocument/2006/relationships" xmlns:m="http://schemas.openxmlformats.org/officeDocument/2006/math" xmlns:v="urn:schemas-microsoft-com:vml" xmlns:wp14="http://schemas.microsoft.com/office/word/2010/wordprocessingDrawing" xmlns:wp="http://schemas.openxmlformats.org/drawingml/2006/wordprocessingDrawing" xmlns:w10="urn:schemas-microsoft-com:office:word" xmlns:w="http://schemas.openxmlformats.org/wordprocessingml/2006/main" xmlns:w14="http://schemas.microsoft.com/office/word/2010/wordml" xmlns:w15="http://schemas.microsoft.com/office/word/2012/wordml" xmlns:w16cex="http://schemas.microsoft.com/office/word/2018/wordml/cex" xmlns:w16cid="http://schemas.microsoft.com/office/word/2016/wordml/cid" xmlns:w16="http://schemas.microsoft.com/office/word/2018/wordml" xmlns:w16du="http://schemas.microsoft.com/office/word/2023/wordml/word16du" xmlns:w16sdtdh="http://schemas.microsoft.com/office/word/2020/wordml/sdtdatahash" xmlns:w16sdtfl="http://schemas.microsoft.com/office/word/2024/wordml/sdtformatlock" xmlns:w16se="http://schemas.microsoft.com/office/word/2015/wordml/symex" xmlns:wpg="http://schemas.microsoft.com/office/word/2010/wordprocessingGroup" xmlns:wpi="http://schemas.microsoft.com/office/word/2010/wordprocessingInk" xmlns:wne="http://schemas.microsoft.com/office/word/2006/wordml" xmlns:wps="http://schemas.microsoft.com/office/word/2010/wordprocessingShape" mc:Ignorable="w14 w15 w16se w16cid w16 w16cex w16sdtdh w16sdtfl w16du wp14">
+  <w:p>
+    <w:pPr>
+      <w:pStyle w:val="Footer"/>
+      <w:jc w:val="center"/>
+    </w:pPr>
     <w:r>
       <w:rPr>
         <w:noProof/>
       </w:rPr>
       <w:drawing>
-        <wp:inline distT="0" distB="0" distL="0" distR="0" wp14:anchorId="3E32C45C" wp14:editId="3CA3CECB">
+        <wp:inline distT="0" distB="0" distL="0" distR="0" wp14:anchorId="18BB7C43" wp14:editId="6B9AD8A6">
           <wp:extent cx="1076325" cy="783054"/>
           <wp:effectExtent l="0" t="0" r="0" b="0"/>
-          <wp:docPr id="1307756148" name="Picture 2" descr="A black and blue rectangular card with red text&#10;&#10;Description automatically generated"/>
+          <wp:docPr id="1375103633" name="Picture 2" descr="A black and blue rectangular card with red text&#10;&#10;Description automatically generated"/>
           <wp:cNvGraphicFramePr>
             <a:graphicFrameLocks xmlns:a="http://schemas.openxmlformats.org/drawingml/2006/main" noChangeAspect="1"/>
           </wp:cNvGraphicFramePr>
@@ -13348,6 +13225,16 @@
       <w:pStyle w:val="Header"/>
     </w:pPr>
   </w:p>
+</w:hdr>
+</file>
+
+<file path=word/header2.xml><?xml version="1.0" encoding="utf-8"?>
+<w:hdr xmlns:wpc="http://schemas.microsoft.com/office/word/2010/wordprocessingCanvas" xmlns:cx="http://schemas.microsoft.com/office/drawing/2014/chartex" xmlns:cx1="http://schemas.microsoft.com/office/drawing/2015/9/8/chartex" xmlns:cx2="http://schemas.microsoft.com/office/drawing/2015/10/21/chartex" xmlns:cx3="http://schemas.microsoft.com/office/drawing/2016/5/9/chartex" xmlns:cx4="http://schemas.microsoft.com/office/drawing/2016/5/10/chartex" xmlns:cx5="http://schemas.microsoft.com/office/drawing/2016/5/11/chartex" xmlns:cx6="http://schemas.microsoft.com/office/drawing/2016/5/12/chartex" xmlns:cx7="http://schemas.microsoft.com/office/drawing/2016/5/13/chartex" xmlns:cx8="http://schemas.microsoft.com/office/drawing/2016/5/14/chartex" xmlns:mc="http://schemas.openxmlformats.org/markup-compatibility/2006" xmlns:aink="http://schemas.microsoft.com/office/drawing/2016/ink" xmlns:am3d="http://schemas.microsoft.com/office/drawing/2017/model3d" xmlns:o="urn:schemas-microsoft-com:office:office" xmlns:oel="http://schemas.microsoft.com/office/2019/extlst" xmlns:r="http://schemas.openxmlformats.org/officeDocument/2006/relationships" xmlns:m="http://schemas.openxmlformats.org/officeDocument/2006/math" xmlns:v="urn:schemas-microsoft-com:vml" xmlns:wp14="http://schemas.microsoft.com/office/word/2010/wordprocessingDrawing" xmlns:wp="http://schemas.openxmlformats.org/drawingml/2006/wordprocessingDrawing" xmlns:w10="urn:schemas-microsoft-com:office:word" xmlns:w="http://schemas.openxmlformats.org/wordprocessingml/2006/main" xmlns:w14="http://schemas.microsoft.com/office/word/2010/wordml" xmlns:w15="http://schemas.microsoft.com/office/word/2012/wordml" xmlns:w16cex="http://schemas.microsoft.com/office/word/2018/wordml/cex" xmlns:w16cid="http://schemas.microsoft.com/office/word/2016/wordml/cid" xmlns:w16="http://schemas.microsoft.com/office/word/2018/wordml" xmlns:w16du="http://schemas.microsoft.com/office/word/2023/wordml/word16du" xmlns:w16sdtdh="http://schemas.microsoft.com/office/word/2020/wordml/sdtdatahash" xmlns:w16sdtfl="http://schemas.microsoft.com/office/word/2024/wordml/sdtformatlock" xmlns:w16se="http://schemas.microsoft.com/office/word/2015/wordml/symex" xmlns:wpg="http://schemas.microsoft.com/office/word/2010/wordprocessingGroup" xmlns:wpi="http://schemas.microsoft.com/office/word/2010/wordprocessingInk" xmlns:wne="http://schemas.microsoft.com/office/word/2006/wordml" xmlns:wps="http://schemas.microsoft.com/office/word/2010/wordprocessingShape" mc:Ignorable="w14 w15 w16se w16cid w16 w16cex w16sdtdh w16sdtfl w16du wp14">
+  <w:p>
+    <w:pPr>
+      <w:pStyle w:val="Header"/>
+    </w:pPr>
+  </w:p>
   <w:p>
     <w:pPr>
       <w:pStyle w:val="Header"/>
@@ -13356,7 +13243,7 @@
 </w:hdr>
 </file>
 
-<file path=word/header2.xml><?xml version="1.0" encoding="utf-8"?>
+<file path=word/header3.xml><?xml version="1.0" encoding="utf-8"?>
 <w:hdr xmlns:wpc="http://schemas.microsoft.com/office/word/2010/wordprocessingCanvas" xmlns:cx="http://schemas.microsoft.com/office/drawing/2014/chartex" xmlns:cx1="http://schemas.microsoft.com/office/drawing/2015/9/8/chartex" xmlns:cx2="http://schemas.microsoft.com/office/drawing/2015/10/21/chartex" xmlns:cx3="http://schemas.microsoft.com/office/drawing/2016/5/9/chartex" xmlns:cx4="http://schemas.microsoft.com/office/drawing/2016/5/10/chartex" xmlns:cx5="http://schemas.microsoft.com/office/drawing/2016/5/11/chartex" xmlns:cx6="http://schemas.microsoft.com/office/drawing/2016/5/12/chartex" xmlns:cx7="http://schemas.microsoft.com/office/drawing/2016/5/13/chartex" xmlns:cx8="http://schemas.microsoft.com/office/drawing/2016/5/14/chartex" xmlns:mc="http://schemas.openxmlformats.org/markup-compatibility/2006" xmlns:aink="http://schemas.microsoft.com/office/drawing/2016/ink" xmlns:am3d="http://schemas.microsoft.com/office/drawing/2017/model3d" xmlns:o="urn:schemas-microsoft-com:office:office" xmlns:oel="http://schemas.microsoft.com/office/2019/extlst" xmlns:r="http://schemas.openxmlformats.org/officeDocument/2006/relationships" xmlns:m="http://schemas.openxmlformats.org/officeDocument/2006/math" xmlns:v="urn:schemas-microsoft-com:vml" xmlns:wp14="http://schemas.microsoft.com/office/word/2010/wordprocessingDrawing" xmlns:wp="http://schemas.openxmlformats.org/drawingml/2006/wordprocessingDrawing" xmlns:w10="urn:schemas-microsoft-com:office:word" xmlns:w="http://schemas.openxmlformats.org/wordprocessingml/2006/main" xmlns:w14="http://schemas.microsoft.com/office/word/2010/wordml" xmlns:w15="http://schemas.microsoft.com/office/word/2012/wordml" xmlns:w16cex="http://schemas.microsoft.com/office/word/2018/wordml/cex" xmlns:w16cid="http://schemas.microsoft.com/office/word/2016/wordml/cid" xmlns:w16="http://schemas.microsoft.com/office/word/2018/wordml" xmlns:w16du="http://schemas.microsoft.com/office/word/2023/wordml/word16du" xmlns:w16sdtdh="http://schemas.microsoft.com/office/word/2020/wordml/sdtdatahash" xmlns:w16sdtfl="http://schemas.microsoft.com/office/word/2024/wordml/sdtformatlock" xmlns:w16se="http://schemas.microsoft.com/office/word/2015/wordml/symex" xmlns:wpg="http://schemas.microsoft.com/office/word/2010/wordprocessingGroup" xmlns:wpi="http://schemas.microsoft.com/office/word/2010/wordprocessingInk" xmlns:wne="http://schemas.microsoft.com/office/word/2006/wordml" xmlns:wps="http://schemas.microsoft.com/office/word/2010/wordprocessingShape" mc:Ignorable="w14 w15 w16se w16cid w16 w16cex w16sdtdh w16sdtfl w16du wp14">
   <w:p>
     <w:pPr>
@@ -13367,8 +13254,6 @@
       <w:jc w:val="center"/>
       <w:rPr>
         <w:rFonts w:ascii="Arial" w:eastAsia="Calibri" w:hAnsi="Arial" w:cs="Arial"/>
-        <w:b/>
-        <w:bCs/>
         <w:sz w:val="36"/>
         <w:szCs w:val="36"/>
       </w:rPr>
@@ -13450,8 +13335,6 @@
     <w:r>
       <w:rPr>
         <w:rFonts w:ascii="Arial" w:eastAsia="Calibri" w:hAnsi="Arial" w:cs="Arial"/>
-        <w:b/>
-        <w:bCs/>
         <w:sz w:val="36"/>
         <w:szCs w:val="36"/>
       </w:rPr>
@@ -13469,8 +13352,6 @@
       <w:outlineLvl w:val="4"/>
       <w:rPr>
         <w:rFonts w:ascii="Arial" w:hAnsi="Arial" w:cs="Arial"/>
-        <w:b/>
-        <w:bCs/>
         <w:sz w:val="28"/>
         <w:szCs w:val="28"/>
       </w:rPr>
@@ -13478,8 +13359,6 @@
     <w:r>
       <w:rPr>
         <w:rFonts w:ascii="Arial" w:hAnsi="Arial" w:cs="Arial"/>
-        <w:b/>
-        <w:bCs/>
         <w:sz w:val="24"/>
         <w:szCs w:val="24"/>
       </w:rPr>
@@ -16574,103 +16453,103 @@
       </w:pPr>
     </w:lvl>
   </w:abstractNum>
-  <w:num w:numId="1" w16cid:durableId="1093816314">
+  <w:num w:numId="1" w16cid:durableId="1725371652">
     <w:abstractNumId w:val="8"/>
   </w:num>
-  <w:num w:numId="2" w16cid:durableId="1884438236">
+  <w:num w:numId="2" w16cid:durableId="358164675">
     <w:abstractNumId w:val="18"/>
   </w:num>
-  <w:num w:numId="3" w16cid:durableId="237861502">
+  <w:num w:numId="3" w16cid:durableId="1387216940">
     <w:abstractNumId w:val="23"/>
   </w:num>
-  <w:num w:numId="4" w16cid:durableId="1461147422">
+  <w:num w:numId="4" w16cid:durableId="2124301378">
     <w:abstractNumId w:val="0"/>
   </w:num>
-  <w:num w:numId="5" w16cid:durableId="2083913728">
+  <w:num w:numId="5" w16cid:durableId="534582392">
     <w:abstractNumId w:val="12"/>
   </w:num>
-  <w:num w:numId="6" w16cid:durableId="1702433169">
+  <w:num w:numId="6" w16cid:durableId="1304777578">
     <w:abstractNumId w:val="13"/>
   </w:num>
-  <w:num w:numId="7" w16cid:durableId="701399018">
+  <w:num w:numId="7" w16cid:durableId="605960462">
     <w:abstractNumId w:val="22"/>
   </w:num>
-  <w:num w:numId="8" w16cid:durableId="1109082946">
+  <w:num w:numId="8" w16cid:durableId="1266425279">
     <w:abstractNumId w:val="1"/>
   </w:num>
-  <w:num w:numId="9" w16cid:durableId="1754163219">
+  <w:num w:numId="9" w16cid:durableId="2017265384">
     <w:abstractNumId w:val="27"/>
   </w:num>
-  <w:num w:numId="10" w16cid:durableId="1501578083">
+  <w:num w:numId="10" w16cid:durableId="1254318143">
     <w:abstractNumId w:val="7"/>
   </w:num>
-  <w:num w:numId="11" w16cid:durableId="2033455155">
+  <w:num w:numId="11" w16cid:durableId="9262115">
     <w:abstractNumId w:val="14"/>
   </w:num>
-  <w:num w:numId="12" w16cid:durableId="1506094368">
+  <w:num w:numId="12" w16cid:durableId="2097482073">
     <w:abstractNumId w:val="32"/>
   </w:num>
-  <w:num w:numId="13" w16cid:durableId="1159688418">
+  <w:num w:numId="13" w16cid:durableId="1388991497">
     <w:abstractNumId w:val="9"/>
   </w:num>
-  <w:num w:numId="14" w16cid:durableId="916984661">
+  <w:num w:numId="14" w16cid:durableId="1244873859">
     <w:abstractNumId w:val="6"/>
   </w:num>
-  <w:num w:numId="15" w16cid:durableId="1669672028">
+  <w:num w:numId="15" w16cid:durableId="818766178">
     <w:abstractNumId w:val="10"/>
   </w:num>
-  <w:num w:numId="16" w16cid:durableId="1132596073">
+  <w:num w:numId="16" w16cid:durableId="1067260671">
     <w:abstractNumId w:val="20"/>
   </w:num>
-  <w:num w:numId="17" w16cid:durableId="1116093951">
+  <w:num w:numId="17" w16cid:durableId="2145003018">
     <w:abstractNumId w:val="11"/>
   </w:num>
-  <w:num w:numId="18" w16cid:durableId="2079086084">
+  <w:num w:numId="18" w16cid:durableId="377366125">
     <w:abstractNumId w:val="16"/>
   </w:num>
-  <w:num w:numId="19" w16cid:durableId="537207051">
+  <w:num w:numId="19" w16cid:durableId="1418596256">
     <w:abstractNumId w:val="5"/>
   </w:num>
-  <w:num w:numId="20" w16cid:durableId="1808816897">
+  <w:num w:numId="20" w16cid:durableId="444033612">
     <w:abstractNumId w:val="19"/>
   </w:num>
-  <w:num w:numId="21" w16cid:durableId="1772435715">
+  <w:num w:numId="21" w16cid:durableId="1559513947">
     <w:abstractNumId w:val="25"/>
   </w:num>
-  <w:num w:numId="22" w16cid:durableId="1302030350">
+  <w:num w:numId="22" w16cid:durableId="520700073">
     <w:abstractNumId w:val="28"/>
   </w:num>
-  <w:num w:numId="23" w16cid:durableId="1407268309">
+  <w:num w:numId="23" w16cid:durableId="1641034066">
     <w:abstractNumId w:val="4"/>
   </w:num>
-  <w:num w:numId="24" w16cid:durableId="25451836">
+  <w:num w:numId="24" w16cid:durableId="845287951">
     <w:abstractNumId w:val="21"/>
   </w:num>
-  <w:num w:numId="25" w16cid:durableId="1834106278">
+  <w:num w:numId="25" w16cid:durableId="1156383135">
     <w:abstractNumId w:val="31"/>
   </w:num>
-  <w:num w:numId="26" w16cid:durableId="1151827088">
+  <w:num w:numId="26" w16cid:durableId="420414002">
     <w:abstractNumId w:val="24"/>
   </w:num>
-  <w:num w:numId="27" w16cid:durableId="1207598456">
+  <w:num w:numId="27" w16cid:durableId="1843278306">
     <w:abstractNumId w:val="26"/>
   </w:num>
-  <w:num w:numId="28" w16cid:durableId="1206673789">
+  <w:num w:numId="28" w16cid:durableId="1184899089">
     <w:abstractNumId w:val="29"/>
   </w:num>
-  <w:num w:numId="29" w16cid:durableId="1408191974">
+  <w:num w:numId="29" w16cid:durableId="1067144551">
     <w:abstractNumId w:val="17"/>
   </w:num>
-  <w:num w:numId="30" w16cid:durableId="1816601434">
+  <w:num w:numId="30" w16cid:durableId="840584627">
     <w:abstractNumId w:val="30"/>
   </w:num>
-  <w:num w:numId="31" w16cid:durableId="224217245">
+  <w:num w:numId="31" w16cid:durableId="666129232">
     <w:abstractNumId w:val="3"/>
   </w:num>
-  <w:num w:numId="32" w16cid:durableId="1769698310">
+  <w:num w:numId="32" w16cid:durableId="718169896">
     <w:abstractNumId w:val="2"/>
   </w:num>
-  <w:num w:numId="33" w16cid:durableId="160238531">
+  <w:num w:numId="33" w16cid:durableId="1347052091">
     <w:abstractNumId w:val="15"/>
   </w:num>
   <w:numIdMacAtCleanup w:val="15"/>
@@ -18165,6 +18044,15 @@
 </file>
 
 <file path=customXml/item1.xml><?xml version="1.0" encoding="utf-8"?>
+<?mso-contentType ?>
+<FormTemplates xmlns="http://schemas.microsoft.com/sharepoint/v3/contenttype/forms">
+  <Display>DocumentLibraryForm</Display>
+  <Edit>DocumentLibraryForm</Edit>
+  <New>DocumentLibraryForm</New>
+</FormTemplates>
+</file>
+
+<file path=customXml/item2.xml><?xml version="1.0" encoding="utf-8"?>
 <ct:contentTypeSchema xmlns:ct="http://schemas.microsoft.com/office/2006/metadata/contentType" xmlns:ma="http://schemas.microsoft.com/office/2006/metadata/properties/metaAttributes" ct:_="" ma:_="" ma:contentTypeName="Document" ma:contentTypeID="0x010100AEF28E0A17E4AE4FA5DD6A9AABB5DBC8" ma:contentTypeVersion="16" ma:contentTypeDescription="Create a new document." ma:contentTypeScope="" ma:versionID="a17fa769c7c4fea18ba461e558e121e5">
   <xsd:schema xmlns:xsd="http://www.w3.org/2001/XMLSchema" xmlns:xs="http://www.w3.org/2001/XMLSchema" xmlns:p="http://schemas.microsoft.com/office/2006/metadata/properties" xmlns:ns2="87f1a149-5420-40c2-b2e8-d8d0877ebc85" xmlns:ns3="23b7ebbb-480e-4d36-8f38-fd0ac82dae9c" targetNamespace="http://schemas.microsoft.com/office/2006/metadata/properties" ma:root="true" ma:fieldsID="3bfa0fac8ae4d24da5269d6ff34039be" ns2:_="" ns3:_="">
     <xsd:import namespace="87f1a149-5420-40c2-b2e8-d8d0877ebc85"/>
@@ -18407,16 +18295,11 @@
 </ct:contentTypeSchema>
 </file>
 
-<file path=customXml/item2.xml><?xml version="1.0" encoding="utf-8"?>
-<?mso-contentType ?>
-<FormTemplates xmlns="http://schemas.microsoft.com/sharepoint/v3/contenttype/forms">
-  <Display>DocumentLibraryForm</Display>
-  <Edit>DocumentLibraryForm</Edit>
-  <New>DocumentLibraryForm</New>
-</FormTemplates>
+<file path=customXml/item3.xml><?xml version="1.0" encoding="utf-8"?>
+<b:Sources xmlns:b="http://schemas.openxmlformats.org/officeDocument/2006/bibliography" xmlns="http://schemas.openxmlformats.org/officeDocument/2006/bibliography" SelectedStyle="\APASixthEditionOfficeOnline.xsl" StyleName="APA" Version="6"/>
 </file>
 
-<file path=customXml/item3.xml><?xml version="1.0" encoding="utf-8"?>
+<file path=customXml/item4.xml><?xml version="1.0" encoding="utf-8"?>
 <p:properties xmlns:p="http://schemas.microsoft.com/office/2006/metadata/properties" xmlns:xsi="http://www.w3.org/2001/XMLSchema-instance" xmlns:pc="http://schemas.microsoft.com/office/infopath/2007/PartnerControls">
   <documentManagement>
     <TaxCatchAll xmlns="23b7ebbb-480e-4d36-8f38-fd0ac82dae9c" xsi:nil="true"/>
@@ -18428,11 +18311,15 @@
 </p:properties>
 </file>
 
-<file path=customXml/item4.xml><?xml version="1.0" encoding="utf-8"?>
-<b:Sources xmlns:b="http://schemas.openxmlformats.org/officeDocument/2006/bibliography" xmlns="http://schemas.openxmlformats.org/officeDocument/2006/bibliography" SelectedStyle="\APASixthEditionOfficeOnline.xsl" StyleName="APA" Version="6"/>
+<file path=customXml/itemProps1.xml><?xml version="1.0" encoding="utf-8"?>
+<ds:datastoreItem xmlns:ds="http://schemas.openxmlformats.org/officeDocument/2006/customXml" ds:itemID="{ADE80AD1-B511-437D-9EC6-E71B406ED00D}">
+  <ds:schemaRefs>
+    <ds:schemaRef ds:uri="http://schemas.microsoft.com/sharepoint/v3/contenttype/forms"/>
+  </ds:schemaRefs>
+</ds:datastoreItem>
 </file>
 
-<file path=customXml/itemProps1.xml><?xml version="1.0" encoding="utf-8"?>
+<file path=customXml/itemProps2.xml><?xml version="1.0" encoding="utf-8"?>
 <ds:datastoreItem xmlns:ds="http://schemas.openxmlformats.org/officeDocument/2006/customXml" ds:itemID="{A2934C3C-1F7E-4BE6-BD60-DDF56A21B2D7}">
   <ds:schemaRefs>
     <ds:schemaRef ds:uri="http://schemas.microsoft.com/office/2006/metadata/contentType"/>
@@ -18451,15 +18338,15 @@
 </ds:datastoreItem>
 </file>
 
-<file path=customXml/itemProps2.xml><?xml version="1.0" encoding="utf-8"?>
-<ds:datastoreItem xmlns:ds="http://schemas.openxmlformats.org/officeDocument/2006/customXml" ds:itemID="{ADE80AD1-B511-437D-9EC6-E71B406ED00D}">
+<file path=customXml/itemProps3.xml><?xml version="1.0" encoding="utf-8"?>
+<ds:datastoreItem xmlns:ds="http://schemas.openxmlformats.org/officeDocument/2006/customXml" ds:itemID="{10D35394-9BBA-4CA7-9ACA-93FF9FC4B9FE}">
   <ds:schemaRefs>
-    <ds:schemaRef ds:uri="http://schemas.microsoft.com/sharepoint/v3/contenttype/forms"/>
+    <ds:schemaRef ds:uri="http://schemas.openxmlformats.org/officeDocument/2006/bibliography"/>
   </ds:schemaRefs>
 </ds:datastoreItem>
 </file>
 
-<file path=customXml/itemProps3.xml><?xml version="1.0" encoding="utf-8"?>
+<file path=customXml/itemProps4.xml><?xml version="1.0" encoding="utf-8"?>
 <ds:datastoreItem xmlns:ds="http://schemas.openxmlformats.org/officeDocument/2006/customXml" ds:itemID="{0EF6B3C1-2C0C-45C1-848E-2E47DFDB0FBC}">
   <ds:schemaRefs>
     <ds:schemaRef ds:uri="http://schemas.microsoft.com/office/2006/metadata/properties"/>
@@ -18468,12 +18355,4 @@
     <ds:schemaRef ds:uri="87f1a149-5420-40c2-b2e8-d8d0877ebc85"/>
   </ds:schemaRefs>
 </ds:datastoreItem>
-</file>
-
-<file path=customXml/itemProps4.xml><?xml version="1.0" encoding="utf-8"?>
-<ds:datastoreItem xmlns:ds="http://schemas.openxmlformats.org/officeDocument/2006/customXml" ds:itemID="{10D35394-9BBA-4CA7-9ACA-93FF9FC4B9FE}">
-  <ds:schemaRefs>
-    <ds:schemaRef ds:uri="http://schemas.openxmlformats.org/officeDocument/2006/bibliography"/>
-  </ds:schemaRefs>
-</ds:datastoreItem>
 </file>
--- a/dist/BA Generator/Master Folder/Master BA Timlak RO Konsultan/01. BA Reviu Persiapan Pengadaan.docx
+++ b/dist/BA Generator/Master Folder/Master BA Timlak RO Konsultan/01. BA Reviu Persiapan Pengadaan.docx
@@ -7072,7 +7072,27 @@
                 <w:szCs w:val="22"/>
                 <w:lang w:val="sv-SE"/>
               </w:rPr>
-              <w:t>Surat usulan tender dari Kasatker</w:t>
+              <w:t xml:space="preserve">Surat usulan </w:t>
+            </w:r>
+            <w:proofErr w:type="gramStart"/>
+            <w:r>
+              <w:rPr>
+                <w:rFonts w:ascii="Arial" w:hAnsi="Arial" w:cs="Arial"/>
+                <w:sz w:val="22"/>
+                <w:szCs w:val="22"/>
+                <w:lang w:val="sv-SE"/>
+              </w:rPr>
+              <w:t>tender dari</w:t>
+            </w:r>
+            <w:proofErr w:type="gramEnd"/>
+            <w:r>
+              <w:rPr>
+                <w:rFonts w:ascii="Arial" w:hAnsi="Arial" w:cs="Arial"/>
+                <w:sz w:val="22"/>
+                <w:szCs w:val="22"/>
+                <w:lang w:val="sv-SE"/>
+              </w:rPr>
+              <w:t xml:space="preserve"> Kasatker</w:t>
             </w:r>
           </w:p>
         </w:tc>
@@ -10845,23 +10865,7 @@
           <w:sz w:val="22"/>
           <w:szCs w:val="22"/>
         </w:rPr>
-        <w:t>Berdasarkan Rapat Reviu Dokumen Persiapan Pengadaan yang telah dilakukan,</w:t>
-      </w:r>
-      <w:r>
-        <w:rPr>
-          <w:rFonts w:ascii="Arial" w:eastAsia="Arial" w:hAnsi="Arial" w:cs="Arial"/>
-          <w:sz w:val="22"/>
-          <w:szCs w:val="22"/>
-        </w:rPr>
-        <w:t xml:space="preserve"> </w:t>
-      </w:r>
-      <w:r>
-        <w:rPr>
-          <w:rFonts w:ascii="Arial" w:eastAsia="Arial" w:hAnsi="Arial" w:cs="Arial"/>
-          <w:sz w:val="22"/>
-          <w:szCs w:val="22"/>
-        </w:rPr>
-        <w:t xml:space="preserve">Pokja Pemilihan, Tim Pelaksana, dan PPK </w:t>
+        <w:t xml:space="preserve">Berdasarkan Rapat Reviu Dokumen Persiapan Pengadaan yang telah dilakukan, Pokja Pemilihan, Tim Pelaksana, dan PPK </w:t>
       </w:r>
       <w:r>
         <w:rPr>
@@ -10876,21 +10880,34 @@
       <w:r>
         <w:rPr>
           <w:rFonts w:ascii="Arial" w:eastAsia="Arial" w:hAnsi="Arial" w:cs="Arial"/>
-          <w:b/>
-          <w:bCs/>
-          <w:strike/>
-          <w:sz w:val="22"/>
-          <w:szCs w:val="22"/>
-        </w:rPr>
-        <w:t>/tidak sepakat</w:t>
-      </w:r>
-      <w:r>
-        <w:rPr>
-          <w:rFonts w:ascii="Arial" w:eastAsia="Arial" w:hAnsi="Arial" w:cs="Arial"/>
-          <w:sz w:val="22"/>
-          <w:szCs w:val="22"/>
-        </w:rPr>
-        <w:t xml:space="preserve"> untuk dilanjutkan ke proses penetapan dokumen persiapan pengadaan hasil reviu.</w:t>
+          <w:sz w:val="22"/>
+          <w:szCs w:val="22"/>
+        </w:rPr>
+        <w:t xml:space="preserve"> untuk </w:t>
+      </w:r>
+      <w:r>
+        <w:rPr>
+          <w:rFonts w:ascii="Arial" w:eastAsia="Arial" w:hAnsi="Arial" w:cs="Arial"/>
+          <w:sz w:val="22"/>
+          <w:szCs w:val="22"/>
+        </w:rPr>
+        <w:t>ditetapkan</w:t>
+      </w:r>
+      <w:r>
+        <w:rPr>
+          <w:rFonts w:ascii="Arial" w:eastAsia="Arial" w:hAnsi="Arial" w:cs="Arial"/>
+          <w:sz w:val="22"/>
+          <w:szCs w:val="22"/>
+        </w:rPr>
+        <w:t xml:space="preserve"> Dokumen Persiapan Pengadaan</w:t>
+      </w:r>
+      <w:r>
+        <w:rPr>
+          <w:rFonts w:ascii="Arial" w:eastAsia="Arial" w:hAnsi="Arial" w:cs="Arial"/>
+          <w:sz w:val="22"/>
+          <w:szCs w:val="22"/>
+        </w:rPr>
+        <w:t>.</w:t>
       </w:r>
       <w:r>
         <w:rPr>
@@ -18044,15 +18061,22 @@
 </file>
 
 <file path=customXml/item1.xml><?xml version="1.0" encoding="utf-8"?>
-<?mso-contentType ?>
-<FormTemplates xmlns="http://schemas.microsoft.com/sharepoint/v3/contenttype/forms">
-  <Display>DocumentLibraryForm</Display>
-  <Edit>DocumentLibraryForm</Edit>
-  <New>DocumentLibraryForm</New>
-</FormTemplates>
+<p:properties xmlns:p="http://schemas.microsoft.com/office/2006/metadata/properties" xmlns:xsi="http://www.w3.org/2001/XMLSchema-instance" xmlns:pc="http://schemas.microsoft.com/office/infopath/2007/PartnerControls">
+  <documentManagement>
+    <TaxCatchAll xmlns="23b7ebbb-480e-4d36-8f38-fd0ac82dae9c" xsi:nil="true"/>
+    <lcf76f155ced4ddcb4097134ff3c332f xmlns="87f1a149-5420-40c2-b2e8-d8d0877ebc85">
+      <Terms xmlns="http://schemas.microsoft.com/office/infopath/2007/PartnerControls"/>
+    </lcf76f155ced4ddcb4097134ff3c332f>
+    <PIC xmlns="87f1a149-5420-40c2-b2e8-d8d0877ebc85" xsi:nil="true"/>
+  </documentManagement>
+</p:properties>
 </file>
 
 <file path=customXml/item2.xml><?xml version="1.0" encoding="utf-8"?>
+<b:Sources xmlns:b="http://schemas.openxmlformats.org/officeDocument/2006/bibliography" xmlns="http://schemas.openxmlformats.org/officeDocument/2006/bibliography" SelectedStyle="\APASixthEditionOfficeOnline.xsl" StyleName="APA" Version="6"/>
+</file>
+
+<file path=customXml/item3.xml><?xml version="1.0" encoding="utf-8"?>
 <ct:contentTypeSchema xmlns:ct="http://schemas.microsoft.com/office/2006/metadata/contentType" xmlns:ma="http://schemas.microsoft.com/office/2006/metadata/properties/metaAttributes" ct:_="" ma:_="" ma:contentTypeName="Document" ma:contentTypeID="0x010100AEF28E0A17E4AE4FA5DD6A9AABB5DBC8" ma:contentTypeVersion="16" ma:contentTypeDescription="Create a new document." ma:contentTypeScope="" ma:versionID="a17fa769c7c4fea18ba461e558e121e5">
   <xsd:schema xmlns:xsd="http://www.w3.org/2001/XMLSchema" xmlns:xs="http://www.w3.org/2001/XMLSchema" xmlns:p="http://schemas.microsoft.com/office/2006/metadata/properties" xmlns:ns2="87f1a149-5420-40c2-b2e8-d8d0877ebc85" xmlns:ns3="23b7ebbb-480e-4d36-8f38-fd0ac82dae9c" targetNamespace="http://schemas.microsoft.com/office/2006/metadata/properties" ma:root="true" ma:fieldsID="3bfa0fac8ae4d24da5269d6ff34039be" ns2:_="" ns3:_="">
     <xsd:import namespace="87f1a149-5420-40c2-b2e8-d8d0877ebc85"/>
@@ -18295,31 +18319,35 @@
 </ct:contentTypeSchema>
 </file>
 
-<file path=customXml/item3.xml><?xml version="1.0" encoding="utf-8"?>
-<b:Sources xmlns:b="http://schemas.openxmlformats.org/officeDocument/2006/bibliography" xmlns="http://schemas.openxmlformats.org/officeDocument/2006/bibliography" SelectedStyle="\APASixthEditionOfficeOnline.xsl" StyleName="APA" Version="6"/>
-</file>
-
 <file path=customXml/item4.xml><?xml version="1.0" encoding="utf-8"?>
-<p:properties xmlns:p="http://schemas.microsoft.com/office/2006/metadata/properties" xmlns:xsi="http://www.w3.org/2001/XMLSchema-instance" xmlns:pc="http://schemas.microsoft.com/office/infopath/2007/PartnerControls">
-  <documentManagement>
-    <TaxCatchAll xmlns="23b7ebbb-480e-4d36-8f38-fd0ac82dae9c" xsi:nil="true"/>
-    <lcf76f155ced4ddcb4097134ff3c332f xmlns="87f1a149-5420-40c2-b2e8-d8d0877ebc85">
-      <Terms xmlns="http://schemas.microsoft.com/office/infopath/2007/PartnerControls"/>
-    </lcf76f155ced4ddcb4097134ff3c332f>
-    <PIC xmlns="87f1a149-5420-40c2-b2e8-d8d0877ebc85" xsi:nil="true"/>
-  </documentManagement>
-</p:properties>
+<?mso-contentType ?>
+<FormTemplates xmlns="http://schemas.microsoft.com/sharepoint/v3/contenttype/forms">
+  <Display>DocumentLibraryForm</Display>
+  <Edit>DocumentLibraryForm</Edit>
+  <New>DocumentLibraryForm</New>
+</FormTemplates>
 </file>
 
 <file path=customXml/itemProps1.xml><?xml version="1.0" encoding="utf-8"?>
-<ds:datastoreItem xmlns:ds="http://schemas.openxmlformats.org/officeDocument/2006/customXml" ds:itemID="{ADE80AD1-B511-437D-9EC6-E71B406ED00D}">
+<ds:datastoreItem xmlns:ds="http://schemas.openxmlformats.org/officeDocument/2006/customXml" ds:itemID="{0EF6B3C1-2C0C-45C1-848E-2E47DFDB0FBC}">
   <ds:schemaRefs>
-    <ds:schemaRef ds:uri="http://schemas.microsoft.com/sharepoint/v3/contenttype/forms"/>
+    <ds:schemaRef ds:uri="http://schemas.microsoft.com/office/2006/metadata/properties"/>
+    <ds:schemaRef ds:uri="http://schemas.microsoft.com/office/infopath/2007/PartnerControls"/>
+    <ds:schemaRef ds:uri="23b7ebbb-480e-4d36-8f38-fd0ac82dae9c"/>
+    <ds:schemaRef ds:uri="87f1a149-5420-40c2-b2e8-d8d0877ebc85"/>
   </ds:schemaRefs>
 </ds:datastoreItem>
 </file>
 
 <file path=customXml/itemProps2.xml><?xml version="1.0" encoding="utf-8"?>
+<ds:datastoreItem xmlns:ds="http://schemas.openxmlformats.org/officeDocument/2006/customXml" ds:itemID="{10D35394-9BBA-4CA7-9ACA-93FF9FC4B9FE}">
+  <ds:schemaRefs>
+    <ds:schemaRef ds:uri="http://schemas.openxmlformats.org/officeDocument/2006/bibliography"/>
+  </ds:schemaRefs>
+</ds:datastoreItem>
+</file>
+
+<file path=customXml/itemProps3.xml><?xml version="1.0" encoding="utf-8"?>
 <ds:datastoreItem xmlns:ds="http://schemas.openxmlformats.org/officeDocument/2006/customXml" ds:itemID="{A2934C3C-1F7E-4BE6-BD60-DDF56A21B2D7}">
   <ds:schemaRefs>
     <ds:schemaRef ds:uri="http://schemas.microsoft.com/office/2006/metadata/contentType"/>
@@ -18338,21 +18366,10 @@
 </ds:datastoreItem>
 </file>
 
-<file path=customXml/itemProps3.xml><?xml version="1.0" encoding="utf-8"?>
-<ds:datastoreItem xmlns:ds="http://schemas.openxmlformats.org/officeDocument/2006/customXml" ds:itemID="{10D35394-9BBA-4CA7-9ACA-93FF9FC4B9FE}">
+<file path=customXml/itemProps4.xml><?xml version="1.0" encoding="utf-8"?>
+<ds:datastoreItem xmlns:ds="http://schemas.openxmlformats.org/officeDocument/2006/customXml" ds:itemID="{ADE80AD1-B511-437D-9EC6-E71B406ED00D}">
   <ds:schemaRefs>
-    <ds:schemaRef ds:uri="http://schemas.openxmlformats.org/officeDocument/2006/bibliography"/>
-  </ds:schemaRefs>
-</ds:datastoreItem>
-</file>
-
-<file path=customXml/itemProps4.xml><?xml version="1.0" encoding="utf-8"?>
-<ds:datastoreItem xmlns:ds="http://schemas.openxmlformats.org/officeDocument/2006/customXml" ds:itemID="{0EF6B3C1-2C0C-45C1-848E-2E47DFDB0FBC}">
-  <ds:schemaRefs>
-    <ds:schemaRef ds:uri="http://schemas.microsoft.com/office/2006/metadata/properties"/>
-    <ds:schemaRef ds:uri="http://schemas.microsoft.com/office/infopath/2007/PartnerControls"/>
-    <ds:schemaRef ds:uri="23b7ebbb-480e-4d36-8f38-fd0ac82dae9c"/>
-    <ds:schemaRef ds:uri="87f1a149-5420-40c2-b2e8-d8d0877ebc85"/>
+    <ds:schemaRef ds:uri="http://schemas.microsoft.com/sharepoint/v3/contenttype/forms"/>
   </ds:schemaRefs>
 </ds:datastoreItem>
 </file>